--- a/docs/preservation-user-guide.docx
+++ b/docs/preservation-user-guide.docx
@@ -7,7 +7,7 @@
         <w:pStyle w:val="Title"/>
       </w:pPr>
       <w:r>
-        <w:t xml:space="preserve">Digital Preservation User Guide</w:t>
+        <w:t xml:space="preserve">preservation user guide</w:t>
       </w:r>
     </w:p>
     <w:p>
@@ -18,7 +18,33 @@
         <w:t xml:space="preserve">The Archive and Heritage Group (Pty) Ltd</w:t>
       </w:r>
     </w:p>
-    <w:bookmarkStart w:id="96" w:name="digital-preservation-user-guide"/>
+    <w:sdt>
+      <w:sdtPr>
+        <w:docPartObj>
+          <w:docPartGallery w:val="Table of Contents"/>
+          <w:docPartUnique/>
+        </w:docPartObj>
+      </w:sdtPr>
+      <w:sdtContent>
+        <w:p>
+          <w:pPr>
+            <w:pStyle w:val="TOCHeading"/>
+          </w:pPr>
+          <w:r>
+            <w:t xml:space="preserve">Table of Contents</w:t>
+          </w:r>
+        </w:p>
+        <w:p>
+          <w:r>
+            <w:fldChar w:fldCharType="begin" w:dirty="true"/>
+            <w:instrText xml:space="preserve">TOC \o "1-3" \h \z \u</w:instrText>
+            <w:fldChar w:fldCharType="separate"/>
+            <w:fldChar w:fldCharType="end"/>
+          </w:r>
+        </w:p>
+      </w:sdtContent>
+    </w:sdt>
+    <w:bookmarkStart w:id="97" w:name="digital-preservation-user-guide"/>
     <w:p>
       <w:pPr>
         <w:pStyle w:val="Heading1"/>
@@ -309,112 +335,52 @@
     </w:p>
     <w:p>
       <w:pPr>
-        <w:pStyle w:val="SourceCode"/>
-      </w:pPr>
-      <w:r>
-        <w:rPr>
-          <w:rStyle w:val="VerbatimChar"/>
-        </w:rPr>
-        <w:t xml:space="preserve">+-------------------------------------------------------------+</w:t>
-      </w:r>
-      <w:r>
-        <w:br/>
-      </w:r>
-      <w:r>
-        <w:rPr>
-          <w:rStyle w:val="VerbatimChar"/>
-        </w:rPr>
-        <w:t xml:space="preserve">|                   CENTRAL DASHBOARD                          |</w:t>
-      </w:r>
-      <w:r>
-        <w:br/>
-      </w:r>
-      <w:r>
-        <w:rPr>
-          <w:rStyle w:val="VerbatimChar"/>
-        </w:rPr>
-        <w:t xml:space="preserve">+-------------------------------------------------------------+</w:t>
-      </w:r>
-      <w:r>
-        <w:br/>
-      </w:r>
-      <w:r>
-        <w:rPr>
-          <w:rStyle w:val="VerbatimChar"/>
-        </w:rPr>
-        <w:t xml:space="preserve">|  +------------+  +------------+  +------------+              |</w:t>
-      </w:r>
-      <w:r>
-        <w:br/>
-      </w:r>
-      <w:r>
-        <w:rPr>
-          <w:rStyle w:val="VerbatimChar"/>
-        </w:rPr>
-        <w:t xml:space="preserve">|  |  Digital   |  |   Format   |  | Checksums  |              |</w:t>
-      </w:r>
-      <w:r>
-        <w:br/>
-      </w:r>
-      <w:r>
-        <w:rPr>
-          <w:rStyle w:val="VerbatimChar"/>
-        </w:rPr>
-        <w:t xml:space="preserve">|  |Preservation|  |  Registry  |  | &amp; Integrity|              |</w:t>
-      </w:r>
-      <w:r>
-        <w:br/>
-      </w:r>
-      <w:r>
-        <w:rPr>
-          <w:rStyle w:val="VerbatimChar"/>
-        </w:rPr>
-        <w:t xml:space="preserve">|  +------------+  +------------+  +------------+              |</w:t>
-      </w:r>
-      <w:r>
-        <w:br/>
-      </w:r>
-      <w:r>
-        <w:rPr>
-          <w:rStyle w:val="VerbatimChar"/>
-        </w:rPr>
-        <w:t xml:space="preserve">|  +------------+  +------------+  +------------+              |</w:t>
-      </w:r>
-      <w:r>
-        <w:br/>
-      </w:r>
-      <w:r>
-        <w:rPr>
-          <w:rStyle w:val="VerbatimChar"/>
-        </w:rPr>
-        <w:t xml:space="preserve">|  |   Virus    |  |   Format   |  |   Backup   |              |</w:t>
-      </w:r>
-      <w:r>
-        <w:br/>
-      </w:r>
-      <w:r>
-        <w:rPr>
-          <w:rStyle w:val="VerbatimChar"/>
-        </w:rPr>
-        <w:t xml:space="preserve">|  |  Scanning  |  | Conversion |  |Verification|              |</w:t>
-      </w:r>
-      <w:r>
-        <w:br/>
-      </w:r>
-      <w:r>
-        <w:rPr>
-          <w:rStyle w:val="VerbatimChar"/>
-        </w:rPr>
-        <w:t xml:space="preserve">|  +------------+  +------------+  +------------+              |</w:t>
-      </w:r>
-      <w:r>
-        <w:br/>
-      </w:r>
-      <w:r>
-        <w:rPr>
-          <w:rStyle w:val="VerbatimChar"/>
-        </w:rPr>
-        <w:t xml:space="preserve">+-------------------------------------------------------------+</w:t>
+        <w:pStyle w:val="FirstParagraph"/>
+      </w:pPr>
+      <w:r>
+        <w:t xml:space="preserve">CENTRAL</w:t>
+      </w:r>
+      <w:r>
+        <w:t xml:space="preserve">DASHBOARD</w:t>
+      </w:r>
+      <w:r>
+        <w:t xml:space="preserve">Digital</w:t>
+      </w:r>
+      <w:r>
+        <w:t xml:space="preserve">Format</w:t>
+      </w:r>
+      <w:r>
+        <w:t xml:space="preserve">Checksums</w:t>
+      </w:r>
+      <w:r>
+        <w:t xml:space="preserve">Preservation</w:t>
+      </w:r>
+      <w:r>
+        <w:t xml:space="preserve">Registry</w:t>
+      </w:r>
+      <w:r>
+        <w:t xml:space="preserve">&amp;</w:t>
+      </w:r>
+      <w:r>
+        <w:t xml:space="preserve">Integrity</w:t>
+      </w:r>
+      <w:r>
+        <w:t xml:space="preserve">Virus</w:t>
+      </w:r>
+      <w:r>
+        <w:t xml:space="preserve">Format</w:t>
+      </w:r>
+      <w:r>
+        <w:t xml:space="preserve">Backup</w:t>
+      </w:r>
+      <w:r>
+        <w:t xml:space="preserve">Scanning</w:t>
+      </w:r>
+      <w:r>
+        <w:t xml:space="preserve">Conversion</w:t>
+      </w:r>
+      <w:r>
+        <w:t xml:space="preserve">Verification</w:t>
       </w:r>
     </w:p>
     <w:bookmarkEnd w:id="21"/>
@@ -869,7 +835,7 @@
     </w:p>
     <w:bookmarkEnd w:id="24"/>
     <w:bookmarkEnd w:id="25"/>
-    <w:bookmarkStart w:id="70" w:name="core-features"/>
+    <w:bookmarkStart w:id="71" w:name="core-features"/>
     <w:p>
       <w:pPr>
         <w:pStyle w:val="Heading2"/>
@@ -906,220 +872,76 @@
     </w:p>
     <w:p>
       <w:pPr>
-        <w:pStyle w:val="SourceCode"/>
-      </w:pPr>
-      <w:r>
-        <w:rPr>
-          <w:rStyle w:val="VerbatimChar"/>
-        </w:rPr>
-        <w:t xml:space="preserve">+-------------------------------------------------------------+</w:t>
-      </w:r>
-      <w:r>
-        <w:br/>
-      </w:r>
-      <w:r>
-        <w:rPr>
-          <w:rStyle w:val="VerbatimChar"/>
-        </w:rPr>
-        <w:t xml:space="preserve">|                    CHECKSUM WORKFLOW                         |</w:t>
-      </w:r>
-      <w:r>
-        <w:br/>
-      </w:r>
-      <w:r>
-        <w:rPr>
-          <w:rStyle w:val="VerbatimChar"/>
-        </w:rPr>
-        <w:t xml:space="preserve">+-------------------------------------------------------------+</w:t>
-      </w:r>
-      <w:r>
-        <w:br/>
-      </w:r>
-      <w:r>
-        <w:rPr>
-          <w:rStyle w:val="VerbatimChar"/>
-        </w:rPr>
-        <w:t xml:space="preserve">|                                                              |</w:t>
-      </w:r>
-      <w:r>
-        <w:br/>
-      </w:r>
-      <w:r>
-        <w:rPr>
-          <w:rStyle w:val="VerbatimChar"/>
-        </w:rPr>
-        <w:t xml:space="preserve">|    +----------+      +------------+      +-------------+     |</w:t>
-      </w:r>
-      <w:r>
-        <w:br/>
-      </w:r>
-      <w:r>
-        <w:rPr>
-          <w:rStyle w:val="VerbatimChar"/>
-        </w:rPr>
-        <w:t xml:space="preserve">|    |  Digital | ---&gt; |  Generate  | ---&gt; |   Store     |     |</w:t>
-      </w:r>
-      <w:r>
-        <w:br/>
-      </w:r>
-      <w:r>
-        <w:rPr>
-          <w:rStyle w:val="VerbatimChar"/>
-        </w:rPr>
-        <w:t xml:space="preserve">|    |  Object  |      |  Checksum  |      |  Checksum   |     |</w:t>
-      </w:r>
-      <w:r>
-        <w:br/>
-      </w:r>
-      <w:r>
-        <w:rPr>
-          <w:rStyle w:val="VerbatimChar"/>
-        </w:rPr>
-        <w:t xml:space="preserve">|    +----------+      +------------+      +-------------+     |</w:t>
-      </w:r>
-      <w:r>
-        <w:br/>
-      </w:r>
-      <w:r>
-        <w:rPr>
-          <w:rStyle w:val="VerbatimChar"/>
-        </w:rPr>
-        <w:t xml:space="preserve">|         |                                       |            |</w:t>
-      </w:r>
-      <w:r>
-        <w:br/>
-      </w:r>
-      <w:r>
-        <w:rPr>
-          <w:rStyle w:val="VerbatimChar"/>
-        </w:rPr>
-        <w:t xml:space="preserve">|         |              LATER                    |            |</w:t>
-      </w:r>
-      <w:r>
-        <w:br/>
-      </w:r>
-      <w:r>
-        <w:rPr>
-          <w:rStyle w:val="VerbatimChar"/>
-        </w:rPr>
-        <w:t xml:space="preserve">|         v                                       v            |</w:t>
-      </w:r>
-      <w:r>
-        <w:br/>
-      </w:r>
-      <w:r>
-        <w:rPr>
-          <w:rStyle w:val="VerbatimChar"/>
-        </w:rPr>
-        <w:t xml:space="preserve">|    +----------+      +------------+      +-------------+     |</w:t>
-      </w:r>
-      <w:r>
-        <w:br/>
-      </w:r>
-      <w:r>
-        <w:rPr>
-          <w:rStyle w:val="VerbatimChar"/>
-        </w:rPr>
-        <w:t xml:space="preserve">|    |  Same    | ---&gt; | Recalculate| ---&gt; |   Compare   |     |</w:t>
-      </w:r>
-      <w:r>
-        <w:br/>
-      </w:r>
-      <w:r>
-        <w:rPr>
-          <w:rStyle w:val="VerbatimChar"/>
-        </w:rPr>
-        <w:t xml:space="preserve">|    |  File    |      |  Checksum  |      |  Checksums  |     |</w:t>
-      </w:r>
-      <w:r>
-        <w:br/>
-      </w:r>
-      <w:r>
-        <w:rPr>
-          <w:rStyle w:val="VerbatimChar"/>
-        </w:rPr>
-        <w:t xml:space="preserve">|    +----------+      +------------+      +-------------+     |</w:t>
-      </w:r>
-      <w:r>
-        <w:br/>
-      </w:r>
-      <w:r>
-        <w:rPr>
-          <w:rStyle w:val="VerbatimChar"/>
-        </w:rPr>
-        <w:t xml:space="preserve">|                                                 |            |</w:t>
-      </w:r>
-      <w:r>
-        <w:br/>
-      </w:r>
-      <w:r>
-        <w:rPr>
-          <w:rStyle w:val="VerbatimChar"/>
-        </w:rPr>
-        <w:t xml:space="preserve">|                              +------------------+---+        |</w:t>
-      </w:r>
-      <w:r>
-        <w:br/>
-      </w:r>
-      <w:r>
-        <w:rPr>
-          <w:rStyle w:val="VerbatimChar"/>
-        </w:rPr>
-        <w:t xml:space="preserve">|                              v                      v        |</w:t>
-      </w:r>
-      <w:r>
-        <w:br/>
-      </w:r>
-      <w:r>
-        <w:rPr>
-          <w:rStyle w:val="VerbatimChar"/>
-        </w:rPr>
-        <w:t xml:space="preserve">|                        +---------+           +---------+     |</w:t>
-      </w:r>
-      <w:r>
-        <w:br/>
-      </w:r>
-      <w:r>
-        <w:rPr>
-          <w:rStyle w:val="VerbatimChar"/>
-        </w:rPr>
-        <w:t xml:space="preserve">|                        |  MATCH  |           |  DIFFER |     |</w:t>
-      </w:r>
-      <w:r>
-        <w:br/>
-      </w:r>
-      <w:r>
-        <w:rPr>
-          <w:rStyle w:val="VerbatimChar"/>
-        </w:rPr>
-        <w:t xml:space="preserve">|                        |    OK   |           |  ALERT! |     |</w:t>
-      </w:r>
-      <w:r>
-        <w:br/>
-      </w:r>
-      <w:r>
-        <w:rPr>
-          <w:rStyle w:val="VerbatimChar"/>
-        </w:rPr>
-        <w:t xml:space="preserve">|                        +---------+           +---------+     |</w:t>
-      </w:r>
-      <w:r>
-        <w:br/>
-      </w:r>
-      <w:r>
-        <w:rPr>
-          <w:rStyle w:val="VerbatimChar"/>
-        </w:rPr>
-        <w:t xml:space="preserve">|                                                              |</w:t>
-      </w:r>
-      <w:r>
-        <w:br/>
-      </w:r>
-      <w:r>
-        <w:rPr>
-          <w:rStyle w:val="VerbatimChar"/>
-        </w:rPr>
-        <w:t xml:space="preserve">+-------------------------------------------------------------+</w:t>
+        <w:pStyle w:val="FirstParagraph"/>
+      </w:pPr>
+      <w:r>
+        <w:t xml:space="preserve">CHECKSUM</w:t>
+      </w:r>
+      <w:r>
+        <w:t xml:space="preserve">WORKFLOW</w:t>
+      </w:r>
+      <w:r>
+        <w:t xml:space="preserve">Digital</w:t>
+      </w:r>
+      <w:r>
+        <w:t xml:space="preserve">Generate</w:t>
+      </w:r>
+      <w:r>
+        <w:t xml:space="preserve">Store</w:t>
+      </w:r>
+      <w:r>
+        <w:t xml:space="preserve">Object</w:t>
+      </w:r>
+      <w:r>
+        <w:t xml:space="preserve">Checksum</w:t>
+      </w:r>
+      <w:r>
+        <w:t xml:space="preserve">Checksum</w:t>
+      </w:r>
+      <w:r>
+        <w:t xml:space="preserve">LATER</w:t>
+      </w:r>
+      <w:r>
+        <w:t xml:space="preserve">v</w:t>
+      </w:r>
+      <w:r>
+        <w:t xml:space="preserve">v</w:t>
+      </w:r>
+      <w:r>
+        <w:t xml:space="preserve">Same</w:t>
+      </w:r>
+      <w:r>
+        <w:t xml:space="preserve">Recalculate</w:t>
+      </w:r>
+      <w:r>
+        <w:t xml:space="preserve">Compare</w:t>
+      </w:r>
+      <w:r>
+        <w:t xml:space="preserve">File</w:t>
+      </w:r>
+      <w:r>
+        <w:t xml:space="preserve">Checksum</w:t>
+      </w:r>
+      <w:r>
+        <w:t xml:space="preserve">Checksums</w:t>
+      </w:r>
+      <w:r>
+        <w:t xml:space="preserve">v</w:t>
+      </w:r>
+      <w:r>
+        <w:t xml:space="preserve">v</w:t>
+      </w:r>
+      <w:r>
+        <w:t xml:space="preserve">MATCH</w:t>
+      </w:r>
+      <w:r>
+        <w:t xml:space="preserve">DIFFER</w:t>
+      </w:r>
+      <w:r>
+        <w:t xml:space="preserve">OK</w:t>
+      </w:r>
+      <w:r>
+        <w:t xml:space="preserve">ALERT!</w:t>
       </w:r>
     </w:p>
     <w:bookmarkEnd w:id="26"/>
@@ -1508,7 +1330,7 @@
     </w:p>
     <w:bookmarkEnd w:id="28"/>
     <w:bookmarkEnd w:id="29"/>
-    <w:bookmarkStart w:id="31" w:name="fixity-verification"/>
+    <w:bookmarkStart w:id="32" w:name="fixity-verification"/>
     <w:p>
       <w:pPr>
         <w:pStyle w:val="Heading3"/>
@@ -1525,7 +1347,186 @@
         <w:t xml:space="preserve">Fixity checks verify that files haven’t changed since checksums were created.</w:t>
       </w:r>
     </w:p>
-    <w:bookmarkStart w:id="30" w:name="running-fixity-checks"/>
+    <w:bookmarkStart w:id="30" w:name="the-first-run-records-a-baseline"/>
+    <w:p>
+      <w:pPr>
+        <w:pStyle w:val="Heading4"/>
+      </w:pPr>
+      <w:r>
+        <w:t xml:space="preserve">The first run records a baseline</w:t>
+      </w:r>
+    </w:p>
+    <w:p>
+      <w:pPr>
+        <w:pStyle w:val="FirstParagraph"/>
+      </w:pPr>
+      <w:r>
+        <w:t xml:space="preserve">On an archive that has never been checked there is nothing to compare against, so</w:t>
+      </w:r>
+      <w:r>
+        <w:t xml:space="preserve"> </w:t>
+      </w:r>
+      <w:r>
+        <w:t xml:space="preserve">the first run records a checksum for every master file and reports them as</w:t>
+      </w:r>
+      <w:r>
+        <w:t xml:space="preserve"> </w:t>
+      </w:r>
+      <w:r>
+        <w:rPr>
+          <w:bCs/>
+          <w:b/>
+        </w:rPr>
+        <w:t xml:space="preserve">baselines</w:t>
+      </w:r>
+      <w:r>
+        <w:t xml:space="preserve">, not as passes or failures:</w:t>
+      </w:r>
+    </w:p>
+    <w:p>
+      <w:pPr>
+        <w:pStyle w:val="SourceCode"/>
+      </w:pPr>
+      <w:r>
+        <w:rPr>
+          <w:rStyle w:val="VerbatimChar"/>
+        </w:rPr>
+        <w:t xml:space="preserve">Fixity Check Complete:</w:t>
+      </w:r>
+      <w:r>
+        <w:br/>
+      </w:r>
+      <w:r>
+        <w:rPr>
+          <w:rStyle w:val="VerbatimChar"/>
+        </w:rPr>
+        <w:t xml:space="preserve">  Passed:        0</w:t>
+      </w:r>
+      <w:r>
+        <w:br/>
+      </w:r>
+      <w:r>
+        <w:rPr>
+          <w:rStyle w:val="VerbatimChar"/>
+        </w:rPr>
+        <w:t xml:space="preserve">  Baselines:     5 (first check, nothing to compare against yet)</w:t>
+      </w:r>
+      <w:r>
+        <w:br/>
+      </w:r>
+      <w:r>
+        <w:rPr>
+          <w:rStyle w:val="VerbatimChar"/>
+        </w:rPr>
+        <w:t xml:space="preserve">  Failed:        0</w:t>
+      </w:r>
+    </w:p>
+    <w:p>
+      <w:pPr>
+        <w:pStyle w:val="FirstParagraph"/>
+      </w:pPr>
+      <w:r>
+        <w:t xml:space="preserve">From the second run onwards each file is hashed and compared with its baseline,</w:t>
+      </w:r>
+      <w:r>
+        <w:t xml:space="preserve"> </w:t>
+      </w:r>
+      <w:r>
+        <w:t xml:space="preserve">and the summary reads</w:t>
+      </w:r>
+      <w:r>
+        <w:t xml:space="preserve"> </w:t>
+      </w:r>
+      <w:r>
+        <w:rPr>
+          <w:rStyle w:val="VerbatimChar"/>
+        </w:rPr>
+        <w:t xml:space="preserve">Passed: 5</w:t>
+      </w:r>
+      <w:r>
+        <w:t xml:space="preserve">. A mismatch is counted under</w:t>
+      </w:r>
+      <w:r>
+        <w:t xml:space="preserve"> </w:t>
+      </w:r>
+      <w:r>
+        <w:rPr>
+          <w:bCs/>
+          <w:b/>
+        </w:rPr>
+        <w:t xml:space="preserve">Failed</w:t>
+      </w:r>
+      <w:r>
+        <w:t xml:space="preserve"> </w:t>
+      </w:r>
+      <w:r>
+        <w:t xml:space="preserve">(or</w:t>
+      </w:r>
+      <w:r>
+        <w:t xml:space="preserve"> </w:t>
+      </w:r>
+      <w:r>
+        <w:rPr>
+          <w:bCs/>
+          <w:b/>
+        </w:rPr>
+        <w:t xml:space="preserve">Repair Failed</w:t>
+      </w:r>
+      <w:r>
+        <w:t xml:space="preserve"> </w:t>
+      </w:r>
+      <w:r>
+        <w:t xml:space="preserve">when auto-repair is on and no backup copy could be used), and</w:t>
+      </w:r>
+      <w:r>
+        <w:t xml:space="preserve"> </w:t>
+      </w:r>
+      <w:r>
+        <w:t xml:space="preserve">the run ends with</w:t>
+      </w:r>
+      <w:r>
+        <w:t xml:space="preserve"> </w:t>
+      </w:r>
+      <w:r>
+        <w:rPr>
+          <w:rStyle w:val="VerbatimChar"/>
+        </w:rPr>
+        <w:t xml:space="preserve">WARNING: Some files have integrity issues!</w:t>
+      </w:r>
+      <w:r>
+        <w:t xml:space="preserve">.</w:t>
+      </w:r>
+      <w:r>
+        <w:t xml:space="preserve"> </w:t>
+      </w:r>
+      <w:r>
+        <w:rPr>
+          <w:bCs/>
+          <w:b/>
+        </w:rPr>
+        <w:t xml:space="preserve">Errors</w:t>
+      </w:r>
+      <w:r>
+        <w:t xml:space="preserve"> </w:t>
+      </w:r>
+      <w:r>
+        <w:t xml:space="preserve">means</w:t>
+      </w:r>
+      <w:r>
+        <w:t xml:space="preserve"> </w:t>
+      </w:r>
+      <w:r>
+        <w:t xml:space="preserve">the check itself could not be carried out - an unreadable file or a bad path -</w:t>
+      </w:r>
+      <w:r>
+        <w:t xml:space="preserve"> </w:t>
+      </w:r>
+      <w:r>
+        <w:t xml:space="preserve">and not that the file is corrupt.</w:t>
+      </w:r>
+    </w:p>
+    <w:bookmarkEnd w:id="30"/>
+    <w:bookmarkStart w:id="31" w:name="running-fixity-checks"/>
     <w:p>
       <w:pPr>
         <w:pStyle w:val="Heading4"/>
@@ -2147,9 +2148,9 @@
         </w:pict>
       </w:r>
     </w:p>
-    <w:bookmarkEnd w:id="30"/>
     <w:bookmarkEnd w:id="31"/>
-    <w:bookmarkStart w:id="36" w:name="virus-scanning"/>
+    <w:bookmarkEnd w:id="32"/>
+    <w:bookmarkStart w:id="37" w:name="virus-scanning"/>
     <w:p>
       <w:pPr>
         <w:pStyle w:val="Heading3"/>
@@ -2166,7 +2167,7 @@
         <w:t xml:space="preserve">The plugin integrates with ClamAV to scan digital objects for malware.</w:t>
       </w:r>
     </w:p>
-    <w:bookmarkStart w:id="32" w:name="prerequisites"/>
+    <w:bookmarkStart w:id="33" w:name="prerequisites"/>
     <w:p>
       <w:pPr>
         <w:pStyle w:val="Heading4"/>
@@ -2221,8 +2222,8 @@
         <w:t xml:space="preserve"># Update virus definitions</w:t>
       </w:r>
     </w:p>
-    <w:bookmarkEnd w:id="32"/>
-    <w:bookmarkStart w:id="33" w:name="how-virus-scanning-works"/>
+    <w:bookmarkEnd w:id="33"/>
+    <w:bookmarkStart w:id="34" w:name="how-virus-scanning-works"/>
     <w:p>
       <w:pPr>
         <w:pStyle w:val="Heading4"/>
@@ -2233,215 +2234,65 @@
     </w:p>
     <w:p>
       <w:pPr>
-        <w:pStyle w:val="SourceCode"/>
-      </w:pPr>
-      <w:r>
-        <w:rPr>
-          <w:rStyle w:val="VerbatimChar"/>
-        </w:rPr>
-        <w:t xml:space="preserve">+-------------------------------------------------------------+</w:t>
-      </w:r>
-      <w:r>
-        <w:br/>
-      </w:r>
-      <w:r>
-        <w:rPr>
-          <w:rStyle w:val="VerbatimChar"/>
-        </w:rPr>
-        <w:t xml:space="preserve">|                    VIRUS SCAN WORKFLOW                       |</w:t>
-      </w:r>
-      <w:r>
-        <w:br/>
-      </w:r>
-      <w:r>
-        <w:rPr>
-          <w:rStyle w:val="VerbatimChar"/>
-        </w:rPr>
-        <w:t xml:space="preserve">+-------------------------------------------------------------+</w:t>
-      </w:r>
-      <w:r>
-        <w:br/>
-      </w:r>
-      <w:r>
-        <w:rPr>
-          <w:rStyle w:val="VerbatimChar"/>
-        </w:rPr>
-        <w:t xml:space="preserve">|                                                              |</w:t>
-      </w:r>
-      <w:r>
-        <w:br/>
-      </w:r>
-      <w:r>
-        <w:rPr>
-          <w:rStyle w:val="VerbatimChar"/>
-        </w:rPr>
-        <w:t xml:space="preserve">|    +----------+      +------------+      +-------------+     |</w:t>
-      </w:r>
-      <w:r>
-        <w:br/>
-      </w:r>
-      <w:r>
-        <w:rPr>
-          <w:rStyle w:val="VerbatimChar"/>
-        </w:rPr>
-        <w:t xml:space="preserve">|    |  Digital | ---&gt; |   ClamAV   | ---&gt; |   Result    |     |</w:t>
-      </w:r>
-      <w:r>
-        <w:br/>
-      </w:r>
-      <w:r>
-        <w:rPr>
-          <w:rStyle w:val="VerbatimChar"/>
-        </w:rPr>
-        <w:t xml:space="preserve">|    |  Object  |      |    Scan    |      |   Status    |     |</w:t>
-      </w:r>
-      <w:r>
-        <w:br/>
-      </w:r>
-      <w:r>
-        <w:rPr>
-          <w:rStyle w:val="VerbatimChar"/>
-        </w:rPr>
-        <w:t xml:space="preserve">|    +----------+      +------------+      +-------------+     |</w:t>
-      </w:r>
-      <w:r>
-        <w:br/>
-      </w:r>
-      <w:r>
-        <w:rPr>
-          <w:rStyle w:val="VerbatimChar"/>
-        </w:rPr>
-        <w:t xml:space="preserve">|                                                 |            |</w:t>
-      </w:r>
-      <w:r>
-        <w:br/>
-      </w:r>
-      <w:r>
-        <w:rPr>
-          <w:rStyle w:val="VerbatimChar"/>
-        </w:rPr>
-        <w:t xml:space="preserve">|                      +----------+---------------+            |</w:t>
-      </w:r>
-      <w:r>
-        <w:br/>
-      </w:r>
-      <w:r>
-        <w:rPr>
-          <w:rStyle w:val="VerbatimChar"/>
-        </w:rPr>
-        <w:t xml:space="preserve">|                      |          |               |            |</w:t>
-      </w:r>
-      <w:r>
-        <w:br/>
-      </w:r>
-      <w:r>
-        <w:rPr>
-          <w:rStyle w:val="VerbatimChar"/>
-        </w:rPr>
-        <w:t xml:space="preserve">|                      v          v               v            |</w:t>
-      </w:r>
-      <w:r>
-        <w:br/>
-      </w:r>
-      <w:r>
-        <w:rPr>
-          <w:rStyle w:val="VerbatimChar"/>
-        </w:rPr>
-        <w:t xml:space="preserve">|                 +-------+  +--------+     +-----------+      |</w:t>
-      </w:r>
-      <w:r>
-        <w:br/>
-      </w:r>
-      <w:r>
-        <w:rPr>
-          <w:rStyle w:val="VerbatimChar"/>
-        </w:rPr>
-        <w:t xml:space="preserve">|                 | CLEAN |  |INFECTED|     |   ERROR   |      |</w:t>
-      </w:r>
-      <w:r>
-        <w:br/>
-      </w:r>
-      <w:r>
-        <w:rPr>
-          <w:rStyle w:val="VerbatimChar"/>
-        </w:rPr>
-        <w:t xml:space="preserve">|                 +-------+  +--------+     +-----------+      |</w:t>
-      </w:r>
-      <w:r>
-        <w:br/>
-      </w:r>
-      <w:r>
-        <w:rPr>
-          <w:rStyle w:val="VerbatimChar"/>
-        </w:rPr>
-        <w:t xml:space="preserve">|                               |                              |</w:t>
-      </w:r>
-      <w:r>
-        <w:br/>
-      </w:r>
-      <w:r>
-        <w:rPr>
-          <w:rStyle w:val="VerbatimChar"/>
-        </w:rPr>
-        <w:t xml:space="preserve">|                               v                              |</w:t>
-      </w:r>
-      <w:r>
-        <w:br/>
-      </w:r>
-      <w:r>
-        <w:rPr>
-          <w:rStyle w:val="VerbatimChar"/>
-        </w:rPr>
-        <w:t xml:space="preserve">|                         +------------+                       |</w:t>
-      </w:r>
-      <w:r>
-        <w:br/>
-      </w:r>
-      <w:r>
-        <w:rPr>
-          <w:rStyle w:val="VerbatimChar"/>
-        </w:rPr>
-        <w:t xml:space="preserve">|                         | Quarantine |                       |</w:t>
-      </w:r>
-      <w:r>
-        <w:br/>
-      </w:r>
-      <w:r>
-        <w:rPr>
-          <w:rStyle w:val="VerbatimChar"/>
-        </w:rPr>
-        <w:t xml:space="preserve">|                         |    File    |                       |</w:t>
-      </w:r>
-      <w:r>
-        <w:br/>
-      </w:r>
-      <w:r>
-        <w:rPr>
-          <w:rStyle w:val="VerbatimChar"/>
-        </w:rPr>
-        <w:t xml:space="preserve">|                         +------------+                       |</w:t>
-      </w:r>
-      <w:r>
-        <w:br/>
-      </w:r>
-      <w:r>
-        <w:rPr>
-          <w:rStyle w:val="VerbatimChar"/>
-        </w:rPr>
-        <w:t xml:space="preserve">|                                                              |</w:t>
-      </w:r>
-      <w:r>
-        <w:br/>
-      </w:r>
-      <w:r>
-        <w:rPr>
-          <w:rStyle w:val="VerbatimChar"/>
-        </w:rPr>
-        <w:t xml:space="preserve">+-------------------------------------------------------------+</w:t>
-      </w:r>
-    </w:p>
-    <w:bookmarkEnd w:id="33"/>
-    <w:bookmarkStart w:id="34" w:name="running-virus-scans"/>
+        <w:pStyle w:val="FirstParagraph"/>
+      </w:pPr>
+      <w:r>
+        <w:t xml:space="preserve">VIRUS</w:t>
+      </w:r>
+      <w:r>
+        <w:t xml:space="preserve">SCAN</w:t>
+      </w:r>
+      <w:r>
+        <w:t xml:space="preserve">WORKFLOW</w:t>
+      </w:r>
+      <w:r>
+        <w:t xml:space="preserve">Digital</w:t>
+      </w:r>
+      <w:r>
+        <w:t xml:space="preserve">ClamAV</w:t>
+      </w:r>
+      <w:r>
+        <w:t xml:space="preserve">Result</w:t>
+      </w:r>
+      <w:r>
+        <w:t xml:space="preserve">Object</w:t>
+      </w:r>
+      <w:r>
+        <w:t xml:space="preserve">Scan</w:t>
+      </w:r>
+      <w:r>
+        <w:t xml:space="preserve">Status</w:t>
+      </w:r>
+      <w:r>
+        <w:t xml:space="preserve">v</w:t>
+      </w:r>
+      <w:r>
+        <w:t xml:space="preserve">v</w:t>
+      </w:r>
+      <w:r>
+        <w:t xml:space="preserve">v</w:t>
+      </w:r>
+      <w:r>
+        <w:t xml:space="preserve">CLEAN</w:t>
+      </w:r>
+      <w:r>
+        <w:t xml:space="preserve">INFECTED</w:t>
+      </w:r>
+      <w:r>
+        <w:t xml:space="preserve">ERROR</w:t>
+      </w:r>
+      <w:r>
+        <w:t xml:space="preserve">v</w:t>
+      </w:r>
+      <w:r>
+        <w:t xml:space="preserve">Quarantine</w:t>
+      </w:r>
+      <w:r>
+        <w:t xml:space="preserve">File</w:t>
+      </w:r>
+    </w:p>
+    <w:bookmarkEnd w:id="34"/>
+    <w:bookmarkStart w:id="35" w:name="running-virus-scans"/>
     <w:p>
       <w:pPr>
         <w:pStyle w:val="Heading4"/>
@@ -2730,8 +2581,8 @@
         <w:t xml:space="preserve">500</w:t>
       </w:r>
     </w:p>
-    <w:bookmarkEnd w:id="34"/>
-    <w:bookmarkStart w:id="35" w:name="quarantine"/>
+    <w:bookmarkEnd w:id="35"/>
+    <w:bookmarkStart w:id="36" w:name="quarantine"/>
     <w:p>
       <w:pPr>
         <w:pStyle w:val="Heading4"/>
@@ -2807,9 +2658,9 @@
         </w:pict>
       </w:r>
     </w:p>
-    <w:bookmarkEnd w:id="35"/>
     <w:bookmarkEnd w:id="36"/>
-    <w:bookmarkStart w:id="41" w:name="format-conversion"/>
+    <w:bookmarkEnd w:id="37"/>
+    <w:bookmarkStart w:id="42" w:name="format-conversion"/>
     <w:p>
       <w:pPr>
         <w:pStyle w:val="Heading3"/>
@@ -2826,7 +2677,7 @@
         <w:t xml:space="preserve">Convert files to archival-quality preservation formats using industry-standard tools.</w:t>
       </w:r>
     </w:p>
-    <w:bookmarkStart w:id="37" w:name="supported-conversions"/>
+    <w:bookmarkStart w:id="38" w:name="supported-conversions"/>
     <w:p>
       <w:pPr>
         <w:pStyle w:val="Heading4"/>
@@ -3117,8 +2968,8 @@
         </w:tc>
       </w:tr>
     </w:tbl>
-    <w:bookmarkEnd w:id="37"/>
-    <w:bookmarkStart w:id="38" w:name="how-format-conversion-works"/>
+    <w:bookmarkEnd w:id="38"/>
+    <w:bookmarkStart w:id="39" w:name="how-format-conversion-works"/>
     <w:p>
       <w:pPr>
         <w:pStyle w:val="Heading4"/>
@@ -3129,215 +2980,92 @@
     </w:p>
     <w:p>
       <w:pPr>
-        <w:pStyle w:val="SourceCode"/>
-      </w:pPr>
-      <w:r>
-        <w:rPr>
-          <w:rStyle w:val="VerbatimChar"/>
-        </w:rPr>
-        <w:t xml:space="preserve">+-------------------------------------------------------------+</w:t>
-      </w:r>
-      <w:r>
-        <w:br/>
-      </w:r>
-      <w:r>
-        <w:rPr>
-          <w:rStyle w:val="VerbatimChar"/>
-        </w:rPr>
-        <w:t xml:space="preserve">|                  FORMAT CONVERSION FLOW                      |</w:t>
-      </w:r>
-      <w:r>
-        <w:br/>
-      </w:r>
-      <w:r>
-        <w:rPr>
-          <w:rStyle w:val="VerbatimChar"/>
-        </w:rPr>
-        <w:t xml:space="preserve">+-------------------------------------------------------------+</w:t>
-      </w:r>
-      <w:r>
-        <w:br/>
-      </w:r>
-      <w:r>
-        <w:rPr>
-          <w:rStyle w:val="VerbatimChar"/>
-        </w:rPr>
-        <w:t xml:space="preserve">|                                                              |</w:t>
-      </w:r>
-      <w:r>
-        <w:br/>
-      </w:r>
-      <w:r>
-        <w:rPr>
-          <w:rStyle w:val="VerbatimChar"/>
-        </w:rPr>
-        <w:t xml:space="preserve">|  +----------+    +----------+    +----------+                |</w:t>
-      </w:r>
-      <w:r>
-        <w:br/>
-      </w:r>
-      <w:r>
-        <w:rPr>
-          <w:rStyle w:val="VerbatimChar"/>
-        </w:rPr>
-        <w:t xml:space="preserve">|  | Identify | -&gt; | Select   | -&gt; | Convert  |                |</w:t>
-      </w:r>
-      <w:r>
-        <w:br/>
-      </w:r>
-      <w:r>
-        <w:rPr>
-          <w:rStyle w:val="VerbatimChar"/>
-        </w:rPr>
-        <w:t xml:space="preserve">|  | Source   |    |  Tool    |    |  File    |                |</w:t>
-      </w:r>
-      <w:r>
-        <w:br/>
-      </w:r>
-      <w:r>
-        <w:rPr>
-          <w:rStyle w:val="VerbatimChar"/>
-        </w:rPr>
-        <w:t xml:space="preserve">|  | Format   |    |          |    |          |                |</w:t>
-      </w:r>
-      <w:r>
-        <w:br/>
-      </w:r>
-      <w:r>
-        <w:rPr>
-          <w:rStyle w:val="VerbatimChar"/>
-        </w:rPr>
-        <w:t xml:space="preserve">|  +----------+    +----------+    +----------+                |</w:t>
-      </w:r>
-      <w:r>
-        <w:br/>
-      </w:r>
-      <w:r>
-        <w:rPr>
-          <w:rStyle w:val="VerbatimChar"/>
-        </w:rPr>
-        <w:t xml:space="preserve">|                                        |                     |</w:t>
-      </w:r>
-      <w:r>
-        <w:br/>
-      </w:r>
-      <w:r>
-        <w:rPr>
-          <w:rStyle w:val="VerbatimChar"/>
-        </w:rPr>
-        <w:t xml:space="preserve">|                                        v                     |</w:t>
-      </w:r>
-      <w:r>
-        <w:br/>
-      </w:r>
-      <w:r>
-        <w:rPr>
-          <w:rStyle w:val="VerbatimChar"/>
-        </w:rPr>
-        <w:t xml:space="preserve">|  +----------+    +----------+    +----------+                |</w:t>
-      </w:r>
-      <w:r>
-        <w:br/>
-      </w:r>
-      <w:r>
-        <w:rPr>
-          <w:rStyle w:val="VerbatimChar"/>
-        </w:rPr>
-        <w:t xml:space="preserve">|  |  Update  | &lt;- |  Verify  | &lt;- |  Store   |                |</w:t>
-      </w:r>
-      <w:r>
-        <w:br/>
-      </w:r>
-      <w:r>
-        <w:rPr>
-          <w:rStyle w:val="VerbatimChar"/>
-        </w:rPr>
-        <w:t xml:space="preserve">|  | Metadata |    |  Output  |    | Converted|                |</w:t>
-      </w:r>
-      <w:r>
-        <w:br/>
-      </w:r>
-      <w:r>
-        <w:rPr>
-          <w:rStyle w:val="VerbatimChar"/>
-        </w:rPr>
-        <w:t xml:space="preserve">|  +----------+    +----------+    +----------+                |</w:t>
-      </w:r>
-      <w:r>
-        <w:br/>
-      </w:r>
-      <w:r>
-        <w:rPr>
-          <w:rStyle w:val="VerbatimChar"/>
-        </w:rPr>
-        <w:t xml:space="preserve">|       |                                                      |</w:t>
-      </w:r>
-      <w:r>
-        <w:br/>
-      </w:r>
-      <w:r>
-        <w:rPr>
-          <w:rStyle w:val="VerbatimChar"/>
-        </w:rPr>
-        <w:t xml:space="preserve">|       v                                                      |</w:t>
-      </w:r>
-      <w:r>
-        <w:br/>
-      </w:r>
-      <w:r>
-        <w:rPr>
-          <w:rStyle w:val="VerbatimChar"/>
-        </w:rPr>
-        <w:t xml:space="preserve">|  +----------+    +----------+                                |</w:t>
-      </w:r>
-      <w:r>
-        <w:br/>
-      </w:r>
-      <w:r>
-        <w:rPr>
-          <w:rStyle w:val="VerbatimChar"/>
-        </w:rPr>
-        <w:t xml:space="preserve">|  | Generate | -&gt; |   Log    |                                |</w:t>
-      </w:r>
-      <w:r>
-        <w:br/>
-      </w:r>
-      <w:r>
-        <w:rPr>
-          <w:rStyle w:val="VerbatimChar"/>
-        </w:rPr>
-        <w:t xml:space="preserve">|  | Checksum |    |  Event   |                                |</w:t>
-      </w:r>
-      <w:r>
-        <w:br/>
-      </w:r>
-      <w:r>
-        <w:rPr>
-          <w:rStyle w:val="VerbatimChar"/>
-        </w:rPr>
-        <w:t xml:space="preserve">|  +----------+    +----------+                                |</w:t>
-      </w:r>
-      <w:r>
-        <w:br/>
-      </w:r>
-      <w:r>
-        <w:rPr>
-          <w:rStyle w:val="VerbatimChar"/>
-        </w:rPr>
-        <w:t xml:space="preserve">|                                                              |</w:t>
-      </w:r>
-      <w:r>
-        <w:br/>
-      </w:r>
-      <w:r>
-        <w:rPr>
-          <w:rStyle w:val="VerbatimChar"/>
-        </w:rPr>
-        <w:t xml:space="preserve">+-------------------------------------------------------------+</w:t>
-      </w:r>
-    </w:p>
-    <w:bookmarkEnd w:id="38"/>
-    <w:bookmarkStart w:id="39" w:name="running-format-conversions"/>
+        <w:pStyle w:val="FirstParagraph"/>
+      </w:pPr>
+      <w:r>
+        <w:t xml:space="preserve">FORMAT</w:t>
+      </w:r>
+      <w:r>
+        <w:t xml:space="preserve">CONVERSION</w:t>
+      </w:r>
+      <w:r>
+        <w:t xml:space="preserve">FLOW</w:t>
+      </w:r>
+      <w:r>
+        <w:t xml:space="preserve">Identify</w:t>
+      </w:r>
+      <w:r>
+        <w:t xml:space="preserve">-&gt;</w:t>
+      </w:r>
+      <w:r>
+        <w:t xml:space="preserve">Select</w:t>
+      </w:r>
+      <w:r>
+        <w:t xml:space="preserve">-&gt;</w:t>
+      </w:r>
+      <w:r>
+        <w:t xml:space="preserve">Convert</w:t>
+      </w:r>
+      <w:r>
+        <w:t xml:space="preserve">Source</w:t>
+      </w:r>
+      <w:r>
+        <w:t xml:space="preserve">Tool</w:t>
+      </w:r>
+      <w:r>
+        <w:t xml:space="preserve">File</w:t>
+      </w:r>
+      <w:r>
+        <w:t xml:space="preserve">Format</w:t>
+      </w:r>
+      <w:r>
+        <w:t xml:space="preserve">v</w:t>
+      </w:r>
+      <w:r>
+        <w:t xml:space="preserve">Update</w:t>
+      </w:r>
+      <w:r>
+        <w:t xml:space="preserve">-</w:t>
+      </w:r>
+      <w:r>
+        <w:t xml:space="preserve">Verify</w:t>
+      </w:r>
+      <w:r>
+        <w:t xml:space="preserve">-</w:t>
+      </w:r>
+      <w:r>
+        <w:t xml:space="preserve">Store</w:t>
+      </w:r>
+      <w:r>
+        <w:t xml:space="preserve">Metadata</w:t>
+      </w:r>
+      <w:r>
+        <w:t xml:space="preserve">Output</w:t>
+      </w:r>
+      <w:r>
+        <w:t xml:space="preserve">Converted</w:t>
+      </w:r>
+      <w:r>
+        <w:t xml:space="preserve">v</w:t>
+      </w:r>
+      <w:r>
+        <w:t xml:space="preserve">Generate</w:t>
+      </w:r>
+      <w:r>
+        <w:t xml:space="preserve">-&gt;</w:t>
+      </w:r>
+      <w:r>
+        <w:t xml:space="preserve">Log</w:t>
+      </w:r>
+      <w:r>
+        <w:t xml:space="preserve">Checksum</w:t>
+      </w:r>
+      <w:r>
+        <w:t xml:space="preserve">Event</w:t>
+      </w:r>
+    </w:p>
+    <w:bookmarkEnd w:id="39"/>
+    <w:bookmarkStart w:id="40" w:name="running-format-conversions"/>
     <w:p>
       <w:pPr>
         <w:pStyle w:val="Heading4"/>
@@ -3731,8 +3459,8 @@
         <w:t xml:space="preserve">50</w:t>
       </w:r>
     </w:p>
-    <w:bookmarkEnd w:id="39"/>
-    <w:bookmarkStart w:id="40" w:name="output-location"/>
+    <w:bookmarkEnd w:id="40"/>
+    <w:bookmarkStart w:id="41" w:name="output-location"/>
     <w:p>
       <w:pPr>
         <w:pStyle w:val="Heading4"/>
@@ -3782,9 +3510,9 @@
         </w:pict>
       </w:r>
     </w:p>
-    <w:bookmarkEnd w:id="40"/>
     <w:bookmarkEnd w:id="41"/>
-    <w:bookmarkStart w:id="44" w:name="backup-verification"/>
+    <w:bookmarkEnd w:id="42"/>
+    <w:bookmarkStart w:id="45" w:name="backup-verification"/>
     <w:p>
       <w:pPr>
         <w:pStyle w:val="Heading3"/>
@@ -3801,7 +3529,7 @@
         <w:t xml:space="preserve">Verify the integrity of backup files and archives.</w:t>
       </w:r>
     </w:p>
-    <w:bookmarkStart w:id="42" w:name="how-backup-verification-works"/>
+    <w:bookmarkStart w:id="43" w:name="how-backup-verification-works"/>
     <w:p>
       <w:pPr>
         <w:pStyle w:val="Heading4"/>
@@ -3812,215 +3540,83 @@
     </w:p>
     <w:p>
       <w:pPr>
-        <w:pStyle w:val="SourceCode"/>
-      </w:pPr>
-      <w:r>
-        <w:rPr>
-          <w:rStyle w:val="VerbatimChar"/>
-        </w:rPr>
-        <w:t xml:space="preserve">+-------------------------------------------------------------+</w:t>
-      </w:r>
-      <w:r>
-        <w:br/>
-      </w:r>
-      <w:r>
-        <w:rPr>
-          <w:rStyle w:val="VerbatimChar"/>
-        </w:rPr>
-        <w:t xml:space="preserve">|                BACKUP VERIFICATION FLOW                      |</w:t>
-      </w:r>
-      <w:r>
-        <w:br/>
-      </w:r>
-      <w:r>
-        <w:rPr>
-          <w:rStyle w:val="VerbatimChar"/>
-        </w:rPr>
-        <w:t xml:space="preserve">+-------------------------------------------------------------+</w:t>
-      </w:r>
-      <w:r>
-        <w:br/>
-      </w:r>
-      <w:r>
-        <w:rPr>
-          <w:rStyle w:val="VerbatimChar"/>
-        </w:rPr>
-        <w:t xml:space="preserve">|                                                              |</w:t>
-      </w:r>
-      <w:r>
-        <w:br/>
-      </w:r>
-      <w:r>
-        <w:rPr>
-          <w:rStyle w:val="VerbatimChar"/>
-        </w:rPr>
-        <w:t xml:space="preserve">|    +----------+      +------------+      +-------------+     |</w:t>
-      </w:r>
-      <w:r>
-        <w:br/>
-      </w:r>
-      <w:r>
-        <w:rPr>
-          <w:rStyle w:val="VerbatimChar"/>
-        </w:rPr>
-        <w:t xml:space="preserve">|    |  Backup  | ---&gt; |  Verify    | ---&gt; |   Status    |     |</w:t>
-      </w:r>
-      <w:r>
-        <w:br/>
-      </w:r>
-      <w:r>
-        <w:rPr>
-          <w:rStyle w:val="VerbatimChar"/>
-        </w:rPr>
-        <w:t xml:space="preserve">|    |   File   |      | Integrity  |      |   Report    |     |</w:t>
-      </w:r>
-      <w:r>
-        <w:br/>
-      </w:r>
-      <w:r>
-        <w:rPr>
-          <w:rStyle w:val="VerbatimChar"/>
-        </w:rPr>
-        <w:t xml:space="preserve">|    +----------+      +------------+      +-------------+     |</w:t>
-      </w:r>
-      <w:r>
-        <w:br/>
-      </w:r>
-      <w:r>
-        <w:rPr>
-          <w:rStyle w:val="VerbatimChar"/>
-        </w:rPr>
-        <w:t xml:space="preserve">|                            |                    |            |</w:t>
-      </w:r>
-      <w:r>
-        <w:br/>
-      </w:r>
-      <w:r>
-        <w:rPr>
-          <w:rStyle w:val="VerbatimChar"/>
-        </w:rPr>
-        <w:t xml:space="preserve">|         +------------------+--------------------+            |</w:t>
-      </w:r>
-      <w:r>
-        <w:br/>
-      </w:r>
-      <w:r>
-        <w:rPr>
-          <w:rStyle w:val="VerbatimChar"/>
-        </w:rPr>
-        <w:t xml:space="preserve">|         |                  |                    |            |</w:t>
-      </w:r>
-      <w:r>
-        <w:br/>
-      </w:r>
-      <w:r>
-        <w:rPr>
-          <w:rStyle w:val="VerbatimChar"/>
-        </w:rPr>
-        <w:t xml:space="preserve">|         v                  v                    v            |</w:t>
-      </w:r>
-      <w:r>
-        <w:br/>
-      </w:r>
-      <w:r>
-        <w:rPr>
-          <w:rStyle w:val="VerbatimChar"/>
-        </w:rPr>
-        <w:t xml:space="preserve">|    +----------+      +----------+       +------------+       |</w:t>
-      </w:r>
-      <w:r>
-        <w:br/>
-      </w:r>
-      <w:r>
-        <w:rPr>
-          <w:rStyle w:val="VerbatimChar"/>
-        </w:rPr>
-        <w:t xml:space="preserve">|    | Checksum |      | Archive  |       |   Sample   |       |</w:t>
-      </w:r>
-      <w:r>
-        <w:br/>
-      </w:r>
-      <w:r>
-        <w:rPr>
-          <w:rStyle w:val="VerbatimChar"/>
-        </w:rPr>
-        <w:t xml:space="preserve">|    |  Verify  |      | Integrity|       |   Files    |       |</w:t>
-      </w:r>
-      <w:r>
-        <w:br/>
-      </w:r>
-      <w:r>
-        <w:rPr>
-          <w:rStyle w:val="VerbatimChar"/>
-        </w:rPr>
-        <w:t xml:space="preserve">|    +----------+      +----------+       +------------+       |</w:t>
-      </w:r>
-      <w:r>
-        <w:br/>
-      </w:r>
-      <w:r>
-        <w:rPr>
-          <w:rStyle w:val="VerbatimChar"/>
-        </w:rPr>
-        <w:t xml:space="preserve">|         |                  |                    |            |</w:t>
-      </w:r>
-      <w:r>
-        <w:br/>
-      </w:r>
-      <w:r>
-        <w:rPr>
-          <w:rStyle w:val="VerbatimChar"/>
-        </w:rPr>
-        <w:t xml:space="preserve">|         v                  v                    v            |</w:t>
-      </w:r>
-      <w:r>
-        <w:br/>
-      </w:r>
-      <w:r>
-        <w:rPr>
-          <w:rStyle w:val="VerbatimChar"/>
-        </w:rPr>
-        <w:t xml:space="preserve">|    +---------+       +---------+        +---------+          |</w:t>
-      </w:r>
-      <w:r>
-        <w:br/>
-      </w:r>
-      <w:r>
-        <w:rPr>
-          <w:rStyle w:val="VerbatimChar"/>
-        </w:rPr>
-        <w:t xml:space="preserve">|    |  VALID  |       |CORRUPTED|        | WARNING |          |</w:t>
-      </w:r>
-      <w:r>
-        <w:br/>
-      </w:r>
-      <w:r>
-        <w:rPr>
-          <w:rStyle w:val="VerbatimChar"/>
-        </w:rPr>
-        <w:t xml:space="preserve">|    +---------+       +---------+        +---------+          |</w:t>
-      </w:r>
-      <w:r>
-        <w:br/>
-      </w:r>
-      <w:r>
-        <w:rPr>
-          <w:rStyle w:val="VerbatimChar"/>
-        </w:rPr>
-        <w:t xml:space="preserve">|                                                              |</w:t>
-      </w:r>
-      <w:r>
-        <w:br/>
-      </w:r>
-      <w:r>
-        <w:rPr>
-          <w:rStyle w:val="VerbatimChar"/>
-        </w:rPr>
-        <w:t xml:space="preserve">+-------------------------------------------------------------+</w:t>
-      </w:r>
-    </w:p>
-    <w:bookmarkEnd w:id="42"/>
-    <w:bookmarkStart w:id="43" w:name="running-backup-verification"/>
+        <w:pStyle w:val="FirstParagraph"/>
+      </w:pPr>
+      <w:r>
+        <w:t xml:space="preserve">BACKUP</w:t>
+      </w:r>
+      <w:r>
+        <w:t xml:space="preserve">VERIFICATION</w:t>
+      </w:r>
+      <w:r>
+        <w:t xml:space="preserve">FLOW</w:t>
+      </w:r>
+      <w:r>
+        <w:t xml:space="preserve">Backup</w:t>
+      </w:r>
+      <w:r>
+        <w:t xml:space="preserve">Verify</w:t>
+      </w:r>
+      <w:r>
+        <w:t xml:space="preserve">Status</w:t>
+      </w:r>
+      <w:r>
+        <w:t xml:space="preserve">File</w:t>
+      </w:r>
+      <w:r>
+        <w:t xml:space="preserve">Integrity</w:t>
+      </w:r>
+      <w:r>
+        <w:t xml:space="preserve">Report</w:t>
+      </w:r>
+      <w:r>
+        <w:t xml:space="preserve">v</w:t>
+      </w:r>
+      <w:r>
+        <w:t xml:space="preserve">v</w:t>
+      </w:r>
+      <w:r>
+        <w:t xml:space="preserve">v</w:t>
+      </w:r>
+      <w:r>
+        <w:t xml:space="preserve">Checksum</w:t>
+      </w:r>
+      <w:r>
+        <w:t xml:space="preserve">Archive</w:t>
+      </w:r>
+      <w:r>
+        <w:t xml:space="preserve">Sample</w:t>
+      </w:r>
+      <w:r>
+        <w:t xml:space="preserve">Verify</w:t>
+      </w:r>
+      <w:r>
+        <w:t xml:space="preserve">Integrity</w:t>
+      </w:r>
+      <w:r>
+        <w:t xml:space="preserve">Files</w:t>
+      </w:r>
+      <w:r>
+        <w:t xml:space="preserve">v</w:t>
+      </w:r>
+      <w:r>
+        <w:t xml:space="preserve">v</w:t>
+      </w:r>
+      <w:r>
+        <w:t xml:space="preserve">v</w:t>
+      </w:r>
+      <w:r>
+        <w:t xml:space="preserve">VALID</w:t>
+      </w:r>
+      <w:r>
+        <w:t xml:space="preserve">CORRUPTED</w:t>
+      </w:r>
+      <w:r>
+        <w:t xml:space="preserve">WARNING</w:t>
+      </w:r>
+    </w:p>
+    <w:bookmarkEnd w:id="43"/>
+    <w:bookmarkStart w:id="44" w:name="running-backup-verification"/>
     <w:p>
       <w:pPr>
         <w:pStyle w:val="Heading4"/>
@@ -4295,9 +3891,9 @@
         </w:pict>
       </w:r>
     </w:p>
-    <w:bookmarkEnd w:id="43"/>
     <w:bookmarkEnd w:id="44"/>
-    <w:bookmarkStart w:id="49" w:name="backup-replication"/>
+    <w:bookmarkEnd w:id="45"/>
+    <w:bookmarkStart w:id="50" w:name="backup-replication"/>
     <w:p>
       <w:pPr>
         <w:pStyle w:val="Heading3"/>
@@ -4314,7 +3910,7 @@
         <w:t xml:space="preserve">Replicate files to multiple backup targets for disaster recovery.</w:t>
       </w:r>
     </w:p>
-    <w:bookmarkStart w:id="45" w:name="supported-target-types"/>
+    <w:bookmarkStart w:id="46" w:name="supported-target-types"/>
     <w:p>
       <w:pPr>
         <w:pStyle w:val="Heading4"/>
@@ -4545,8 +4141,8 @@
         </w:tc>
       </w:tr>
     </w:tbl>
-    <w:bookmarkEnd w:id="45"/>
-    <w:bookmarkStart w:id="46" w:name="managing-replication-targets"/>
+    <w:bookmarkEnd w:id="46"/>
+    <w:bookmarkStart w:id="47" w:name="managing-replication-targets"/>
     <w:p>
       <w:pPr>
         <w:pStyle w:val="Heading4"/>
@@ -4633,8 +4229,8 @@
         <w:t xml:space="preserve">4. View replication logs</w:t>
       </w:r>
     </w:p>
-    <w:bookmarkEnd w:id="46"/>
-    <w:bookmarkStart w:id="47" w:name="running-replication"/>
+    <w:bookmarkEnd w:id="47"/>
+    <w:bookmarkStart w:id="48" w:name="running-replication"/>
     <w:p>
       <w:pPr>
         <w:pStyle w:val="Heading4"/>
@@ -4885,8 +4481,8 @@
         <w:t xml:space="preserve">50</w:t>
       </w:r>
     </w:p>
-    <w:bookmarkEnd w:id="47"/>
-    <w:bookmarkStart w:id="48" w:name="replication-workflow"/>
+    <w:bookmarkEnd w:id="48"/>
+    <w:bookmarkStart w:id="49" w:name="replication-workflow"/>
     <w:p>
       <w:pPr>
         <w:pStyle w:val="Heading4"/>
@@ -4897,220 +4493,64 @@
     </w:p>
     <w:p>
       <w:pPr>
-        <w:pStyle w:val="SourceCode"/>
-      </w:pPr>
-      <w:r>
-        <w:rPr>
-          <w:rStyle w:val="VerbatimChar"/>
-        </w:rPr>
-        <w:t xml:space="preserve">+-------------------------------------------------------------+</w:t>
-      </w:r>
-      <w:r>
-        <w:br/>
-      </w:r>
-      <w:r>
-        <w:rPr>
-          <w:rStyle w:val="VerbatimChar"/>
-        </w:rPr>
-        <w:t xml:space="preserve">|                   REPLICATION WORKFLOW                       |</w:t>
-      </w:r>
-      <w:r>
-        <w:br/>
-      </w:r>
-      <w:r>
-        <w:rPr>
-          <w:rStyle w:val="VerbatimChar"/>
-        </w:rPr>
-        <w:t xml:space="preserve">+-------------------------------------------------------------+</w:t>
-      </w:r>
-      <w:r>
-        <w:br/>
-      </w:r>
-      <w:r>
-        <w:rPr>
-          <w:rStyle w:val="VerbatimChar"/>
-        </w:rPr>
-        <w:t xml:space="preserve">|                                                              |</w:t>
-      </w:r>
-      <w:r>
-        <w:br/>
-      </w:r>
-      <w:r>
-        <w:rPr>
-          <w:rStyle w:val="VerbatimChar"/>
-        </w:rPr>
-        <w:t xml:space="preserve">|    +----------+      +------------+      +-------------+     |</w:t>
-      </w:r>
-      <w:r>
-        <w:br/>
-      </w:r>
-      <w:r>
-        <w:rPr>
-          <w:rStyle w:val="VerbatimChar"/>
-        </w:rPr>
-        <w:t xml:space="preserve">|    |  Source  | ---&gt; |  Generate  | ---&gt; |  Transfer   |     |</w:t>
-      </w:r>
-      <w:r>
-        <w:br/>
-      </w:r>
-      <w:r>
-        <w:rPr>
-          <w:rStyle w:val="VerbatimChar"/>
-        </w:rPr>
-        <w:t xml:space="preserve">|    |   File   |      |  Checksum  |      |  to Target  |     |</w:t>
-      </w:r>
-      <w:r>
-        <w:br/>
-      </w:r>
-      <w:r>
-        <w:rPr>
-          <w:rStyle w:val="VerbatimChar"/>
-        </w:rPr>
-        <w:t xml:space="preserve">|    +----------+      +------------+      +-------------+     |</w:t>
-      </w:r>
-      <w:r>
-        <w:br/>
-      </w:r>
-      <w:r>
-        <w:rPr>
-          <w:rStyle w:val="VerbatimChar"/>
-        </w:rPr>
-        <w:t xml:space="preserve">|                                                 |            |</w:t>
-      </w:r>
-      <w:r>
-        <w:br/>
-      </w:r>
-      <w:r>
-        <w:rPr>
-          <w:rStyle w:val="VerbatimChar"/>
-        </w:rPr>
-        <w:t xml:space="preserve">|                                                 v            |</w:t>
-      </w:r>
-      <w:r>
-        <w:br/>
-      </w:r>
-      <w:r>
-        <w:rPr>
-          <w:rStyle w:val="VerbatimChar"/>
-        </w:rPr>
-        <w:t xml:space="preserve">|                                          +------------+      |</w:t>
-      </w:r>
-      <w:r>
-        <w:br/>
-      </w:r>
-      <w:r>
-        <w:rPr>
-          <w:rStyle w:val="VerbatimChar"/>
-        </w:rPr>
-        <w:t xml:space="preserve">|                                          |   Verify   |      |</w:t>
-      </w:r>
-      <w:r>
-        <w:br/>
-      </w:r>
-      <w:r>
-        <w:rPr>
-          <w:rStyle w:val="VerbatimChar"/>
-        </w:rPr>
-        <w:t xml:space="preserve">|                                          | at Target  |      |</w:t>
-      </w:r>
-      <w:r>
-        <w:br/>
-      </w:r>
-      <w:r>
-        <w:rPr>
-          <w:rStyle w:val="VerbatimChar"/>
-        </w:rPr>
-        <w:t xml:space="preserve">|                                          +------------+      |</w:t>
-      </w:r>
-      <w:r>
-        <w:br/>
-      </w:r>
-      <w:r>
-        <w:rPr>
-          <w:rStyle w:val="VerbatimChar"/>
-        </w:rPr>
-        <w:t xml:space="preserve">|                                                 |            |</w:t>
-      </w:r>
-      <w:r>
-        <w:br/>
-      </w:r>
-      <w:r>
-        <w:rPr>
-          <w:rStyle w:val="VerbatimChar"/>
-        </w:rPr>
-        <w:t xml:space="preserve">|                              +------------------+            |</w:t>
-      </w:r>
-      <w:r>
-        <w:br/>
-      </w:r>
-      <w:r>
-        <w:rPr>
-          <w:rStyle w:val="VerbatimChar"/>
-        </w:rPr>
-        <w:t xml:space="preserve">|                              |                  |            |</w:t>
-      </w:r>
-      <w:r>
-        <w:br/>
-      </w:r>
-      <w:r>
-        <w:rPr>
-          <w:rStyle w:val="VerbatimChar"/>
-        </w:rPr>
-        <w:t xml:space="preserve">|                              v                  v            |</w:t>
-      </w:r>
-      <w:r>
-        <w:br/>
-      </w:r>
-      <w:r>
-        <w:rPr>
-          <w:rStyle w:val="VerbatimChar"/>
-        </w:rPr>
-        <w:t xml:space="preserve">|                        +---------+        +---------+        |</w:t>
-      </w:r>
-      <w:r>
-        <w:br/>
-      </w:r>
-      <w:r>
-        <w:rPr>
-          <w:rStyle w:val="VerbatimChar"/>
-        </w:rPr>
-        <w:t xml:space="preserve">|                        | SUCCESS |        |  FAILED |        |</w:t>
-      </w:r>
-      <w:r>
-        <w:br/>
-      </w:r>
-      <w:r>
-        <w:rPr>
-          <w:rStyle w:val="VerbatimChar"/>
-        </w:rPr>
-        <w:t xml:space="preserve">|                        |   Log   |        |  Retry  |        |</w:t>
-      </w:r>
-      <w:r>
-        <w:br/>
-      </w:r>
-      <w:r>
-        <w:rPr>
-          <w:rStyle w:val="VerbatimChar"/>
-        </w:rPr>
-        <w:t xml:space="preserve">|                        +---------+        +---------+        |</w:t>
-      </w:r>
-      <w:r>
-        <w:br/>
-      </w:r>
-      <w:r>
-        <w:rPr>
-          <w:rStyle w:val="VerbatimChar"/>
-        </w:rPr>
-        <w:t xml:space="preserve">|                                                              |</w:t>
-      </w:r>
-      <w:r>
-        <w:br/>
-      </w:r>
-      <w:r>
-        <w:rPr>
-          <w:rStyle w:val="VerbatimChar"/>
-        </w:rPr>
-        <w:t xml:space="preserve">+-------------------------------------------------------------+</w:t>
+        <w:pStyle w:val="FirstParagraph"/>
+      </w:pPr>
+      <w:r>
+        <w:t xml:space="preserve">REPLICATION</w:t>
+      </w:r>
+      <w:r>
+        <w:t xml:space="preserve">WORKFLOW</w:t>
+      </w:r>
+      <w:r>
+        <w:t xml:space="preserve">Source</w:t>
+      </w:r>
+      <w:r>
+        <w:t xml:space="preserve">Generate</w:t>
+      </w:r>
+      <w:r>
+        <w:t xml:space="preserve">Transfer</w:t>
+      </w:r>
+      <w:r>
+        <w:t xml:space="preserve">File</w:t>
+      </w:r>
+      <w:r>
+        <w:t xml:space="preserve">Checksum</w:t>
+      </w:r>
+      <w:r>
+        <w:t xml:space="preserve">to</w:t>
+      </w:r>
+      <w:r>
+        <w:t xml:space="preserve">Target</w:t>
+      </w:r>
+      <w:r>
+        <w:t xml:space="preserve">v</w:t>
+      </w:r>
+      <w:r>
+        <w:t xml:space="preserve">Verify</w:t>
+      </w:r>
+      <w:r>
+        <w:t xml:space="preserve">at</w:t>
+      </w:r>
+      <w:r>
+        <w:t xml:space="preserve">Target</w:t>
+      </w:r>
+      <w:r>
+        <w:t xml:space="preserve">v</w:t>
+      </w:r>
+      <w:r>
+        <w:t xml:space="preserve">v</w:t>
+      </w:r>
+      <w:r>
+        <w:t xml:space="preserve">SUCCESS</w:t>
+      </w:r>
+      <w:r>
+        <w:t xml:space="preserve">FAILED</w:t>
+      </w:r>
+      <w:r>
+        <w:t xml:space="preserve">Log</w:t>
+      </w:r>
+      <w:r>
+        <w:t xml:space="preserve">Retry</w:t>
       </w:r>
     </w:p>
     <w:p>
@@ -5120,9 +4560,9 @@
         </w:pict>
       </w:r>
     </w:p>
-    <w:bookmarkEnd w:id="48"/>
     <w:bookmarkEnd w:id="49"/>
-    <w:bookmarkStart w:id="52" w:name="premis-events"/>
+    <w:bookmarkEnd w:id="50"/>
+    <w:bookmarkStart w:id="53" w:name="premis-events"/>
     <w:p>
       <w:pPr>
         <w:pStyle w:val="Heading3"/>
@@ -5139,7 +4579,7 @@
         <w:t xml:space="preserve">Every preservation action is logged as a PREMIS event, creating a complete audit trail.</w:t>
       </w:r>
     </w:p>
-    <w:bookmarkStart w:id="50" w:name="event-types"/>
+    <w:bookmarkStart w:id="51" w:name="event-types"/>
     <w:p>
       <w:pPr>
         <w:pStyle w:val="Heading4"/>
@@ -5429,8 +4869,8 @@
         </w:tc>
       </w:tr>
     </w:tbl>
-    <w:bookmarkEnd w:id="50"/>
-    <w:bookmarkStart w:id="51" w:name="viewing-events"/>
+    <w:bookmarkEnd w:id="51"/>
+    <w:bookmarkStart w:id="52" w:name="viewing-events"/>
     <w:p>
       <w:pPr>
         <w:pStyle w:val="Heading4"/>
@@ -5544,9 +4984,9 @@
         </w:pict>
       </w:r>
     </w:p>
-    <w:bookmarkEnd w:id="51"/>
     <w:bookmarkEnd w:id="52"/>
-    <w:bookmarkStart w:id="60" w:name="format-identification-pronom"/>
+    <w:bookmarkEnd w:id="53"/>
+    <w:bookmarkStart w:id="61" w:name="format-identification-pronom"/>
     <w:p>
       <w:pPr>
         <w:pStyle w:val="Heading3"/>
@@ -5563,7 +5003,7 @@
         <w:t xml:space="preserve">The plugin integrates with Siegfried to provide PRONOM-based format identification, the same identification method used by The National Archives (UK) and DROID.</w:t>
       </w:r>
     </w:p>
-    <w:bookmarkStart w:id="53" w:name="what-is-pronom"/>
+    <w:bookmarkStart w:id="54" w:name="what-is-pronom"/>
     <w:p>
       <w:pPr>
         <w:pStyle w:val="Heading4"/>
@@ -5680,8 +5120,8 @@
         <w:t xml:space="preserve">- Hypertext Markup Language 4.0</w:t>
       </w:r>
     </w:p>
-    <w:bookmarkEnd w:id="53"/>
-    <w:bookmarkStart w:id="54" w:name="prerequisites-1"/>
+    <w:bookmarkEnd w:id="54"/>
+    <w:bookmarkStart w:id="55" w:name="prerequisites-1"/>
     <w:p>
       <w:pPr>
         <w:pStyle w:val="Heading4"/>
@@ -5778,8 +5218,8 @@
         <w:t xml:space="preserve"> /tmp/sf.deb</w:t>
       </w:r>
     </w:p>
-    <w:bookmarkEnd w:id="54"/>
-    <w:bookmarkStart w:id="55" w:name="how-format-identification-works"/>
+    <w:bookmarkEnd w:id="55"/>
+    <w:bookmarkStart w:id="56" w:name="how-format-identification-works"/>
     <w:p>
       <w:pPr>
         <w:pStyle w:val="Heading4"/>
@@ -5790,260 +5230,89 @@
     </w:p>
     <w:p>
       <w:pPr>
-        <w:pStyle w:val="SourceCode"/>
-      </w:pPr>
-      <w:r>
-        <w:rPr>
-          <w:rStyle w:val="VerbatimChar"/>
-        </w:rPr>
-        <w:t xml:space="preserve">+-------------------------------------------------------------+</w:t>
-      </w:r>
-      <w:r>
-        <w:br/>
-      </w:r>
-      <w:r>
-        <w:rPr>
-          <w:rStyle w:val="VerbatimChar"/>
-        </w:rPr>
-        <w:t xml:space="preserve">|               FORMAT IDENTIFICATION WORKFLOW                 |</w:t>
-      </w:r>
-      <w:r>
-        <w:br/>
-      </w:r>
-      <w:r>
-        <w:rPr>
-          <w:rStyle w:val="VerbatimChar"/>
-        </w:rPr>
-        <w:t xml:space="preserve">+-------------------------------------------------------------+</w:t>
-      </w:r>
-      <w:r>
-        <w:br/>
-      </w:r>
-      <w:r>
-        <w:rPr>
-          <w:rStyle w:val="VerbatimChar"/>
-        </w:rPr>
-        <w:t xml:space="preserve">|                                                              |</w:t>
-      </w:r>
-      <w:r>
-        <w:br/>
-      </w:r>
-      <w:r>
-        <w:rPr>
-          <w:rStyle w:val="VerbatimChar"/>
-        </w:rPr>
-        <w:t xml:space="preserve">|    +----------+      +------------+      +-------------+     |</w:t>
-      </w:r>
-      <w:r>
-        <w:br/>
-      </w:r>
-      <w:r>
-        <w:rPr>
-          <w:rStyle w:val="VerbatimChar"/>
-        </w:rPr>
-        <w:t xml:space="preserve">|    |  Digital | ---&gt; | Siegfried  | ---&gt; |   PRONOM    |     |</w:t>
-      </w:r>
-      <w:r>
-        <w:br/>
-      </w:r>
-      <w:r>
-        <w:rPr>
-          <w:rStyle w:val="VerbatimChar"/>
-        </w:rPr>
-        <w:t xml:space="preserve">|    |  Object  |      |   Analyze  |      |   Lookup    |     |</w:t>
-      </w:r>
-      <w:r>
-        <w:br/>
-      </w:r>
-      <w:r>
-        <w:rPr>
-          <w:rStyle w:val="VerbatimChar"/>
-        </w:rPr>
-        <w:t xml:space="preserve">|    +----------+      +------------+      +-------------+     |</w:t>
-      </w:r>
-      <w:r>
-        <w:br/>
-      </w:r>
-      <w:r>
-        <w:rPr>
-          <w:rStyle w:val="VerbatimChar"/>
-        </w:rPr>
-        <w:t xml:space="preserve">|                                                 |            |</w:t>
-      </w:r>
-      <w:r>
-        <w:br/>
-      </w:r>
-      <w:r>
-        <w:rPr>
-          <w:rStyle w:val="VerbatimChar"/>
-        </w:rPr>
-        <w:t xml:space="preserve">|                      +----------+---------------+            |</w:t>
-      </w:r>
-      <w:r>
-        <w:br/>
-      </w:r>
-      <w:r>
-        <w:rPr>
-          <w:rStyle w:val="VerbatimChar"/>
-        </w:rPr>
-        <w:t xml:space="preserve">|                      |          |               |            |</w:t>
-      </w:r>
-      <w:r>
-        <w:br/>
-      </w:r>
-      <w:r>
-        <w:rPr>
-          <w:rStyle w:val="VerbatimChar"/>
-        </w:rPr>
-        <w:t xml:space="preserve">|                      v          v               v            |</w:t>
-      </w:r>
-      <w:r>
-        <w:br/>
-      </w:r>
-      <w:r>
-        <w:rPr>
-          <w:rStyle w:val="VerbatimChar"/>
-        </w:rPr>
-        <w:t xml:space="preserve">|                 +--------+ +--------+    +-----------+       |</w:t>
-      </w:r>
-      <w:r>
-        <w:br/>
-      </w:r>
-      <w:r>
-        <w:rPr>
-          <w:rStyle w:val="VerbatimChar"/>
-        </w:rPr>
-        <w:t xml:space="preserve">|                 |Certain | | High/  |    | Unknown/  |       |</w:t>
-      </w:r>
-      <w:r>
-        <w:br/>
-      </w:r>
-      <w:r>
-        <w:rPr>
-          <w:rStyle w:val="VerbatimChar"/>
-        </w:rPr>
-        <w:t xml:space="preserve">|                 | Match  | | Medium |    |   Low     |       |</w:t>
-      </w:r>
-      <w:r>
-        <w:br/>
-      </w:r>
-      <w:r>
-        <w:rPr>
-          <w:rStyle w:val="VerbatimChar"/>
-        </w:rPr>
-        <w:t xml:space="preserve">|                 +--------+ +--------+    +-----------+       |</w:t>
-      </w:r>
-      <w:r>
-        <w:br/>
-      </w:r>
-      <w:r>
-        <w:rPr>
-          <w:rStyle w:val="VerbatimChar"/>
-        </w:rPr>
-        <w:t xml:space="preserve">|                      |          |               |            |</w:t>
-      </w:r>
-      <w:r>
-        <w:br/>
-      </w:r>
-      <w:r>
-        <w:rPr>
-          <w:rStyle w:val="VerbatimChar"/>
-        </w:rPr>
-        <w:t xml:space="preserve">|                      +----------+---------------+            |</w:t>
-      </w:r>
-      <w:r>
-        <w:br/>
-      </w:r>
-      <w:r>
-        <w:rPr>
-          <w:rStyle w:val="VerbatimChar"/>
-        </w:rPr>
-        <w:t xml:space="preserve">|                                 |                            |</w:t>
-      </w:r>
-      <w:r>
-        <w:br/>
-      </w:r>
-      <w:r>
-        <w:rPr>
-          <w:rStyle w:val="VerbatimChar"/>
-        </w:rPr>
-        <w:t xml:space="preserve">|                                 v                            |</w:t>
-      </w:r>
-      <w:r>
-        <w:br/>
-      </w:r>
-      <w:r>
-        <w:rPr>
-          <w:rStyle w:val="VerbatimChar"/>
-        </w:rPr>
-        <w:t xml:space="preserve">|                        +----------------+                    |</w:t>
-      </w:r>
-      <w:r>
-        <w:br/>
-      </w:r>
-      <w:r>
-        <w:rPr>
-          <w:rStyle w:val="VerbatimChar"/>
-        </w:rPr>
-        <w:t xml:space="preserve">|                        | Store PUID,    |                    |</w:t>
-      </w:r>
-      <w:r>
-        <w:br/>
-      </w:r>
-      <w:r>
-        <w:rPr>
-          <w:rStyle w:val="VerbatimChar"/>
-        </w:rPr>
-        <w:t xml:space="preserve">|                        | Format Name,   |                    |</w:t>
-      </w:r>
-      <w:r>
-        <w:br/>
-      </w:r>
-      <w:r>
-        <w:rPr>
-          <w:rStyle w:val="VerbatimChar"/>
-        </w:rPr>
-        <w:t xml:space="preserve">|                        | MIME Type,     |                    |</w:t>
-      </w:r>
-      <w:r>
-        <w:br/>
-      </w:r>
-      <w:r>
-        <w:rPr>
-          <w:rStyle w:val="VerbatimChar"/>
-        </w:rPr>
-        <w:t xml:space="preserve">|                        | Confidence     |                    |</w:t>
-      </w:r>
-      <w:r>
-        <w:br/>
-      </w:r>
-      <w:r>
-        <w:rPr>
-          <w:rStyle w:val="VerbatimChar"/>
-        </w:rPr>
-        <w:t xml:space="preserve">|                        +----------------+                    |</w:t>
-      </w:r>
-      <w:r>
-        <w:br/>
-      </w:r>
-      <w:r>
-        <w:rPr>
-          <w:rStyle w:val="VerbatimChar"/>
-        </w:rPr>
-        <w:t xml:space="preserve">|                                                              |</w:t>
-      </w:r>
-      <w:r>
-        <w:br/>
-      </w:r>
-      <w:r>
-        <w:rPr>
-          <w:rStyle w:val="VerbatimChar"/>
-        </w:rPr>
-        <w:t xml:space="preserve">+-------------------------------------------------------------+</w:t>
-      </w:r>
-    </w:p>
-    <w:bookmarkEnd w:id="55"/>
-    <w:bookmarkStart w:id="56" w:name="confidence-levels"/>
+        <w:pStyle w:val="FirstParagraph"/>
+      </w:pPr>
+      <w:r>
+        <w:t xml:space="preserve">FORMAT</w:t>
+      </w:r>
+      <w:r>
+        <w:t xml:space="preserve">IDENTIFICATION</w:t>
+      </w:r>
+      <w:r>
+        <w:t xml:space="preserve">WORKFLOW</w:t>
+      </w:r>
+      <w:r>
+        <w:t xml:space="preserve">Digital</w:t>
+      </w:r>
+      <w:r>
+        <w:t xml:space="preserve">Siegfried</w:t>
+      </w:r>
+      <w:r>
+        <w:t xml:space="preserve">PRONOM</w:t>
+      </w:r>
+      <w:r>
+        <w:t xml:space="preserve">Object</w:t>
+      </w:r>
+      <w:r>
+        <w:t xml:space="preserve">Analyze</w:t>
+      </w:r>
+      <w:r>
+        <w:t xml:space="preserve">Lookup</w:t>
+      </w:r>
+      <w:r>
+        <w:t xml:space="preserve">v</w:t>
+      </w:r>
+      <w:r>
+        <w:t xml:space="preserve">v</w:t>
+      </w:r>
+      <w:r>
+        <w:t xml:space="preserve">v</w:t>
+      </w:r>
+      <w:r>
+        <w:t xml:space="preserve">Certain</w:t>
+      </w:r>
+      <w:r>
+        <w:t xml:space="preserve">High/</w:t>
+      </w:r>
+      <w:r>
+        <w:t xml:space="preserve">Unknown/</w:t>
+      </w:r>
+      <w:r>
+        <w:t xml:space="preserve">Match</w:t>
+      </w:r>
+      <w:r>
+        <w:t xml:space="preserve">Medium</w:t>
+      </w:r>
+      <w:r>
+        <w:t xml:space="preserve">Low</w:t>
+      </w:r>
+      <w:r>
+        <w:t xml:space="preserve">v</w:t>
+      </w:r>
+      <w:r>
+        <w:t xml:space="preserve">Store</w:t>
+      </w:r>
+      <w:r>
+        <w:t xml:space="preserve">PUID,</w:t>
+      </w:r>
+      <w:r>
+        <w:t xml:space="preserve">Format</w:t>
+      </w:r>
+      <w:r>
+        <w:t xml:space="preserve">Name,</w:t>
+      </w:r>
+      <w:r>
+        <w:t xml:space="preserve">MIME</w:t>
+      </w:r>
+      <w:r>
+        <w:t xml:space="preserve">Type,</w:t>
+      </w:r>
+      <w:r>
+        <w:t xml:space="preserve">Confidence</w:t>
+      </w:r>
+    </w:p>
+    <w:bookmarkEnd w:id="56"/>
+    <w:bookmarkStart w:id="57" w:name="confidence-levels"/>
     <w:p>
       <w:pPr>
         <w:pStyle w:val="Heading4"/>
@@ -6274,8 +5543,8 @@
         </w:tc>
       </w:tr>
     </w:tbl>
-    <w:bookmarkEnd w:id="56"/>
-    <w:bookmarkStart w:id="57" w:name="running-format-identification"/>
+    <w:bookmarkEnd w:id="57"/>
+    <w:bookmarkStart w:id="58" w:name="running-format-identification"/>
     <w:p>
       <w:pPr>
         <w:pStyle w:val="Heading4"/>
@@ -6621,8 +5890,8 @@
         <w:t xml:space="preserve">--reidentify</w:t>
       </w:r>
     </w:p>
-    <w:bookmarkEnd w:id="57"/>
-    <w:bookmarkStart w:id="58" w:name="benefits-of-pronom-identification"/>
+    <w:bookmarkEnd w:id="58"/>
+    <w:bookmarkStart w:id="59" w:name="benefits-of-pronom-identification"/>
     <w:p>
       <w:pPr>
         <w:pStyle w:val="Heading4"/>
@@ -6719,8 +5988,8 @@
         <w:t xml:space="preserve">- Compatible with DROID, Archivematica, Preservica</w:t>
       </w:r>
     </w:p>
-    <w:bookmarkEnd w:id="58"/>
-    <w:bookmarkStart w:id="59" w:name="pronom-registry-sync"/>
+    <w:bookmarkEnd w:id="59"/>
+    <w:bookmarkStart w:id="60" w:name="pronom-registry-sync"/>
     <w:p>
       <w:pPr>
         <w:pStyle w:val="Heading4"/>
@@ -7138,9 +6407,9 @@
         </w:pict>
       </w:r>
     </w:p>
-    <w:bookmarkEnd w:id="59"/>
     <w:bookmarkEnd w:id="60"/>
-    <w:bookmarkStart w:id="66" w:name="workflow-scheduler"/>
+    <w:bookmarkEnd w:id="61"/>
+    <w:bookmarkStart w:id="67" w:name="workflow-scheduler"/>
     <w:p>
       <w:pPr>
         <w:pStyle w:val="Heading3"/>
@@ -7157,7 +6426,7 @@
         <w:t xml:space="preserve">The Workflow Scheduler allows you to configure and monitor automated preservation tasks through a visual interface, without requiring direct server access.</w:t>
       </w:r>
     </w:p>
-    <w:bookmarkStart w:id="61" w:name="accessing-the-scheduler"/>
+    <w:bookmarkStart w:id="62" w:name="accessing-the-scheduler"/>
     <w:p>
       <w:pPr>
         <w:pStyle w:val="Heading4"/>
@@ -7225,8 +6494,8 @@
         <w:t xml:space="preserve">/preservation/scheduler</w:t>
       </w:r>
     </w:p>
-    <w:bookmarkEnd w:id="61"/>
-    <w:bookmarkStart w:id="62" w:name="default-schedules"/>
+    <w:bookmarkEnd w:id="62"/>
+    <w:bookmarkStart w:id="63" w:name="default-schedules"/>
     <w:p>
       <w:pPr>
         <w:pStyle w:val="Heading4"/>
@@ -7602,8 +6871,8 @@
         </w:tc>
       </w:tr>
     </w:tbl>
-    <w:bookmarkEnd w:id="62"/>
-    <w:bookmarkStart w:id="63" w:name="creatingediting-schedules"/>
+    <w:bookmarkEnd w:id="63"/>
+    <w:bookmarkStart w:id="64" w:name="creatingediting-schedules"/>
     <w:p>
       <w:pPr>
         <w:pStyle w:val="Heading4"/>
@@ -7815,8 +7084,8 @@
         <w:t xml:space="preserve">- Email alerts on failure</w:t>
       </w:r>
     </w:p>
-    <w:bookmarkEnd w:id="63"/>
-    <w:bookmarkStart w:id="64" w:name="running-workflows-manually"/>
+    <w:bookmarkEnd w:id="64"/>
+    <w:bookmarkStart w:id="65" w:name="running-workflows-manually"/>
     <w:p>
       <w:pPr>
         <w:pStyle w:val="Heading4"/>
@@ -7909,8 +7178,8 @@
         <w:t xml:space="preserve">table</w:t>
       </w:r>
     </w:p>
-    <w:bookmarkEnd w:id="64"/>
-    <w:bookmarkStart w:id="65" w:name="cli-scheduler-command"/>
+    <w:bookmarkEnd w:id="65"/>
+    <w:bookmarkStart w:id="66" w:name="cli-scheduler-command"/>
     <w:p>
       <w:pPr>
         <w:pStyle w:val="Heading4"/>
@@ -8173,9 +7442,9 @@
         </w:pict>
       </w:r>
     </w:p>
-    <w:bookmarkEnd w:id="65"/>
     <w:bookmarkEnd w:id="66"/>
-    <w:bookmarkStart w:id="69" w:name="format-registry"/>
+    <w:bookmarkEnd w:id="67"/>
+    <w:bookmarkStart w:id="70" w:name="format-registry"/>
     <w:p>
       <w:pPr>
         <w:pStyle w:val="Heading3"/>
@@ -8192,7 +7461,7 @@
         <w:t xml:space="preserve">The format registry tracks file formats and their preservation risk level. It is automatically populated during format identification with PRONOM PUIDs.</w:t>
       </w:r>
     </w:p>
-    <w:bookmarkStart w:id="67" w:name="risk-levels"/>
+    <w:bookmarkStart w:id="68" w:name="risk-levels"/>
     <w:p>
       <w:pPr>
         <w:pStyle w:val="Heading4"/>
@@ -8423,8 +7692,8 @@
         </w:tc>
       </w:tr>
     </w:tbl>
-    <w:bookmarkEnd w:id="67"/>
-    <w:bookmarkStart w:id="68" w:name="viewing-format-information"/>
+    <w:bookmarkEnd w:id="68"/>
+    <w:bookmarkStart w:id="69" w:name="viewing-format-information"/>
     <w:p>
       <w:pPr>
         <w:pStyle w:val="Heading4"/>
@@ -8526,10 +7795,10 @@
         </w:pict>
       </w:r>
     </w:p>
-    <w:bookmarkEnd w:id="68"/>
     <w:bookmarkEnd w:id="69"/>
     <w:bookmarkEnd w:id="70"/>
-    <w:bookmarkStart w:id="81" w:name="cli-command-reference"/>
+    <w:bookmarkEnd w:id="71"/>
+    <w:bookmarkStart w:id="82" w:name="cli-command-reference"/>
     <w:p>
       <w:pPr>
         <w:pStyle w:val="Heading2"/>
@@ -8538,7 +7807,7 @@
         <w:t xml:space="preserve">CLI Command Reference</w:t>
       </w:r>
     </w:p>
-    <w:bookmarkStart w:id="71" w:name="all-preservation-commands"/>
+    <w:bookmarkStart w:id="72" w:name="all-preservation-commands"/>
     <w:p>
       <w:pPr>
         <w:pStyle w:val="Heading3"/>
@@ -8791,8 +8060,8 @@
         </w:tc>
       </w:tr>
     </w:tbl>
-    <w:bookmarkEnd w:id="71"/>
-    <w:bookmarkStart w:id="72" w:name="common-options"/>
+    <w:bookmarkEnd w:id="72"/>
+    <w:bookmarkStart w:id="73" w:name="common-options"/>
     <w:p>
       <w:pPr>
         <w:pStyle w:val="Heading3"/>
@@ -8958,8 +8227,8 @@
         </w:tc>
       </w:tr>
     </w:tbl>
-    <w:bookmarkEnd w:id="72"/>
-    <w:bookmarkStart w:id="73" w:name="cron-schedule-examples"/>
+    <w:bookmarkEnd w:id="73"/>
+    <w:bookmarkStart w:id="74" w:name="cron-schedule-examples"/>
     <w:p>
       <w:pPr>
         <w:pStyle w:val="Heading3"/>
@@ -9732,8 +9001,8 @@
         </w:pict>
       </w:r>
     </w:p>
-    <w:bookmarkEnd w:id="73"/>
-    <w:bookmarkStart w:id="80" w:name="oais-packages-sipaipdip"/>
+    <w:bookmarkEnd w:id="74"/>
+    <w:bookmarkStart w:id="81" w:name="oais-packages-sipaipdip"/>
     <w:p>
       <w:pPr>
         <w:pStyle w:val="Heading3"/>
@@ -9750,7 +9019,7 @@
         <w:t xml:space="preserve">The OAIS Packages feature allows you to create, manage, and export archival packages following the OAIS (Open Archival Information System) standard. Packages are created in BagIt format for maximum interoperability.</w:t>
       </w:r>
     </w:p>
-    <w:bookmarkStart w:id="74" w:name="package-types"/>
+    <w:bookmarkStart w:id="75" w:name="package-types"/>
     <w:p>
       <w:pPr>
         <w:pStyle w:val="Heading4"/>
@@ -9761,139 +9030,70 @@
     </w:p>
     <w:p>
       <w:pPr>
-        <w:pStyle w:val="SourceCode"/>
-      </w:pPr>
-      <w:r>
-        <w:rPr>
-          <w:rStyle w:val="VerbatimChar"/>
-        </w:rPr>
-        <w:t xml:space="preserve">+-------------------------------------------------------------+</w:t>
-      </w:r>
-      <w:r>
-        <w:br/>
-      </w:r>
-      <w:r>
-        <w:rPr>
-          <w:rStyle w:val="VerbatimChar"/>
-        </w:rPr>
-        <w:t xml:space="preserve">|                    OAIS INFORMATION FLOW                     |</w:t>
-      </w:r>
-      <w:r>
-        <w:br/>
-      </w:r>
-      <w:r>
-        <w:rPr>
-          <w:rStyle w:val="VerbatimChar"/>
-        </w:rPr>
-        <w:t xml:space="preserve">+-------------------------------------------------------------+</w:t>
-      </w:r>
-      <w:r>
-        <w:br/>
-      </w:r>
-      <w:r>
-        <w:rPr>
-          <w:rStyle w:val="VerbatimChar"/>
-        </w:rPr>
-        <w:t xml:space="preserve">|                                                              |</w:t>
-      </w:r>
-      <w:r>
-        <w:br/>
-      </w:r>
-      <w:r>
-        <w:rPr>
-          <w:rStyle w:val="VerbatimChar"/>
-        </w:rPr>
-        <w:t xml:space="preserve">|    PRODUCER              ARCHIVE              CONSUMER       |</w:t>
-      </w:r>
-      <w:r>
-        <w:br/>
-      </w:r>
-      <w:r>
-        <w:rPr>
-          <w:rStyle w:val="VerbatimChar"/>
-        </w:rPr>
-        <w:t xml:space="preserve">|        |                    |                    ^           |</w:t>
-      </w:r>
-      <w:r>
-        <w:br/>
-      </w:r>
-      <w:r>
-        <w:rPr>
-          <w:rStyle w:val="VerbatimChar"/>
-        </w:rPr>
-        <w:t xml:space="preserve">|        v                    v                    |           |</w:t>
-      </w:r>
-      <w:r>
-        <w:br/>
-      </w:r>
-      <w:r>
-        <w:rPr>
-          <w:rStyle w:val="VerbatimChar"/>
-        </w:rPr>
-        <w:t xml:space="preserve">|    +-------+           +-------+            +-------+        |</w:t>
-      </w:r>
-      <w:r>
-        <w:br/>
-      </w:r>
-      <w:r>
-        <w:rPr>
-          <w:rStyle w:val="VerbatimChar"/>
-        </w:rPr>
-        <w:t xml:space="preserve">|    |  SIP  | -------&gt; |  AIP  | --------&gt; |  DIP  |        |</w:t>
-      </w:r>
-      <w:r>
-        <w:br/>
-      </w:r>
-      <w:r>
-        <w:rPr>
-          <w:rStyle w:val="VerbatimChar"/>
-        </w:rPr>
-        <w:t xml:space="preserve">|    +-------+           +-------+            +-------+        |</w:t>
-      </w:r>
-      <w:r>
-        <w:br/>
-      </w:r>
-      <w:r>
-        <w:rPr>
-          <w:rStyle w:val="VerbatimChar"/>
-        </w:rPr>
-        <w:t xml:space="preserve">|                                                              |</w:t>
-      </w:r>
-      <w:r>
-        <w:br/>
-      </w:r>
-      <w:r>
-        <w:rPr>
-          <w:rStyle w:val="VerbatimChar"/>
-        </w:rPr>
-        <w:t xml:space="preserve">|    Submission          Archival            Dissemination    |</w:t>
-      </w:r>
-      <w:r>
-        <w:br/>
-      </w:r>
-      <w:r>
-        <w:rPr>
-          <w:rStyle w:val="VerbatimChar"/>
-        </w:rPr>
-        <w:t xml:space="preserve">|    Information         Information         Information      |</w:t>
-      </w:r>
-      <w:r>
-        <w:br/>
-      </w:r>
-      <w:r>
-        <w:rPr>
-          <w:rStyle w:val="VerbatimChar"/>
-        </w:rPr>
-        <w:t xml:space="preserve">|    Package             Package             Package          |</w:t>
-      </w:r>
-      <w:r>
-        <w:br/>
-      </w:r>
-      <w:r>
-        <w:rPr>
-          <w:rStyle w:val="VerbatimChar"/>
-        </w:rPr>
-        <w:t xml:space="preserve">+-------------------------------------------------------------+</w:t>
+        <w:pStyle w:val="FirstParagraph"/>
+      </w:pPr>
+      <w:r>
+        <w:t xml:space="preserve">OAIS</w:t>
+      </w:r>
+      <w:r>
+        <w:t xml:space="preserve">INFORMATION</w:t>
+      </w:r>
+      <w:r>
+        <w:t xml:space="preserve">FLOW</w:t>
+      </w:r>
+      <w:r>
+        <w:t xml:space="preserve">PRODUCER</w:t>
+      </w:r>
+      <w:r>
+        <w:t xml:space="preserve">ARCHIVE</w:t>
+      </w:r>
+      <w:r>
+        <w:t xml:space="preserve">CONSUMER</w:t>
+      </w:r>
+      <w:r>
+        <w:t xml:space="preserve">^</w:t>
+      </w:r>
+      <w:r>
+        <w:t xml:space="preserve">v</w:t>
+      </w:r>
+      <w:r>
+        <w:t xml:space="preserve">v</w:t>
+      </w:r>
+      <w:r>
+        <w:t xml:space="preserve">SIP</w:t>
+      </w:r>
+      <w:r>
+        <w:t xml:space="preserve">AIP</w:t>
+      </w:r>
+      <w:r>
+        <w:t xml:space="preserve">DIP</w:t>
+      </w:r>
+      <w:r>
+        <w:t xml:space="preserve">Submission</w:t>
+      </w:r>
+      <w:r>
+        <w:t xml:space="preserve">Archival</w:t>
+      </w:r>
+      <w:r>
+        <w:t xml:space="preserve">Dissemination</w:t>
+      </w:r>
+      <w:r>
+        <w:t xml:space="preserve">Information</w:t>
+      </w:r>
+      <w:r>
+        <w:t xml:space="preserve">Information</w:t>
+      </w:r>
+      <w:r>
+        <w:t xml:space="preserve">Information</w:t>
+      </w:r>
+      <w:r>
+        <w:t xml:space="preserve">Package</w:t>
+      </w:r>
+      <w:r>
+        <w:t xml:space="preserve">Package</w:t>
+      </w:r>
+      <w:r>
+        <w:t xml:space="preserve">Package</w:t>
       </w:r>
     </w:p>
     <w:tbl>
@@ -10076,8 +9276,8 @@
         </w:tc>
       </w:tr>
     </w:tbl>
-    <w:bookmarkEnd w:id="74"/>
-    <w:bookmarkStart w:id="75" w:name="creating-a-package-via-web-ui"/>
+    <w:bookmarkEnd w:id="75"/>
+    <w:bookmarkStart w:id="76" w:name="creating-a-package-via-web-ui"/>
     <w:p>
       <w:pPr>
         <w:pStyle w:val="Heading4"/>
@@ -10361,8 +9561,8 @@
         <w:t xml:space="preserve">to ZIP, TAR, or TAR.GZ</w:t>
       </w:r>
     </w:p>
-    <w:bookmarkEnd w:id="75"/>
-    <w:bookmarkStart w:id="76" w:name="package-workflow"/>
+    <w:bookmarkEnd w:id="76"/>
+    <w:bookmarkStart w:id="77" w:name="package-workflow"/>
     <w:p>
       <w:pPr>
         <w:pStyle w:val="Heading4"/>
@@ -10373,13 +9573,540 @@
     </w:p>
     <w:p>
       <w:pPr>
+        <w:pStyle w:val="FirstParagraph"/>
+      </w:pPr>
+      <w:r>
+        <w:t xml:space="preserve">PACKAGE</w:t>
+      </w:r>
+      <w:r>
+        <w:t xml:space="preserve">WORKFLOW</w:t>
+      </w:r>
+      <w:r>
+        <w:t xml:space="preserve">DRAFT</w:t>
+      </w:r>
+      <w:r>
+        <w:t xml:space="preserve">BUILD</w:t>
+      </w:r>
+      <w:r>
+        <w:t xml:space="preserve">VALIDATE</w:t>
+      </w:r>
+      <w:r>
+        <w:t xml:space="preserve">EXPORT</w:t>
+      </w:r>
+      <w:r>
+        <w:t xml:space="preserve">v</w:t>
+      </w:r>
+      <w:r>
+        <w:t xml:space="preserve">v</w:t>
+      </w:r>
+      <w:r>
+        <w:t xml:space="preserve">Add/Remove</w:t>
+      </w:r>
+      <w:r>
+        <w:t xml:space="preserve">Create</w:t>
+      </w:r>
+      <w:r>
+        <w:t xml:space="preserve">Verify</w:t>
+      </w:r>
+      <w:r>
+        <w:t xml:space="preserve">all</w:t>
+      </w:r>
+      <w:r>
+        <w:t xml:space="preserve">Create</w:t>
+      </w:r>
+      <w:r>
+        <w:t xml:space="preserve">ZIP</w:t>
+      </w:r>
+      <w:r>
+        <w:t xml:space="preserve">Objects</w:t>
+      </w:r>
+      <w:r>
+        <w:t xml:space="preserve">BagIt</w:t>
+      </w:r>
+      <w:r>
+        <w:t xml:space="preserve">checksums</w:t>
+      </w:r>
+      <w:r>
+        <w:t xml:space="preserve">or</w:t>
+      </w:r>
+      <w:r>
+        <w:t xml:space="preserve">TAR</w:t>
+      </w:r>
+      <w:r>
+        <w:t xml:space="preserve">file</w:t>
+      </w:r>
+      <w:r>
+        <w:t xml:space="preserve">Structure</w:t>
+      </w:r>
+    </w:p>
+    <w:bookmarkEnd w:id="77"/>
+    <w:bookmarkStart w:id="78" w:name="cli-commands"/>
+    <w:p>
+      <w:pPr>
+        <w:pStyle w:val="Heading4"/>
+      </w:pPr>
+      <w:r>
+        <w:t xml:space="preserve">CLI Commands</w:t>
+      </w:r>
+    </w:p>
+    <w:p>
+      <w:pPr>
         <w:pStyle w:val="SourceCode"/>
       </w:pPr>
       <w:r>
         <w:rPr>
+          <w:rStyle w:val="CommentTok"/>
+        </w:rPr>
+        <w:t xml:space="preserve"># List all packages</w:t>
+      </w:r>
+      <w:r>
+        <w:br/>
+      </w:r>
+      <w:r>
+        <w:rPr>
+          <w:rStyle w:val="ExtensionTok"/>
+        </w:rPr>
+        <w:t xml:space="preserve">php</w:t>
+      </w:r>
+      <w:r>
+        <w:rPr>
+          <w:rStyle w:val="NormalTok"/>
+        </w:rPr>
+        <w:t xml:space="preserve"> symfony preservation:package list</w:t>
+      </w:r>
+      <w:r>
+        <w:br/>
+      </w:r>
+      <w:r>
+        <w:br/>
+      </w:r>
+      <w:r>
+        <w:rPr>
+          <w:rStyle w:val="CommentTok"/>
+        </w:rPr>
+        <w:t xml:space="preserve"># Create a new SIP</w:t>
+      </w:r>
+      <w:r>
+        <w:br/>
+      </w:r>
+      <w:r>
+        <w:rPr>
+          <w:rStyle w:val="ExtensionTok"/>
+        </w:rPr>
+        <w:t xml:space="preserve">php</w:t>
+      </w:r>
+      <w:r>
+        <w:rPr>
+          <w:rStyle w:val="NormalTok"/>
+        </w:rPr>
+        <w:t xml:space="preserve"> symfony preservation:package create </w:t>
+      </w:r>
+      <w:r>
+        <w:rPr>
+          <w:rStyle w:val="AttributeTok"/>
+        </w:rPr>
+        <w:t xml:space="preserve">--type</w:t>
+      </w:r>
+      <w:r>
+        <w:rPr>
+          <w:rStyle w:val="OperatorTok"/>
+        </w:rPr>
+        <w:t xml:space="preserve">=</w:t>
+      </w:r>
+      <w:r>
+        <w:rPr>
+          <w:rStyle w:val="NormalTok"/>
+        </w:rPr>
+        <w:t xml:space="preserve">sip </w:t>
+      </w:r>
+      <w:r>
+        <w:rPr>
+          <w:rStyle w:val="AttributeTok"/>
+        </w:rPr>
+        <w:t xml:space="preserve">--name</w:t>
+      </w:r>
+      <w:r>
+        <w:rPr>
+          <w:rStyle w:val="OperatorTok"/>
+        </w:rPr>
+        <w:t xml:space="preserve">=</w:t>
+      </w:r>
+      <w:r>
+        <w:rPr>
+          <w:rStyle w:val="StringTok"/>
+        </w:rPr>
+        <w:t xml:space="preserve">"My Collection"</w:t>
+      </w:r>
+      <w:r>
+        <w:br/>
+      </w:r>
+      <w:r>
+        <w:br/>
+      </w:r>
+      <w:r>
+        <w:rPr>
+          <w:rStyle w:val="CommentTok"/>
+        </w:rPr>
+        <w:t xml:space="preserve"># Add objects to package</w:t>
+      </w:r>
+      <w:r>
+        <w:br/>
+      </w:r>
+      <w:r>
+        <w:rPr>
+          <w:rStyle w:val="ExtensionTok"/>
+        </w:rPr>
+        <w:t xml:space="preserve">php</w:t>
+      </w:r>
+      <w:r>
+        <w:rPr>
+          <w:rStyle w:val="NormalTok"/>
+        </w:rPr>
+        <w:t xml:space="preserve"> symfony preservation:package add-objects </w:t>
+      </w:r>
+      <w:r>
+        <w:rPr>
+          <w:rStyle w:val="AttributeTok"/>
+        </w:rPr>
+        <w:t xml:space="preserve">--id</w:t>
+      </w:r>
+      <w:r>
+        <w:rPr>
+          <w:rStyle w:val="OperatorTok"/>
+        </w:rPr>
+        <w:t xml:space="preserve">=</w:t>
+      </w:r>
+      <w:r>
+        <w:rPr>
+          <w:rStyle w:val="NormalTok"/>
+        </w:rPr>
+        <w:t xml:space="preserve">1 </w:t>
+      </w:r>
+      <w:r>
+        <w:rPr>
+          <w:rStyle w:val="AttributeTok"/>
+        </w:rPr>
+        <w:t xml:space="preserve">--objects</w:t>
+      </w:r>
+      <w:r>
+        <w:rPr>
+          <w:rStyle w:val="OperatorTok"/>
+        </w:rPr>
+        <w:t xml:space="preserve">=</w:t>
+      </w:r>
+      <w:r>
+        <w:rPr>
+          <w:rStyle w:val="NormalTok"/>
+        </w:rPr>
+        <w:t xml:space="preserve">100,101,102</w:t>
+      </w:r>
+      <w:r>
+        <w:br/>
+      </w:r>
+      <w:r>
+        <w:br/>
+      </w:r>
+      <w:r>
+        <w:rPr>
+          <w:rStyle w:val="CommentTok"/>
+        </w:rPr>
+        <w:t xml:space="preserve"># Add objects by query</w:t>
+      </w:r>
+      <w:r>
+        <w:br/>
+      </w:r>
+      <w:r>
+        <w:rPr>
+          <w:rStyle w:val="ExtensionTok"/>
+        </w:rPr>
+        <w:t xml:space="preserve">php</w:t>
+      </w:r>
+      <w:r>
+        <w:rPr>
+          <w:rStyle w:val="NormalTok"/>
+        </w:rPr>
+        <w:t xml:space="preserve"> symfony preservation:package add-objects </w:t>
+      </w:r>
+      <w:r>
+        <w:rPr>
+          <w:rStyle w:val="AttributeTok"/>
+        </w:rPr>
+        <w:t xml:space="preserve">--id</w:t>
+      </w:r>
+      <w:r>
+        <w:rPr>
+          <w:rStyle w:val="OperatorTok"/>
+        </w:rPr>
+        <w:t xml:space="preserve">=</w:t>
+      </w:r>
+      <w:r>
+        <w:rPr>
+          <w:rStyle w:val="NormalTok"/>
+        </w:rPr>
+        <w:t xml:space="preserve">1 </w:t>
+      </w:r>
+      <w:r>
+        <w:rPr>
+          <w:rStyle w:val="AttributeTok"/>
+        </w:rPr>
+        <w:t xml:space="preserve">--query</w:t>
+      </w:r>
+      <w:r>
+        <w:rPr>
+          <w:rStyle w:val="OperatorTok"/>
+        </w:rPr>
+        <w:t xml:space="preserve">=</w:t>
+      </w:r>
+      <w:r>
+        <w:rPr>
+          <w:rStyle w:val="StringTok"/>
+        </w:rPr>
+        <w:t xml:space="preserve">"mime_type:application/pdf"</w:t>
+      </w:r>
+      <w:r>
+        <w:br/>
+      </w:r>
+      <w:r>
+        <w:br/>
+      </w:r>
+      <w:r>
+        <w:rPr>
+          <w:rStyle w:val="CommentTok"/>
+        </w:rPr>
+        <w:t xml:space="preserve"># Build BagIt package</w:t>
+      </w:r>
+      <w:r>
+        <w:br/>
+      </w:r>
+      <w:r>
+        <w:rPr>
+          <w:rStyle w:val="ExtensionTok"/>
+        </w:rPr>
+        <w:t xml:space="preserve">php</w:t>
+      </w:r>
+      <w:r>
+        <w:rPr>
+          <w:rStyle w:val="NormalTok"/>
+        </w:rPr>
+        <w:t xml:space="preserve"> symfony preservation:package build </w:t>
+      </w:r>
+      <w:r>
+        <w:rPr>
+          <w:rStyle w:val="AttributeTok"/>
+        </w:rPr>
+        <w:t xml:space="preserve">--id</w:t>
+      </w:r>
+      <w:r>
+        <w:rPr>
+          <w:rStyle w:val="OperatorTok"/>
+        </w:rPr>
+        <w:t xml:space="preserve">=</w:t>
+      </w:r>
+      <w:r>
+        <w:rPr>
+          <w:rStyle w:val="NormalTok"/>
+        </w:rPr>
+        <w:t xml:space="preserve">1</w:t>
+      </w:r>
+      <w:r>
+        <w:br/>
+      </w:r>
+      <w:r>
+        <w:br/>
+      </w:r>
+      <w:r>
+        <w:rPr>
+          <w:rStyle w:val="CommentTok"/>
+        </w:rPr>
+        <w:t xml:space="preserve"># Validate package</w:t>
+      </w:r>
+      <w:r>
+        <w:br/>
+      </w:r>
+      <w:r>
+        <w:rPr>
+          <w:rStyle w:val="ExtensionTok"/>
+        </w:rPr>
+        <w:t xml:space="preserve">php</w:t>
+      </w:r>
+      <w:r>
+        <w:rPr>
+          <w:rStyle w:val="NormalTok"/>
+        </w:rPr>
+        <w:t xml:space="preserve"> symfony preservation:package validate </w:t>
+      </w:r>
+      <w:r>
+        <w:rPr>
+          <w:rStyle w:val="AttributeTok"/>
+        </w:rPr>
+        <w:t xml:space="preserve">--id</w:t>
+      </w:r>
+      <w:r>
+        <w:rPr>
+          <w:rStyle w:val="OperatorTok"/>
+        </w:rPr>
+        <w:t xml:space="preserve">=</w:t>
+      </w:r>
+      <w:r>
+        <w:rPr>
+          <w:rStyle w:val="NormalTok"/>
+        </w:rPr>
+        <w:t xml:space="preserve">1</w:t>
+      </w:r>
+      <w:r>
+        <w:br/>
+      </w:r>
+      <w:r>
+        <w:br/>
+      </w:r>
+      <w:r>
+        <w:rPr>
+          <w:rStyle w:val="CommentTok"/>
+        </w:rPr>
+        <w:t xml:space="preserve"># Export to ZIP</w:t>
+      </w:r>
+      <w:r>
+        <w:br/>
+      </w:r>
+      <w:r>
+        <w:rPr>
+          <w:rStyle w:val="ExtensionTok"/>
+        </w:rPr>
+        <w:t xml:space="preserve">php</w:t>
+      </w:r>
+      <w:r>
+        <w:rPr>
+          <w:rStyle w:val="NormalTok"/>
+        </w:rPr>
+        <w:t xml:space="preserve"> symfony preservation:package export </w:t>
+      </w:r>
+      <w:r>
+        <w:rPr>
+          <w:rStyle w:val="AttributeTok"/>
+        </w:rPr>
+        <w:t xml:space="preserve">--id</w:t>
+      </w:r>
+      <w:r>
+        <w:rPr>
+          <w:rStyle w:val="OperatorTok"/>
+        </w:rPr>
+        <w:t xml:space="preserve">=</w:t>
+      </w:r>
+      <w:r>
+        <w:rPr>
+          <w:rStyle w:val="NormalTok"/>
+        </w:rPr>
+        <w:t xml:space="preserve">1 </w:t>
+      </w:r>
+      <w:r>
+        <w:rPr>
+          <w:rStyle w:val="AttributeTok"/>
+        </w:rPr>
+        <w:t xml:space="preserve">--format</w:t>
+      </w:r>
+      <w:r>
+        <w:rPr>
+          <w:rStyle w:val="OperatorTok"/>
+        </w:rPr>
+        <w:t xml:space="preserve">=</w:t>
+      </w:r>
+      <w:r>
+        <w:rPr>
+          <w:rStyle w:val="NormalTok"/>
+        </w:rPr>
+        <w:t xml:space="preserve">zip</w:t>
+      </w:r>
+      <w:r>
+        <w:br/>
+      </w:r>
+      <w:r>
+        <w:br/>
+      </w:r>
+      <w:r>
+        <w:rPr>
+          <w:rStyle w:val="CommentTok"/>
+        </w:rPr>
+        <w:t xml:space="preserve"># Convert SIP to AIP</w:t>
+      </w:r>
+      <w:r>
+        <w:br/>
+      </w:r>
+      <w:r>
+        <w:rPr>
+          <w:rStyle w:val="ExtensionTok"/>
+        </w:rPr>
+        <w:t xml:space="preserve">php</w:t>
+      </w:r>
+      <w:r>
+        <w:rPr>
+          <w:rStyle w:val="NormalTok"/>
+        </w:rPr>
+        <w:t xml:space="preserve"> symfony preservation:package convert </w:t>
+      </w:r>
+      <w:r>
+        <w:rPr>
+          <w:rStyle w:val="AttributeTok"/>
+        </w:rPr>
+        <w:t xml:space="preserve">--id</w:t>
+      </w:r>
+      <w:r>
+        <w:rPr>
+          <w:rStyle w:val="OperatorTok"/>
+        </w:rPr>
+        <w:t xml:space="preserve">=</w:t>
+      </w:r>
+      <w:r>
+        <w:rPr>
+          <w:rStyle w:val="NormalTok"/>
+        </w:rPr>
+        <w:t xml:space="preserve">1 </w:t>
+      </w:r>
+      <w:r>
+        <w:rPr>
+          <w:rStyle w:val="AttributeTok"/>
+        </w:rPr>
+        <w:t xml:space="preserve">--type</w:t>
+      </w:r>
+      <w:r>
+        <w:rPr>
+          <w:rStyle w:val="OperatorTok"/>
+        </w:rPr>
+        <w:t xml:space="preserve">=</w:t>
+      </w:r>
+      <w:r>
+        <w:rPr>
+          <w:rStyle w:val="NormalTok"/>
+        </w:rPr>
+        <w:t xml:space="preserve">aip</w:t>
+      </w:r>
+    </w:p>
+    <w:bookmarkEnd w:id="78"/>
+    <w:bookmarkStart w:id="79" w:name="bagit-structure"/>
+    <w:p>
+      <w:pPr>
+        <w:pStyle w:val="Heading4"/>
+      </w:pPr>
+      <w:r>
+        <w:t xml:space="preserve">BagIt Structure</w:t>
+      </w:r>
+    </w:p>
+    <w:p>
+      <w:pPr>
+        <w:pStyle w:val="FirstParagraph"/>
+      </w:pPr>
+      <w:r>
+        <w:t xml:space="preserve">Each package follows the BagIt specification:</w:t>
+      </w:r>
+    </w:p>
+    <w:p>
+      <w:pPr>
+        <w:pStyle w:val="SourceCode"/>
+      </w:pPr>
+      <w:r>
+        <w:rPr>
           <w:rStyle w:val="VerbatimChar"/>
         </w:rPr>
-        <w:t xml:space="preserve">+-------------------------------------------------------------+</w:t>
+        <w:t xml:space="preserve">&lt;uuid&gt;/</w:t>
       </w:r>
       <w:r>
         <w:br/>
@@ -10388,7 +10115,7 @@
         <w:rPr>
           <w:rStyle w:val="VerbatimChar"/>
         </w:rPr>
-        <w:t xml:space="preserve">|                    PACKAGE WORKFLOW                          |</w:t>
+        <w:t xml:space="preserve">  bagit.txt           # BagIt declaration</w:t>
       </w:r>
       <w:r>
         <w:br/>
@@ -10397,7 +10124,7 @@
         <w:rPr>
           <w:rStyle w:val="VerbatimChar"/>
         </w:rPr>
-        <w:t xml:space="preserve">+-------------------------------------------------------------+</w:t>
+        <w:t xml:space="preserve">  bag-info.txt        # Package metadata</w:t>
       </w:r>
       <w:r>
         <w:br/>
@@ -10406,7 +10133,7 @@
         <w:rPr>
           <w:rStyle w:val="VerbatimChar"/>
         </w:rPr>
-        <w:t xml:space="preserve">|                                                              |</w:t>
+        <w:t xml:space="preserve">  manifest-sha256.txt # Payload checksums</w:t>
       </w:r>
       <w:r>
         <w:br/>
@@ -10415,7 +10142,7 @@
         <w:rPr>
           <w:rStyle w:val="VerbatimChar"/>
         </w:rPr>
-        <w:t xml:space="preserve">|    +-------+     +-------+     +----------+     +--------+   |</w:t>
+        <w:t xml:space="preserve">  tagmanifest-sha256.txt # Tag file checksums</w:t>
       </w:r>
       <w:r>
         <w:br/>
@@ -10424,7 +10151,7 @@
         <w:rPr>
           <w:rStyle w:val="VerbatimChar"/>
         </w:rPr>
-        <w:t xml:space="preserve">|    | DRAFT | --&gt; | BUILD | --&gt; | VALIDATE | --&gt; | EXPORT |   |</w:t>
+        <w:t xml:space="preserve">  data/</w:t>
       </w:r>
       <w:r>
         <w:br/>
@@ -10433,7 +10160,7 @@
         <w:rPr>
           <w:rStyle w:val="VerbatimChar"/>
         </w:rPr>
-        <w:t xml:space="preserve">|    +-------+     +-------+     +----------+     +--------+   |</w:t>
+        <w:t xml:space="preserve">    file1.pdf         # Payload files</w:t>
       </w:r>
       <w:r>
         <w:br/>
@@ -10442,7 +10169,7 @@
         <w:rPr>
           <w:rStyle w:val="VerbatimChar"/>
         </w:rPr>
-        <w:t xml:space="preserve">|        |             |              |               |        |</w:t>
+        <w:t xml:space="preserve">    file2.tiff</w:t>
       </w:r>
       <w:r>
         <w:br/>
@@ -10451,589 +10178,11 @@
         <w:rPr>
           <w:rStyle w:val="VerbatimChar"/>
         </w:rPr>
-        <w:t xml:space="preserve">|        v             v              v               v        |</w:t>
-      </w:r>
-      <w:r>
-        <w:br/>
-      </w:r>
-      <w:r>
-        <w:rPr>
-          <w:rStyle w:val="VerbatimChar"/>
-        </w:rPr>
-        <w:t xml:space="preserve">|    Add/Remove    Create       Verify all      Create ZIP    |</w:t>
-      </w:r>
-      <w:r>
-        <w:br/>
-      </w:r>
-      <w:r>
-        <w:rPr>
-          <w:rStyle w:val="VerbatimChar"/>
-        </w:rPr>
-        <w:t xml:space="preserve">|    Objects       BagIt        checksums       or TAR file   |</w:t>
-      </w:r>
-      <w:r>
-        <w:br/>
-      </w:r>
-      <w:r>
-        <w:rPr>
-          <w:rStyle w:val="VerbatimChar"/>
-        </w:rPr>
-        <w:t xml:space="preserve">|                  Structure                                   |</w:t>
-      </w:r>
-      <w:r>
-        <w:br/>
-      </w:r>
-      <w:r>
-        <w:rPr>
-          <w:rStyle w:val="VerbatimChar"/>
-        </w:rPr>
-        <w:t xml:space="preserve">+-------------------------------------------------------------+</w:t>
-      </w:r>
-    </w:p>
-    <w:bookmarkEnd w:id="76"/>
-    <w:bookmarkStart w:id="77" w:name="cli-commands"/>
-    <w:p>
-      <w:pPr>
-        <w:pStyle w:val="Heading4"/>
-      </w:pPr>
-      <w:r>
-        <w:t xml:space="preserve">CLI Commands</w:t>
-      </w:r>
-    </w:p>
-    <w:p>
-      <w:pPr>
-        <w:pStyle w:val="SourceCode"/>
-      </w:pPr>
-      <w:r>
-        <w:rPr>
-          <w:rStyle w:val="CommentTok"/>
-        </w:rPr>
-        <w:t xml:space="preserve"># List all packages</w:t>
-      </w:r>
-      <w:r>
-        <w:br/>
-      </w:r>
-      <w:r>
-        <w:rPr>
-          <w:rStyle w:val="ExtensionTok"/>
-        </w:rPr>
-        <w:t xml:space="preserve">php</w:t>
-      </w:r>
-      <w:r>
-        <w:rPr>
-          <w:rStyle w:val="NormalTok"/>
-        </w:rPr>
-        <w:t xml:space="preserve"> symfony preservation:package list</w:t>
-      </w:r>
-      <w:r>
-        <w:br/>
-      </w:r>
-      <w:r>
-        <w:br/>
-      </w:r>
-      <w:r>
-        <w:rPr>
-          <w:rStyle w:val="CommentTok"/>
-        </w:rPr>
-        <w:t xml:space="preserve"># Create a new SIP</w:t>
-      </w:r>
-      <w:r>
-        <w:br/>
-      </w:r>
-      <w:r>
-        <w:rPr>
-          <w:rStyle w:val="ExtensionTok"/>
-        </w:rPr>
-        <w:t xml:space="preserve">php</w:t>
-      </w:r>
-      <w:r>
-        <w:rPr>
-          <w:rStyle w:val="NormalTok"/>
-        </w:rPr>
-        <w:t xml:space="preserve"> symfony preservation:package create </w:t>
-      </w:r>
-      <w:r>
-        <w:rPr>
-          <w:rStyle w:val="AttributeTok"/>
-        </w:rPr>
-        <w:t xml:space="preserve">--type</w:t>
-      </w:r>
-      <w:r>
-        <w:rPr>
-          <w:rStyle w:val="OperatorTok"/>
-        </w:rPr>
-        <w:t xml:space="preserve">=</w:t>
-      </w:r>
-      <w:r>
-        <w:rPr>
-          <w:rStyle w:val="NormalTok"/>
-        </w:rPr>
-        <w:t xml:space="preserve">sip </w:t>
-      </w:r>
-      <w:r>
-        <w:rPr>
-          <w:rStyle w:val="AttributeTok"/>
-        </w:rPr>
-        <w:t xml:space="preserve">--name</w:t>
-      </w:r>
-      <w:r>
-        <w:rPr>
-          <w:rStyle w:val="OperatorTok"/>
-        </w:rPr>
-        <w:t xml:space="preserve">=</w:t>
-      </w:r>
-      <w:r>
-        <w:rPr>
-          <w:rStyle w:val="StringTok"/>
-        </w:rPr>
-        <w:t xml:space="preserve">"My Collection"</w:t>
-      </w:r>
-      <w:r>
-        <w:br/>
-      </w:r>
-      <w:r>
-        <w:br/>
-      </w:r>
-      <w:r>
-        <w:rPr>
-          <w:rStyle w:val="CommentTok"/>
-        </w:rPr>
-        <w:t xml:space="preserve"># Add objects to package</w:t>
-      </w:r>
-      <w:r>
-        <w:br/>
-      </w:r>
-      <w:r>
-        <w:rPr>
-          <w:rStyle w:val="ExtensionTok"/>
-        </w:rPr>
-        <w:t xml:space="preserve">php</w:t>
-      </w:r>
-      <w:r>
-        <w:rPr>
-          <w:rStyle w:val="NormalTok"/>
-        </w:rPr>
-        <w:t xml:space="preserve"> symfony preservation:package add-objects </w:t>
-      </w:r>
-      <w:r>
-        <w:rPr>
-          <w:rStyle w:val="AttributeTok"/>
-        </w:rPr>
-        <w:t xml:space="preserve">--id</w:t>
-      </w:r>
-      <w:r>
-        <w:rPr>
-          <w:rStyle w:val="OperatorTok"/>
-        </w:rPr>
-        <w:t xml:space="preserve">=</w:t>
-      </w:r>
-      <w:r>
-        <w:rPr>
-          <w:rStyle w:val="NormalTok"/>
-        </w:rPr>
-        <w:t xml:space="preserve">1 </w:t>
-      </w:r>
-      <w:r>
-        <w:rPr>
-          <w:rStyle w:val="AttributeTok"/>
-        </w:rPr>
-        <w:t xml:space="preserve">--objects</w:t>
-      </w:r>
-      <w:r>
-        <w:rPr>
-          <w:rStyle w:val="OperatorTok"/>
-        </w:rPr>
-        <w:t xml:space="preserve">=</w:t>
-      </w:r>
-      <w:r>
-        <w:rPr>
-          <w:rStyle w:val="NormalTok"/>
-        </w:rPr>
-        <w:t xml:space="preserve">100,101,102</w:t>
-      </w:r>
-      <w:r>
-        <w:br/>
-      </w:r>
-      <w:r>
-        <w:br/>
-      </w:r>
-      <w:r>
-        <w:rPr>
-          <w:rStyle w:val="CommentTok"/>
-        </w:rPr>
-        <w:t xml:space="preserve"># Add objects by query</w:t>
-      </w:r>
-      <w:r>
-        <w:br/>
-      </w:r>
-      <w:r>
-        <w:rPr>
-          <w:rStyle w:val="ExtensionTok"/>
-        </w:rPr>
-        <w:t xml:space="preserve">php</w:t>
-      </w:r>
-      <w:r>
-        <w:rPr>
-          <w:rStyle w:val="NormalTok"/>
-        </w:rPr>
-        <w:t xml:space="preserve"> symfony preservation:package add-objects </w:t>
-      </w:r>
-      <w:r>
-        <w:rPr>
-          <w:rStyle w:val="AttributeTok"/>
-        </w:rPr>
-        <w:t xml:space="preserve">--id</w:t>
-      </w:r>
-      <w:r>
-        <w:rPr>
-          <w:rStyle w:val="OperatorTok"/>
-        </w:rPr>
-        <w:t xml:space="preserve">=</w:t>
-      </w:r>
-      <w:r>
-        <w:rPr>
-          <w:rStyle w:val="NormalTok"/>
-        </w:rPr>
-        <w:t xml:space="preserve">1 </w:t>
-      </w:r>
-      <w:r>
-        <w:rPr>
-          <w:rStyle w:val="AttributeTok"/>
-        </w:rPr>
-        <w:t xml:space="preserve">--query</w:t>
-      </w:r>
-      <w:r>
-        <w:rPr>
-          <w:rStyle w:val="OperatorTok"/>
-        </w:rPr>
-        <w:t xml:space="preserve">=</w:t>
-      </w:r>
-      <w:r>
-        <w:rPr>
-          <w:rStyle w:val="StringTok"/>
-        </w:rPr>
-        <w:t xml:space="preserve">"mime_type:application/pdf"</w:t>
-      </w:r>
-      <w:r>
-        <w:br/>
-      </w:r>
-      <w:r>
-        <w:br/>
-      </w:r>
-      <w:r>
-        <w:rPr>
-          <w:rStyle w:val="CommentTok"/>
-        </w:rPr>
-        <w:t xml:space="preserve"># Build BagIt package</w:t>
-      </w:r>
-      <w:r>
-        <w:br/>
-      </w:r>
-      <w:r>
-        <w:rPr>
-          <w:rStyle w:val="ExtensionTok"/>
-        </w:rPr>
-        <w:t xml:space="preserve">php</w:t>
-      </w:r>
-      <w:r>
-        <w:rPr>
-          <w:rStyle w:val="NormalTok"/>
-        </w:rPr>
-        <w:t xml:space="preserve"> symfony preservation:package build </w:t>
-      </w:r>
-      <w:r>
-        <w:rPr>
-          <w:rStyle w:val="AttributeTok"/>
-        </w:rPr>
-        <w:t xml:space="preserve">--id</w:t>
-      </w:r>
-      <w:r>
-        <w:rPr>
-          <w:rStyle w:val="OperatorTok"/>
-        </w:rPr>
-        <w:t xml:space="preserve">=</w:t>
-      </w:r>
-      <w:r>
-        <w:rPr>
-          <w:rStyle w:val="NormalTok"/>
-        </w:rPr>
-        <w:t xml:space="preserve">1</w:t>
-      </w:r>
-      <w:r>
-        <w:br/>
-      </w:r>
-      <w:r>
-        <w:br/>
-      </w:r>
-      <w:r>
-        <w:rPr>
-          <w:rStyle w:val="CommentTok"/>
-        </w:rPr>
-        <w:t xml:space="preserve"># Validate package</w:t>
-      </w:r>
-      <w:r>
-        <w:br/>
-      </w:r>
-      <w:r>
-        <w:rPr>
-          <w:rStyle w:val="ExtensionTok"/>
-        </w:rPr>
-        <w:t xml:space="preserve">php</w:t>
-      </w:r>
-      <w:r>
-        <w:rPr>
-          <w:rStyle w:val="NormalTok"/>
-        </w:rPr>
-        <w:t xml:space="preserve"> symfony preservation:package validate </w:t>
-      </w:r>
-      <w:r>
-        <w:rPr>
-          <w:rStyle w:val="AttributeTok"/>
-        </w:rPr>
-        <w:t xml:space="preserve">--id</w:t>
-      </w:r>
-      <w:r>
-        <w:rPr>
-          <w:rStyle w:val="OperatorTok"/>
-        </w:rPr>
-        <w:t xml:space="preserve">=</w:t>
-      </w:r>
-      <w:r>
-        <w:rPr>
-          <w:rStyle w:val="NormalTok"/>
-        </w:rPr>
-        <w:t xml:space="preserve">1</w:t>
-      </w:r>
-      <w:r>
-        <w:br/>
-      </w:r>
-      <w:r>
-        <w:br/>
-      </w:r>
-      <w:r>
-        <w:rPr>
-          <w:rStyle w:val="CommentTok"/>
-        </w:rPr>
-        <w:t xml:space="preserve"># Export to ZIP</w:t>
-      </w:r>
-      <w:r>
-        <w:br/>
-      </w:r>
-      <w:r>
-        <w:rPr>
-          <w:rStyle w:val="ExtensionTok"/>
-        </w:rPr>
-        <w:t xml:space="preserve">php</w:t>
-      </w:r>
-      <w:r>
-        <w:rPr>
-          <w:rStyle w:val="NormalTok"/>
-        </w:rPr>
-        <w:t xml:space="preserve"> symfony preservation:package export </w:t>
-      </w:r>
-      <w:r>
-        <w:rPr>
-          <w:rStyle w:val="AttributeTok"/>
-        </w:rPr>
-        <w:t xml:space="preserve">--id</w:t>
-      </w:r>
-      <w:r>
-        <w:rPr>
-          <w:rStyle w:val="OperatorTok"/>
-        </w:rPr>
-        <w:t xml:space="preserve">=</w:t>
-      </w:r>
-      <w:r>
-        <w:rPr>
-          <w:rStyle w:val="NormalTok"/>
-        </w:rPr>
-        <w:t xml:space="preserve">1 </w:t>
-      </w:r>
-      <w:r>
-        <w:rPr>
-          <w:rStyle w:val="AttributeTok"/>
-        </w:rPr>
-        <w:t xml:space="preserve">--format</w:t>
-      </w:r>
-      <w:r>
-        <w:rPr>
-          <w:rStyle w:val="OperatorTok"/>
-        </w:rPr>
-        <w:t xml:space="preserve">=</w:t>
-      </w:r>
-      <w:r>
-        <w:rPr>
-          <w:rStyle w:val="NormalTok"/>
-        </w:rPr>
-        <w:t xml:space="preserve">zip</w:t>
-      </w:r>
-      <w:r>
-        <w:br/>
-      </w:r>
-      <w:r>
-        <w:br/>
-      </w:r>
-      <w:r>
-        <w:rPr>
-          <w:rStyle w:val="CommentTok"/>
-        </w:rPr>
-        <w:t xml:space="preserve"># Convert SIP to AIP</w:t>
-      </w:r>
-      <w:r>
-        <w:br/>
-      </w:r>
-      <w:r>
-        <w:rPr>
-          <w:rStyle w:val="ExtensionTok"/>
-        </w:rPr>
-        <w:t xml:space="preserve">php</w:t>
-      </w:r>
-      <w:r>
-        <w:rPr>
-          <w:rStyle w:val="NormalTok"/>
-        </w:rPr>
-        <w:t xml:space="preserve"> symfony preservation:package convert </w:t>
-      </w:r>
-      <w:r>
-        <w:rPr>
-          <w:rStyle w:val="AttributeTok"/>
-        </w:rPr>
-        <w:t xml:space="preserve">--id</w:t>
-      </w:r>
-      <w:r>
-        <w:rPr>
-          <w:rStyle w:val="OperatorTok"/>
-        </w:rPr>
-        <w:t xml:space="preserve">=</w:t>
-      </w:r>
-      <w:r>
-        <w:rPr>
-          <w:rStyle w:val="NormalTok"/>
-        </w:rPr>
-        <w:t xml:space="preserve">1 </w:t>
-      </w:r>
-      <w:r>
-        <w:rPr>
-          <w:rStyle w:val="AttributeTok"/>
-        </w:rPr>
-        <w:t xml:space="preserve">--type</w:t>
-      </w:r>
-      <w:r>
-        <w:rPr>
-          <w:rStyle w:val="OperatorTok"/>
-        </w:rPr>
-        <w:t xml:space="preserve">=</w:t>
-      </w:r>
-      <w:r>
-        <w:rPr>
-          <w:rStyle w:val="NormalTok"/>
-        </w:rPr>
-        <w:t xml:space="preserve">aip</w:t>
-      </w:r>
-    </w:p>
-    <w:bookmarkEnd w:id="77"/>
-    <w:bookmarkStart w:id="78" w:name="bagit-structure"/>
-    <w:p>
-      <w:pPr>
-        <w:pStyle w:val="Heading4"/>
-      </w:pPr>
-      <w:r>
-        <w:t xml:space="preserve">BagIt Structure</w:t>
-      </w:r>
-    </w:p>
-    <w:p>
-      <w:pPr>
-        <w:pStyle w:val="FirstParagraph"/>
-      </w:pPr>
-      <w:r>
-        <w:t xml:space="preserve">Each package follows the BagIt specification:</w:t>
-      </w:r>
-    </w:p>
-    <w:p>
-      <w:pPr>
-        <w:pStyle w:val="SourceCode"/>
-      </w:pPr>
-      <w:r>
-        <w:rPr>
-          <w:rStyle w:val="VerbatimChar"/>
-        </w:rPr>
-        <w:t xml:space="preserve">&lt;uuid&gt;/</w:t>
-      </w:r>
-      <w:r>
-        <w:br/>
-      </w:r>
-      <w:r>
-        <w:rPr>
-          <w:rStyle w:val="VerbatimChar"/>
-        </w:rPr>
-        <w:t xml:space="preserve">  bagit.txt           # BagIt declaration</w:t>
-      </w:r>
-      <w:r>
-        <w:br/>
-      </w:r>
-      <w:r>
-        <w:rPr>
-          <w:rStyle w:val="VerbatimChar"/>
-        </w:rPr>
-        <w:t xml:space="preserve">  bag-info.txt        # Package metadata</w:t>
-      </w:r>
-      <w:r>
-        <w:br/>
-      </w:r>
-      <w:r>
-        <w:rPr>
-          <w:rStyle w:val="VerbatimChar"/>
-        </w:rPr>
-        <w:t xml:space="preserve">  manifest-sha256.txt # Payload checksums</w:t>
-      </w:r>
-      <w:r>
-        <w:br/>
-      </w:r>
-      <w:r>
-        <w:rPr>
-          <w:rStyle w:val="VerbatimChar"/>
-        </w:rPr>
-        <w:t xml:space="preserve">  tagmanifest-sha256.txt # Tag file checksums</w:t>
-      </w:r>
-      <w:r>
-        <w:br/>
-      </w:r>
-      <w:r>
-        <w:rPr>
-          <w:rStyle w:val="VerbatimChar"/>
-        </w:rPr>
-        <w:t xml:space="preserve">  data/</w:t>
-      </w:r>
-      <w:r>
-        <w:br/>
-      </w:r>
-      <w:r>
-        <w:rPr>
-          <w:rStyle w:val="VerbatimChar"/>
-        </w:rPr>
-        <w:t xml:space="preserve">    file1.pdf         # Payload files</w:t>
-      </w:r>
-      <w:r>
-        <w:br/>
-      </w:r>
-      <w:r>
-        <w:rPr>
-          <w:rStyle w:val="VerbatimChar"/>
-        </w:rPr>
-        <w:t xml:space="preserve">    file2.tiff</w:t>
-      </w:r>
-      <w:r>
-        <w:br/>
-      </w:r>
-      <w:r>
-        <w:rPr>
-          <w:rStyle w:val="VerbatimChar"/>
-        </w:rPr>
         <w:t xml:space="preserve">    ...</w:t>
       </w:r>
     </w:p>
-    <w:bookmarkEnd w:id="78"/>
-    <w:bookmarkStart w:id="79" w:name="package-conversions"/>
+    <w:bookmarkEnd w:id="79"/>
+    <w:bookmarkStart w:id="80" w:name="package-conversions"/>
     <w:p>
       <w:pPr>
         <w:pStyle w:val="Heading4"/>
@@ -11197,10 +10346,10 @@
         </w:pict>
       </w:r>
     </w:p>
-    <w:bookmarkEnd w:id="79"/>
     <w:bookmarkEnd w:id="80"/>
     <w:bookmarkEnd w:id="81"/>
-    <w:bookmarkStart w:id="84" w:name="best-practices"/>
+    <w:bookmarkEnd w:id="82"/>
+    <w:bookmarkStart w:id="85" w:name="best-practices"/>
     <w:p>
       <w:pPr>
         <w:pStyle w:val="Heading2"/>
@@ -11209,7 +10358,7 @@
         <w:t xml:space="preserve">Best Practices</w:t>
       </w:r>
     </w:p>
-    <w:bookmarkStart w:id="82" w:name="recommended-settings"/>
+    <w:bookmarkStart w:id="83" w:name="recommended-settings"/>
     <w:p>
       <w:pPr>
         <w:pStyle w:val="Heading3"/>
@@ -11350,8 +10499,8 @@
         <w:t xml:space="preserve">Maintain at least 2 backup copies in different locations</w:t>
       </w:r>
     </w:p>
-    <w:bookmarkEnd w:id="82"/>
-    <w:bookmarkStart w:id="83" w:name="preservation-strategy"/>
+    <w:bookmarkEnd w:id="83"/>
+    <w:bookmarkStart w:id="84" w:name="preservation-strategy"/>
     <w:p>
       <w:pPr>
         <w:pStyle w:val="Heading3"/>
@@ -11362,274 +10511,403 @@
     </w:p>
     <w:p>
       <w:pPr>
-        <w:pStyle w:val="SourceCode"/>
-      </w:pPr>
-      <w:r>
-        <w:rPr>
-          <w:rStyle w:val="VerbatimChar"/>
-        </w:rPr>
-        <w:t xml:space="preserve">+-------------------------------------------------------------+</w:t>
-      </w:r>
-      <w:r>
-        <w:br/>
-      </w:r>
-      <w:r>
-        <w:rPr>
-          <w:rStyle w:val="VerbatimChar"/>
-        </w:rPr>
-        <w:t xml:space="preserve">|              PRESERVATION STRATEGY PYRAMID                   |</w:t>
-      </w:r>
-      <w:r>
-        <w:br/>
-      </w:r>
-      <w:r>
-        <w:rPr>
-          <w:rStyle w:val="VerbatimChar"/>
-        </w:rPr>
-        <w:t xml:space="preserve">+-------------------------------------------------------------+</w:t>
-      </w:r>
-      <w:r>
-        <w:br/>
-      </w:r>
-      <w:r>
-        <w:rPr>
-          <w:rStyle w:val="VerbatimChar"/>
-        </w:rPr>
-        <w:t xml:space="preserve">|                                                              |</w:t>
-      </w:r>
-      <w:r>
-        <w:br/>
-      </w:r>
-      <w:r>
-        <w:rPr>
-          <w:rStyle w:val="VerbatimChar"/>
-        </w:rPr>
-        <w:t xml:space="preserve">|                        +-------+                             |</w:t>
-      </w:r>
-      <w:r>
-        <w:br/>
-      </w:r>
-      <w:r>
-        <w:rPr>
-          <w:rStyle w:val="VerbatimChar"/>
-        </w:rPr>
-        <w:t xml:space="preserve">|                       /|MONITOR|\                            |</w:t>
-      </w:r>
-      <w:r>
-        <w:br/>
-      </w:r>
-      <w:r>
-        <w:rPr>
-          <w:rStyle w:val="VerbatimChar"/>
-        </w:rPr>
-        <w:t xml:space="preserve">|                      / | Risk  | \                           |</w:t>
-      </w:r>
-      <w:r>
-        <w:br/>
-      </w:r>
-      <w:r>
-        <w:rPr>
-          <w:rStyle w:val="VerbatimChar"/>
-        </w:rPr>
-        <w:t xml:space="preserve">|                     /  +-------+  \                          |</w:t>
-      </w:r>
-      <w:r>
-        <w:br/>
-      </w:r>
-      <w:r>
-        <w:rPr>
-          <w:rStyle w:val="VerbatimChar"/>
-        </w:rPr>
-        <w:t xml:space="preserve">|                    /               \                         |</w:t>
-      </w:r>
-      <w:r>
-        <w:br/>
-      </w:r>
-      <w:r>
-        <w:rPr>
-          <w:rStyle w:val="VerbatimChar"/>
-        </w:rPr>
-        <w:t xml:space="preserve">|                   /    +-------+    \                        |</w:t>
-      </w:r>
-      <w:r>
-        <w:br/>
-      </w:r>
-      <w:r>
-        <w:rPr>
-          <w:rStyle w:val="VerbatimChar"/>
-        </w:rPr>
-        <w:t xml:space="preserve">|                  /    /|CONVERT|\    \                       |</w:t>
-      </w:r>
-      <w:r>
-        <w:br/>
-      </w:r>
-      <w:r>
-        <w:rPr>
-          <w:rStyle w:val="VerbatimChar"/>
-        </w:rPr>
-        <w:t xml:space="preserve">|                 /    / |Formats| \    \                      |</w:t>
-      </w:r>
-      <w:r>
-        <w:br/>
-      </w:r>
-      <w:r>
-        <w:rPr>
-          <w:rStyle w:val="VerbatimChar"/>
-        </w:rPr>
-        <w:t xml:space="preserve">|                /    /  +-------+  \    \                     |</w:t>
-      </w:r>
-      <w:r>
-        <w:br/>
-      </w:r>
-      <w:r>
-        <w:rPr>
-          <w:rStyle w:val="VerbatimChar"/>
-        </w:rPr>
-        <w:t xml:space="preserve">|               /    /               \    \                    |</w:t>
-      </w:r>
-      <w:r>
-        <w:br/>
-      </w:r>
-      <w:r>
-        <w:rPr>
-          <w:rStyle w:val="VerbatimChar"/>
-        </w:rPr>
-        <w:t xml:space="preserve">|              /    /     +------+    \    \                   |</w:t>
-      </w:r>
-      <w:r>
-        <w:br/>
-      </w:r>
-      <w:r>
-        <w:rPr>
-          <w:rStyle w:val="VerbatimChar"/>
-        </w:rPr>
-        <w:t xml:space="preserve">|             /    /     /| SCAN |\    \    \                  |</w:t>
-      </w:r>
-      <w:r>
-        <w:br/>
-      </w:r>
-      <w:r>
-        <w:rPr>
-          <w:rStyle w:val="VerbatimChar"/>
-        </w:rPr>
-        <w:t xml:space="preserve">|            /    /     / |Virus | \    \    \                 |</w:t>
-      </w:r>
-      <w:r>
-        <w:br/>
-      </w:r>
-      <w:r>
-        <w:rPr>
-          <w:rStyle w:val="VerbatimChar"/>
-        </w:rPr>
-        <w:t xml:space="preserve">|           /    /     /  +------+  \    \    \                |</w:t>
-      </w:r>
-      <w:r>
-        <w:br/>
-      </w:r>
-      <w:r>
-        <w:rPr>
-          <w:rStyle w:val="VerbatimChar"/>
-        </w:rPr>
-        <w:t xml:space="preserve">|          /    /     /              \    \    \               |</w:t>
-      </w:r>
-      <w:r>
-        <w:br/>
-      </w:r>
-      <w:r>
-        <w:rPr>
-          <w:rStyle w:val="VerbatimChar"/>
-        </w:rPr>
-        <w:t xml:space="preserve">|         /    /     /    +------+    \    \    \              |</w:t>
-      </w:r>
-      <w:r>
-        <w:br/>
-      </w:r>
-      <w:r>
-        <w:rPr>
-          <w:rStyle w:val="VerbatimChar"/>
-        </w:rPr>
-        <w:t xml:space="preserve">|        /    /     /    /|VERIFY|\    \    \    \             |</w:t>
-      </w:r>
-      <w:r>
-        <w:br/>
-      </w:r>
-      <w:r>
-        <w:rPr>
-          <w:rStyle w:val="VerbatimChar"/>
-        </w:rPr>
-        <w:t xml:space="preserve">|       /    /     /    / |Fixity| \    \    \    \            |</w:t>
-      </w:r>
-      <w:r>
-        <w:br/>
-      </w:r>
-      <w:r>
-        <w:rPr>
-          <w:rStyle w:val="VerbatimChar"/>
-        </w:rPr>
-        <w:t xml:space="preserve">|      /    /     /    /  +------+  \    \    \    \           |</w:t>
-      </w:r>
-      <w:r>
-        <w:br/>
-      </w:r>
-      <w:r>
-        <w:rPr>
-          <w:rStyle w:val="VerbatimChar"/>
-        </w:rPr>
-        <w:t xml:space="preserve">|     /    /     /    /              \    \    \    \          |</w:t>
-      </w:r>
-      <w:r>
-        <w:br/>
-      </w:r>
-      <w:r>
-        <w:rPr>
-          <w:rStyle w:val="VerbatimChar"/>
-        </w:rPr>
-        <w:t xml:space="preserve">|    /    /     /    /   +--------+   \    \    \    \         |</w:t>
-      </w:r>
-      <w:r>
-        <w:br/>
-      </w:r>
-      <w:r>
-        <w:rPr>
-          <w:rStyle w:val="VerbatimChar"/>
-        </w:rPr>
-        <w:t xml:space="preserve">|   /    /     /    /   /|REPLICATE\   \    \    \    \        |</w:t>
-      </w:r>
-      <w:r>
-        <w:br/>
-      </w:r>
-      <w:r>
-        <w:rPr>
-          <w:rStyle w:val="VerbatimChar"/>
-        </w:rPr>
-        <w:t xml:space="preserve">|  /    /     /    /   / | Backups | \  \    \    \    \       |</w:t>
-      </w:r>
-      <w:r>
-        <w:br/>
-      </w:r>
-      <w:r>
-        <w:rPr>
-          <w:rStyle w:val="VerbatimChar"/>
-        </w:rPr>
-        <w:t xml:space="preserve">| +----+-----+----+---+--+--------+--+--+----+-----+----+      |</w:t>
-      </w:r>
-      <w:r>
-        <w:br/>
-      </w:r>
-      <w:r>
-        <w:rPr>
-          <w:rStyle w:val="VerbatimChar"/>
-        </w:rPr>
-        <w:t xml:space="preserve">|                                                              |</w:t>
-      </w:r>
-      <w:r>
-        <w:br/>
-      </w:r>
-      <w:r>
-        <w:rPr>
-          <w:rStyle w:val="VerbatimChar"/>
-        </w:rPr>
-        <w:t xml:space="preserve">+-------------------------------------------------------------+</w:t>
+        <w:pStyle w:val="FirstParagraph"/>
+      </w:pPr>
+      <w:r>
+        <w:t xml:space="preserve">PRESERVATION</w:t>
+      </w:r>
+      <w:r>
+        <w:t xml:space="preserve">STRATEGY</w:t>
+      </w:r>
+      <w:r>
+        <w:t xml:space="preserve">PYRAMID</w:t>
+      </w:r>
+      <w:r>
+        <w:t xml:space="preserve">/</w:t>
+      </w:r>
+      <w:r>
+        <w:t xml:space="preserve">MONITOR</w:t>
+      </w:r>
+      <w:r>
+        <w:t xml:space="preserve">&lt;/text&gt;</w:t>
+      </w:r>
+      <w:r>
+        <w:t xml:space="preserve">/</w:t>
+      </w:r>
+      <w:r>
+        <w:t xml:space="preserve">Risk</w:t>
+      </w:r>
+      <w:r>
+        <w:t xml:space="preserve">&lt;/text&gt;</w:t>
+      </w:r>
+      <w:r>
+        <w:t xml:space="preserve">/</w:t>
+      </w:r>
+      <w:r>
+        <w:t xml:space="preserve">&lt;/text&gt;</w:t>
+      </w:r>
+      <w:r>
+        <w:t xml:space="preserve">/</w:t>
+      </w:r>
+      <w:r>
+        <w:t xml:space="preserve">&lt;/text&gt;</w:t>
+      </w:r>
+      <w:r>
+        <w:t xml:space="preserve">/</w:t>
+      </w:r>
+      <w:r>
+        <w:t xml:space="preserve">&lt;/text&gt;</w:t>
+      </w:r>
+      <w:r>
+        <w:t xml:space="preserve">/</w:t>
+      </w:r>
+      <w:r>
+        <w:t xml:space="preserve">/</w:t>
+      </w:r>
+      <w:r>
+        <w:t xml:space="preserve">CONVERT</w:t>
+      </w:r>
+      <w:r>
+        <w:t xml:space="preserve">&lt;/text&gt;</w:t>
+      </w:r>
+      <w:r>
+        <w:t xml:space="preserve">&lt;/text&gt;</w:t>
+      </w:r>
+      <w:r>
+        <w:t xml:space="preserve">/</w:t>
+      </w:r>
+      <w:r>
+        <w:t xml:space="preserve">/</w:t>
+      </w:r>
+      <w:r>
+        <w:t xml:space="preserve">Formats</w:t>
+      </w:r>
+      <w:r>
+        <w:t xml:space="preserve">&lt;/text&gt;</w:t>
+      </w:r>
+      <w:r>
+        <w:t xml:space="preserve">&lt;/text&gt;</w:t>
+      </w:r>
+      <w:r>
+        <w:t xml:space="preserve">/</w:t>
+      </w:r>
+      <w:r>
+        <w:t xml:space="preserve">/</w:t>
+      </w:r>
+      <w:r>
+        <w:t xml:space="preserve">&lt;/text&gt;</w:t>
+      </w:r>
+      <w:r>
+        <w:t xml:space="preserve">&lt;/text&gt;</w:t>
+      </w:r>
+      <w:r>
+        <w:t xml:space="preserve">/</w:t>
+      </w:r>
+      <w:r>
+        <w:t xml:space="preserve">/</w:t>
+      </w:r>
+      <w:r>
+        <w:t xml:space="preserve">&lt;/text&gt;</w:t>
+      </w:r>
+      <w:r>
+        <w:t xml:space="preserve">&lt;/text&gt;</w:t>
+      </w:r>
+      <w:r>
+        <w:t xml:space="preserve">/</w:t>
+      </w:r>
+      <w:r>
+        <w:t xml:space="preserve">/</w:t>
+      </w:r>
+      <w:r>
+        <w:t xml:space="preserve">&lt;/text&gt;</w:t>
+      </w:r>
+      <w:r>
+        <w:t xml:space="preserve">&lt;/text&gt;</w:t>
+      </w:r>
+      <w:r>
+        <w:t xml:space="preserve">/</w:t>
+      </w:r>
+      <w:r>
+        <w:t xml:space="preserve">/</w:t>
+      </w:r>
+      <w:r>
+        <w:t xml:space="preserve">/</w:t>
+      </w:r>
+      <w:r>
+        <w:t xml:space="preserve">SCAN</w:t>
+      </w:r>
+      <w:r>
+        <w:t xml:space="preserve">&lt;/text&gt;</w:t>
+      </w:r>
+      <w:r>
+        <w:t xml:space="preserve">&lt;/text&gt;</w:t>
+      </w:r>
+      <w:r>
+        <w:t xml:space="preserve">&lt;/text&gt;</w:t>
+      </w:r>
+      <w:r>
+        <w:t xml:space="preserve">/</w:t>
+      </w:r>
+      <w:r>
+        <w:t xml:space="preserve">/</w:t>
+      </w:r>
+      <w:r>
+        <w:t xml:space="preserve">/</w:t>
+      </w:r>
+      <w:r>
+        <w:t xml:space="preserve">Virus</w:t>
+      </w:r>
+      <w:r>
+        <w:t xml:space="preserve">&lt;/text&gt;</w:t>
+      </w:r>
+      <w:r>
+        <w:t xml:space="preserve">&lt;/text&gt;</w:t>
+      </w:r>
+      <w:r>
+        <w:t xml:space="preserve">&lt;/text&gt;</w:t>
+      </w:r>
+      <w:r>
+        <w:t xml:space="preserve">/</w:t>
+      </w:r>
+      <w:r>
+        <w:t xml:space="preserve">/</w:t>
+      </w:r>
+      <w:r>
+        <w:t xml:space="preserve">/</w:t>
+      </w:r>
+      <w:r>
+        <w:t xml:space="preserve">&lt;/text&gt;</w:t>
+      </w:r>
+      <w:r>
+        <w:t xml:space="preserve">&lt;/text&gt;</w:t>
+      </w:r>
+      <w:r>
+        <w:t xml:space="preserve">&lt;/text&gt;</w:t>
+      </w:r>
+      <w:r>
+        <w:t xml:space="preserve">/</w:t>
+      </w:r>
+      <w:r>
+        <w:t xml:space="preserve">/</w:t>
+      </w:r>
+      <w:r>
+        <w:t xml:space="preserve">/</w:t>
+      </w:r>
+      <w:r>
+        <w:t xml:space="preserve">&lt;/text&gt;</w:t>
+      </w:r>
+      <w:r>
+        <w:t xml:space="preserve">&lt;/text&gt;</w:t>
+      </w:r>
+      <w:r>
+        <w:t xml:space="preserve">&lt;/text&gt;</w:t>
+      </w:r>
+      <w:r>
+        <w:t xml:space="preserve">/</w:t>
+      </w:r>
+      <w:r>
+        <w:t xml:space="preserve">/</w:t>
+      </w:r>
+      <w:r>
+        <w:t xml:space="preserve">/</w:t>
+      </w:r>
+      <w:r>
+        <w:t xml:space="preserve">&lt;/text&gt;</w:t>
+      </w:r>
+      <w:r>
+        <w:t xml:space="preserve">&lt;/text&gt;</w:t>
+      </w:r>
+      <w:r>
+        <w:t xml:space="preserve">&lt;/text&gt;</w:t>
+      </w:r>
+      <w:r>
+        <w:t xml:space="preserve">/</w:t>
+      </w:r>
+      <w:r>
+        <w:t xml:space="preserve">/</w:t>
+      </w:r>
+      <w:r>
+        <w:t xml:space="preserve">/</w:t>
+      </w:r>
+      <w:r>
+        <w:t xml:space="preserve">/</w:t>
+      </w:r>
+      <w:r>
+        <w:t xml:space="preserve">VERIFY</w:t>
+      </w:r>
+      <w:r>
+        <w:t xml:space="preserve">&lt;/text&gt;</w:t>
+      </w:r>
+      <w:r>
+        <w:t xml:space="preserve">&lt;/text&gt;</w:t>
+      </w:r>
+      <w:r>
+        <w:t xml:space="preserve">&lt;/text&gt;</w:t>
+      </w:r>
+      <w:r>
+        <w:t xml:space="preserve">&lt;/text&gt;</w:t>
+      </w:r>
+      <w:r>
+        <w:t xml:space="preserve">/</w:t>
+      </w:r>
+      <w:r>
+        <w:t xml:space="preserve">/</w:t>
+      </w:r>
+      <w:r>
+        <w:t xml:space="preserve">/</w:t>
+      </w:r>
+      <w:r>
+        <w:t xml:space="preserve">/</w:t>
+      </w:r>
+      <w:r>
+        <w:t xml:space="preserve">Fixity</w:t>
+      </w:r>
+      <w:r>
+        <w:t xml:space="preserve">&lt;/text&gt;</w:t>
+      </w:r>
+      <w:r>
+        <w:t xml:space="preserve">&lt;/text&gt;</w:t>
+      </w:r>
+      <w:r>
+        <w:t xml:space="preserve">&lt;/text&gt;</w:t>
+      </w:r>
+      <w:r>
+        <w:t xml:space="preserve">&lt;/text&gt;</w:t>
+      </w:r>
+      <w:r>
+        <w:t xml:space="preserve">/</w:t>
+      </w:r>
+      <w:r>
+        <w:t xml:space="preserve">/</w:t>
+      </w:r>
+      <w:r>
+        <w:t xml:space="preserve">/</w:t>
+      </w:r>
+      <w:r>
+        <w:t xml:space="preserve">/</w:t>
+      </w:r>
+      <w:r>
+        <w:t xml:space="preserve">&lt;/text&gt;</w:t>
+      </w:r>
+      <w:r>
+        <w:t xml:space="preserve">&lt;/text&gt;</w:t>
+      </w:r>
+      <w:r>
+        <w:t xml:space="preserve">&lt;/text&gt;</w:t>
+      </w:r>
+      <w:r>
+        <w:t xml:space="preserve">&lt;/text&gt;</w:t>
+      </w:r>
+      <w:r>
+        <w:t xml:space="preserve">/</w:t>
+      </w:r>
+      <w:r>
+        <w:t xml:space="preserve">/</w:t>
+      </w:r>
+      <w:r>
+        <w:t xml:space="preserve">/</w:t>
+      </w:r>
+      <w:r>
+        <w:t xml:space="preserve">/</w:t>
+      </w:r>
+      <w:r>
+        <w:t xml:space="preserve">&lt;/text&gt;</w:t>
+      </w:r>
+      <w:r>
+        <w:t xml:space="preserve">&lt;/text&gt;</w:t>
+      </w:r>
+      <w:r>
+        <w:t xml:space="preserve">&lt;/text&gt;</w:t>
+      </w:r>
+      <w:r>
+        <w:t xml:space="preserve">&lt;/text&gt;</w:t>
+      </w:r>
+      <w:r>
+        <w:t xml:space="preserve">/</w:t>
+      </w:r>
+      <w:r>
+        <w:t xml:space="preserve">/</w:t>
+      </w:r>
+      <w:r>
+        <w:t xml:space="preserve">/</w:t>
+      </w:r>
+      <w:r>
+        <w:t xml:space="preserve">/</w:t>
+      </w:r>
+      <w:r>
+        <w:t xml:space="preserve">&lt;/text&gt;</w:t>
+      </w:r>
+      <w:r>
+        <w:t xml:space="preserve">&lt;/text&gt;</w:t>
+      </w:r>
+      <w:r>
+        <w:t xml:space="preserve">&lt;/text&gt;</w:t>
+      </w:r>
+      <w:r>
+        <w:t xml:space="preserve">&lt;/text&gt;</w:t>
+      </w:r>
+      <w:r>
+        <w:t xml:space="preserve">/</w:t>
+      </w:r>
+      <w:r>
+        <w:t xml:space="preserve">/</w:t>
+      </w:r>
+      <w:r>
+        <w:t xml:space="preserve">/</w:t>
+      </w:r>
+      <w:r>
+        <w:t xml:space="preserve">/</w:t>
+      </w:r>
+      <w:r>
+        <w:t xml:space="preserve">/</w:t>
+      </w:r>
+      <w:r>
+        <w:t xml:space="preserve">REPLICATE&lt;/text&gt;</w:t>
+      </w:r>
+      <w:r>
+        <w:t xml:space="preserve">&lt;/text&gt;</w:t>
+      </w:r>
+      <w:r>
+        <w:t xml:space="preserve">&lt;/text&gt;</w:t>
+      </w:r>
+      <w:r>
+        <w:t xml:space="preserve">&lt;/text&gt;</w:t>
+      </w:r>
+      <w:r>
+        <w:t xml:space="preserve">&lt;/text&gt;</w:t>
+      </w:r>
+      <w:r>
+        <w:t xml:space="preserve">/</w:t>
+      </w:r>
+      <w:r>
+        <w:t xml:space="preserve">/</w:t>
+      </w:r>
+      <w:r>
+        <w:t xml:space="preserve">/</w:t>
+      </w:r>
+      <w:r>
+        <w:t xml:space="preserve">/</w:t>
+      </w:r>
+      <w:r>
+        <w:t xml:space="preserve">/</w:t>
+      </w:r>
+      <w:r>
+        <w:t xml:space="preserve">Backups</w:t>
+      </w:r>
+      <w:r>
+        <w:t xml:space="preserve">&lt;/text&gt;</w:t>
+      </w:r>
+      <w:r>
+        <w:t xml:space="preserve">&lt;/text&gt;</w:t>
+      </w:r>
+      <w:r>
+        <w:t xml:space="preserve">&lt;/text&gt;</w:t>
+      </w:r>
+      <w:r>
+        <w:t xml:space="preserve">&lt;/text&gt;</w:t>
+      </w:r>
+      <w:r>
+        <w:t xml:space="preserve">&lt;/text&gt;</w:t>
       </w:r>
     </w:p>
     <w:p>
@@ -11639,9 +10917,9 @@
         </w:pict>
       </w:r>
     </w:p>
-    <w:bookmarkEnd w:id="83"/>
     <w:bookmarkEnd w:id="84"/>
-    <w:bookmarkStart w:id="91" w:name="format-migration"/>
+    <w:bookmarkEnd w:id="85"/>
+    <w:bookmarkStart w:id="92" w:name="format-migration"/>
     <w:p>
       <w:pPr>
         <w:pStyle w:val="Heading2"/>
@@ -11658,7 +10936,7 @@
         <w:t xml:space="preserve">Plan and execute format conversions to ensure long-term accessibility.</w:t>
       </w:r>
     </w:p>
-    <w:bookmarkStart w:id="85" w:name="understanding-format-risk"/>
+    <w:bookmarkStart w:id="86" w:name="understanding-format-risk"/>
     <w:p>
       <w:pPr>
         <w:pStyle w:val="Heading3"/>
@@ -11669,13 +10947,377 @@
     </w:p>
     <w:p>
       <w:pPr>
+        <w:pStyle w:val="FirstParagraph"/>
+      </w:pPr>
+      <w:r>
+        <w:t xml:space="preserve">FORMAT</w:t>
+      </w:r>
+      <w:r>
+        <w:t xml:space="preserve">RISK</w:t>
+      </w:r>
+      <w:r>
+        <w:t xml:space="preserve">LEVELS</w:t>
+      </w:r>
+      <w:r>
+        <w:t xml:space="preserve">🔴</w:t>
+      </w:r>
+      <w:r>
+        <w:t xml:space="preserve">Critical</w:t>
+      </w:r>
+      <w:r>
+        <w:t xml:space="preserve">-</w:t>
+      </w:r>
+      <w:r>
+        <w:t xml:space="preserve">Format</w:t>
+      </w:r>
+      <w:r>
+        <w:t xml:space="preserve">obsolete,</w:t>
+      </w:r>
+      <w:r>
+        <w:t xml:space="preserve">software</w:t>
+      </w:r>
+      <w:r>
+        <w:t xml:space="preserve">unavailable</w:t>
+      </w:r>
+      <w:r>
+        <w:t xml:space="preserve">🟠</w:t>
+      </w:r>
+      <w:r>
+        <w:t xml:space="preserve">High</w:t>
+      </w:r>
+      <w:r>
+        <w:t xml:space="preserve">-</w:t>
+      </w:r>
+      <w:r>
+        <w:t xml:space="preserve">Format</w:t>
+      </w:r>
+      <w:r>
+        <w:t xml:space="preserve">deprecated,</w:t>
+      </w:r>
+      <w:r>
+        <w:t xml:space="preserve">limited</w:t>
+      </w:r>
+      <w:r>
+        <w:t xml:space="preserve">support</w:t>
+      </w:r>
+      <w:r>
+        <w:t xml:space="preserve">🟡</w:t>
+      </w:r>
+      <w:r>
+        <w:t xml:space="preserve">Medium</w:t>
+      </w:r>
+      <w:r>
+        <w:t xml:space="preserve">-</w:t>
+      </w:r>
+      <w:r>
+        <w:t xml:space="preserve">Proprietary,</w:t>
+      </w:r>
+      <w:r>
+        <w:t xml:space="preserve">future</w:t>
+      </w:r>
+      <w:r>
+        <w:t xml:space="preserve">uncertain</w:t>
+      </w:r>
+      <w:r>
+        <w:t xml:space="preserve">🟢</w:t>
+      </w:r>
+      <w:r>
+        <w:t xml:space="preserve">Low</w:t>
+      </w:r>
+      <w:r>
+        <w:t xml:space="preserve">-</w:t>
+      </w:r>
+      <w:r>
+        <w:t xml:space="preserve">Open</w:t>
+      </w:r>
+      <w:r>
+        <w:t xml:space="preserve">standard,</w:t>
+      </w:r>
+      <w:r>
+        <w:t xml:space="preserve">well-supported</w:t>
+      </w:r>
+    </w:p>
+    <w:bookmarkEnd w:id="86"/>
+    <w:bookmarkStart w:id="87" w:name="obsolescence-report"/>
+    <w:p>
+      <w:pPr>
+        <w:pStyle w:val="Heading3"/>
+      </w:pPr>
+      <w:r>
+        <w:t xml:space="preserve">Obsolescence Report</w:t>
+      </w:r>
+    </w:p>
+    <w:p>
+      <w:pPr>
+        <w:pStyle w:val="FirstParagraph"/>
+      </w:pPr>
+      <w:r>
+        <w:t xml:space="preserve">View formats at risk in your repository:</w:t>
+      </w:r>
+    </w:p>
+    <w:p>
+      <w:pPr>
+        <w:pStyle w:val="BodyText"/>
+      </w:pPr>
+      <w:r>
+        <w:t xml:space="preserve">OBSOLESCENCE</w:t>
+      </w:r>
+      <w:r>
+        <w:t xml:space="preserve">REPORT</w:t>
+      </w:r>
+      <w:r>
+        <w:t xml:space="preserve">Format</w:t>
+      </w:r>
+      <w:r>
+        <w:t xml:space="preserve">Risk</w:t>
+      </w:r>
+      <w:r>
+        <w:t xml:space="preserve">Count</w:t>
+      </w:r>
+      <w:r>
+        <w:t xml:space="preserve">Recommended</w:t>
+      </w:r>
+      <w:r>
+        <w:t xml:space="preserve">Action</w:t>
+      </w:r>
+      <w:r>
+        <w:t xml:space="preserve">WordPerfect</w:t>
+      </w:r>
+      <w:r>
+        <w:t xml:space="preserve">5.1</w:t>
+      </w:r>
+      <w:r>
+        <w:t xml:space="preserve">🔴</w:t>
+      </w:r>
+      <w:r>
+        <w:t xml:space="preserve">45</w:t>
+      </w:r>
+      <w:r>
+        <w:t xml:space="preserve">PDF/A-3</w:t>
+      </w:r>
+      <w:r>
+        <w:t xml:space="preserve">Lotus</w:t>
+      </w:r>
+      <w:r>
+        <w:t xml:space="preserve">1-2-3</w:t>
+      </w:r>
+      <w:r>
+        <w:t xml:space="preserve">🔴</w:t>
+      </w:r>
+      <w:r>
+        <w:t xml:space="preserve">23</w:t>
+      </w:r>
+      <w:r>
+        <w:t xml:space="preserve">ODS</w:t>
+      </w:r>
+      <w:r>
+        <w:t xml:space="preserve">/</w:t>
+      </w:r>
+      <w:r>
+        <w:t xml:space="preserve">XLSX</w:t>
+      </w:r>
+      <w:r>
+        <w:t xml:space="preserve">TIFF</w:t>
+      </w:r>
+      <w:r>
+        <w:t xml:space="preserve">LZW</w:t>
+      </w:r>
+      <w:r>
+        <w:t xml:space="preserve">🟡</w:t>
+      </w:r>
+      <w:r>
+        <w:t xml:space="preserve">1,234</w:t>
+      </w:r>
+      <w:r>
+        <w:t xml:space="preserve">TIFF</w:t>
+      </w:r>
+      <w:r>
+        <w:t xml:space="preserve">uncompressed</w:t>
+      </w:r>
+      <w:r>
+        <w:t xml:space="preserve">JPEG</w:t>
+      </w:r>
+      <w:r>
+        <w:t xml:space="preserve">2000</w:t>
+      </w:r>
+      <w:r>
+        <w:t xml:space="preserve">🟡</w:t>
+      </w:r>
+      <w:r>
+        <w:t xml:space="preserve">567</w:t>
+      </w:r>
+      <w:r>
+        <w:t xml:space="preserve">Monitor</w:t>
+      </w:r>
+      <w:r>
+        <w:t xml:space="preserve">PDF/A-3</w:t>
+      </w:r>
+      <w:r>
+        <w:t xml:space="preserve">🟢</w:t>
+      </w:r>
+      <w:r>
+        <w:t xml:space="preserve">8,901</w:t>
+      </w:r>
+      <w:r>
+        <w:t xml:space="preserve">No</w:t>
+      </w:r>
+      <w:r>
+        <w:t xml:space="preserve">action</w:t>
+      </w:r>
+      <w:r>
+        <w:t xml:space="preserve">[Generate</w:t>
+      </w:r>
+      <w:r>
+        <w:t xml:space="preserve">Migration</w:t>
+      </w:r>
+      <w:r>
+        <w:t xml:space="preserve">Plan]</w:t>
+      </w:r>
+    </w:p>
+    <w:bookmarkEnd w:id="87"/>
+    <w:bookmarkStart w:id="88" w:name="migration-pathways"/>
+    <w:p>
+      <w:pPr>
+        <w:pStyle w:val="Heading3"/>
+      </w:pPr>
+      <w:r>
+        <w:t xml:space="preserve">Migration Pathways</w:t>
+      </w:r>
+    </w:p>
+    <w:p>
+      <w:pPr>
+        <w:pStyle w:val="FirstParagraph"/>
+      </w:pPr>
+      <w:r>
+        <w:t xml:space="preserve">Pre-defined conversion routes:</w:t>
+      </w:r>
+    </w:p>
+    <w:p>
+      <w:pPr>
+        <w:pStyle w:val="BodyText"/>
+      </w:pPr>
+      <w:r>
+        <w:t xml:space="preserve">MIGRATION</w:t>
+      </w:r>
+      <w:r>
+        <w:t xml:space="preserve">PATHWAYS</w:t>
+      </w:r>
+      <w:r>
+        <w:t xml:space="preserve">Source</w:t>
+      </w:r>
+      <w:r>
+        <w:t xml:space="preserve">Target</w:t>
+      </w:r>
+      <w:r>
+        <w:t xml:space="preserve">Quality</w:t>
+      </w:r>
+      <w:r>
+        <w:t xml:space="preserve">Automated</w:t>
+      </w:r>
+      <w:r>
+        <w:t xml:space="preserve">WordPerfect</w:t>
+      </w:r>
+      <w:r>
+        <w:t xml:space="preserve">PDF/A-3</w:t>
+      </w:r>
+      <w:r>
+        <w:t xml:space="preserve">Lossless</w:t>
+      </w:r>
+      <w:r>
+        <w:t xml:space="preserve">✓</w:t>
+      </w:r>
+      <w:r>
+        <w:t xml:space="preserve">Word</w:t>
+      </w:r>
+      <w:r>
+        <w:t xml:space="preserve">DOC</w:t>
+      </w:r>
+      <w:r>
+        <w:t xml:space="preserve">PDF/A-3</w:t>
+      </w:r>
+      <w:r>
+        <w:t xml:space="preserve">Lossless</w:t>
+      </w:r>
+      <w:r>
+        <w:t xml:space="preserve">✓</w:t>
+      </w:r>
+      <w:r>
+        <w:t xml:space="preserve">TIFF</w:t>
+      </w:r>
+      <w:r>
+        <w:t xml:space="preserve">(any)</w:t>
+      </w:r>
+      <w:r>
+        <w:t xml:space="preserve">TIFF</w:t>
+      </w:r>
+      <w:r>
+        <w:t xml:space="preserve">Uncomp.</w:t>
+      </w:r>
+      <w:r>
+        <w:t xml:space="preserve">Lossless</w:t>
+      </w:r>
+      <w:r>
+        <w:t xml:space="preserve">✓</w:t>
+      </w:r>
+      <w:r>
+        <w:t xml:space="preserve">JPEG</w:t>
+      </w:r>
+      <w:r>
+        <w:t xml:space="preserve">JPEG</w:t>
+      </w:r>
+      <w:r>
+        <w:t xml:space="preserve">2000</w:t>
+      </w:r>
+      <w:r>
+        <w:t xml:space="preserve">Lossless</w:t>
+      </w:r>
+      <w:r>
+        <w:t xml:space="preserve">✓</w:t>
+      </w:r>
+      <w:r>
+        <w:t xml:space="preserve">WAV</w:t>
+      </w:r>
+      <w:r>
+        <w:t xml:space="preserve">FLAC</w:t>
+      </w:r>
+      <w:r>
+        <w:t xml:space="preserve">Lossless</w:t>
+      </w:r>
+      <w:r>
+        <w:t xml:space="preserve">✓</w:t>
+      </w:r>
+      <w:r>
+        <w:t xml:space="preserve">AVI</w:t>
+      </w:r>
+      <w:r>
+        <w:t xml:space="preserve">FFV1/MKV</w:t>
+      </w:r>
+      <w:r>
+        <w:t xml:space="preserve">Lossless</w:t>
+      </w:r>
+      <w:r>
+        <w:t xml:space="preserve">✓</w:t>
+      </w:r>
+    </w:p>
+    <w:bookmarkEnd w:id="88"/>
+    <w:bookmarkStart w:id="89" w:name="creating-a-migration-plan"/>
+    <w:p>
+      <w:pPr>
+        <w:pStyle w:val="Heading3"/>
+      </w:pPr>
+      <w:r>
+        <w:t xml:space="preserve">Creating a Migration Plan</w:t>
+      </w:r>
+    </w:p>
+    <w:p>
+      <w:pPr>
         <w:pStyle w:val="SourceCode"/>
       </w:pPr>
       <w:r>
         <w:rPr>
           <w:rStyle w:val="VerbatimChar"/>
         </w:rPr>
-        <w:t xml:space="preserve">┌─────────────────────────────────────────────────────────────┐</w:t>
+        <w:t xml:space="preserve">Step 1: Review Obsolescence Report</w:t>
       </w:r>
       <w:r>
         <w:br/>
@@ -11684,7 +11326,7 @@
         <w:rPr>
           <w:rStyle w:val="VerbatimChar"/>
         </w:rPr>
-        <w:t xml:space="preserve">│  FORMAT RISK LEVELS                                         │</w:t>
+        <w:t xml:space="preserve">        ↓</w:t>
       </w:r>
       <w:r>
         <w:br/>
@@ -11693,7 +11335,7 @@
         <w:rPr>
           <w:rStyle w:val="VerbatimChar"/>
         </w:rPr>
-        <w:t xml:space="preserve">├─────────────────────────────────────────────────────────────┤</w:t>
+        <w:t xml:space="preserve">Step 2: Select formats to migrate</w:t>
       </w:r>
       <w:r>
         <w:br/>
@@ -11702,7 +11344,7 @@
         <w:rPr>
           <w:rStyle w:val="VerbatimChar"/>
         </w:rPr>
-        <w:t xml:space="preserve">│                                                             │</w:t>
+        <w:t xml:space="preserve">        ↓</w:t>
       </w:r>
       <w:r>
         <w:br/>
@@ -11711,7 +11353,7 @@
         <w:rPr>
           <w:rStyle w:val="VerbatimChar"/>
         </w:rPr>
-        <w:t xml:space="preserve">│  🔴 Critical   - Format obsolete, software unavailable      │</w:t>
+        <w:t xml:space="preserve">Step 3: Choose target formats</w:t>
       </w:r>
       <w:r>
         <w:br/>
@@ -11720,7 +11362,7 @@
         <w:rPr>
           <w:rStyle w:val="VerbatimChar"/>
         </w:rPr>
-        <w:t xml:space="preserve">│  🟠 High       - Format deprecated, limited support         │</w:t>
+        <w:t xml:space="preserve">        ↓</w:t>
       </w:r>
       <w:r>
         <w:br/>
@@ -11729,7 +11371,7 @@
         <w:rPr>
           <w:rStyle w:val="VerbatimChar"/>
         </w:rPr>
-        <w:t xml:space="preserve">│  🟡 Medium     - Proprietary, future uncertain              │</w:t>
+        <w:t xml:space="preserve">Step 4: Create migration plan</w:t>
       </w:r>
       <w:r>
         <w:br/>
@@ -11738,7 +11380,7 @@
         <w:rPr>
           <w:rStyle w:val="VerbatimChar"/>
         </w:rPr>
-        <w:t xml:space="preserve">│  🟢 Low        - Open standard, well-supported              │</w:t>
+        <w:t xml:space="preserve">        ↓</w:t>
       </w:r>
       <w:r>
         <w:br/>
@@ -11747,7 +11389,7 @@
         <w:rPr>
           <w:rStyle w:val="VerbatimChar"/>
         </w:rPr>
-        <w:t xml:space="preserve">│                                                             │</w:t>
+        <w:t xml:space="preserve">Step 5: Get approval (if required)</w:t>
       </w:r>
       <w:r>
         <w:br/>
@@ -11756,17 +11398,44 @@
         <w:rPr>
           <w:rStyle w:val="VerbatimChar"/>
         </w:rPr>
-        <w:t xml:space="preserve">└─────────────────────────────────────────────────────────────┘</w:t>
-      </w:r>
-    </w:p>
-    <w:bookmarkEnd w:id="85"/>
-    <w:bookmarkStart w:id="86" w:name="obsolescence-report"/>
+        <w:t xml:space="preserve">        ↓</w:t>
+      </w:r>
+      <w:r>
+        <w:br/>
+      </w:r>
+      <w:r>
+        <w:rPr>
+          <w:rStyle w:val="VerbatimChar"/>
+        </w:rPr>
+        <w:t xml:space="preserve">Step 6: Execute migration</w:t>
+      </w:r>
+      <w:r>
+        <w:br/>
+      </w:r>
+      <w:r>
+        <w:rPr>
+          <w:rStyle w:val="VerbatimChar"/>
+        </w:rPr>
+        <w:t xml:space="preserve">        ↓</w:t>
+      </w:r>
+      <w:r>
+        <w:br/>
+      </w:r>
+      <w:r>
+        <w:rPr>
+          <w:rStyle w:val="VerbatimChar"/>
+        </w:rPr>
+        <w:t xml:space="preserve">Step 7: Verify results</w:t>
+      </w:r>
+    </w:p>
+    <w:bookmarkEnd w:id="89"/>
+    <w:bookmarkStart w:id="90" w:name="migration-plan-status"/>
     <w:p>
       <w:pPr>
         <w:pStyle w:val="Heading3"/>
       </w:pPr>
       <w:r>
-        <w:t xml:space="preserve">Obsolescence Report</w:t>
+        <w:t xml:space="preserve">Migration Plan Status</w:t>
       </w:r>
     </w:p>
     <w:p>
@@ -11774,154 +11443,107 @@
         <w:pStyle w:val="FirstParagraph"/>
       </w:pPr>
       <w:r>
-        <w:t xml:space="preserve">View formats at risk in your repository:</w:t>
-      </w:r>
-    </w:p>
-    <w:p>
-      <w:pPr>
-        <w:pStyle w:val="SourceCode"/>
-      </w:pPr>
-      <w:r>
-        <w:rPr>
-          <w:rStyle w:val="VerbatimChar"/>
-        </w:rPr>
-        <w:t xml:space="preserve">┌─────────────────────────────────────────────────────────────┐</w:t>
-      </w:r>
-      <w:r>
-        <w:br/>
-      </w:r>
-      <w:r>
-        <w:rPr>
-          <w:rStyle w:val="VerbatimChar"/>
-        </w:rPr>
-        <w:t xml:space="preserve">│  OBSOLESCENCE REPORT                                        │</w:t>
-      </w:r>
-      <w:r>
-        <w:br/>
-      </w:r>
-      <w:r>
-        <w:rPr>
-          <w:rStyle w:val="VerbatimChar"/>
-        </w:rPr>
-        <w:t xml:space="preserve">├─────────────────────────────────────────────────────────────┤</w:t>
-      </w:r>
-      <w:r>
-        <w:br/>
-      </w:r>
-      <w:r>
-        <w:rPr>
-          <w:rStyle w:val="VerbatimChar"/>
-        </w:rPr>
-        <w:t xml:space="preserve">│                                                             │</w:t>
-      </w:r>
-      <w:r>
-        <w:br/>
-      </w:r>
-      <w:r>
-        <w:rPr>
-          <w:rStyle w:val="VerbatimChar"/>
-        </w:rPr>
-        <w:t xml:space="preserve">│  Format              Risk     Count    Recommended Action   │</w:t>
-      </w:r>
-      <w:r>
-        <w:br/>
-      </w:r>
-      <w:r>
-        <w:rPr>
-          <w:rStyle w:val="VerbatimChar"/>
-        </w:rPr>
-        <w:t xml:space="preserve">│  ─────────────────────────────────────────────────────────  │</w:t>
-      </w:r>
-      <w:r>
-        <w:br/>
-      </w:r>
-      <w:r>
-        <w:rPr>
-          <w:rStyle w:val="VerbatimChar"/>
-        </w:rPr>
-        <w:t xml:space="preserve">│  WordPerfect 5.1     🔴       45       → PDF/A-3            │</w:t>
-      </w:r>
-      <w:r>
-        <w:br/>
-      </w:r>
-      <w:r>
-        <w:rPr>
-          <w:rStyle w:val="VerbatimChar"/>
-        </w:rPr>
-        <w:t xml:space="preserve">│  Lotus 1-2-3         🔴       23       → ODS / XLSX         │</w:t>
-      </w:r>
-      <w:r>
-        <w:br/>
-      </w:r>
-      <w:r>
-        <w:rPr>
-          <w:rStyle w:val="VerbatimChar"/>
-        </w:rPr>
-        <w:t xml:space="preserve">│  TIFF LZW            🟡       1,234    → TIFF uncompressed  │</w:t>
-      </w:r>
-      <w:r>
-        <w:br/>
-      </w:r>
-      <w:r>
-        <w:rPr>
-          <w:rStyle w:val="VerbatimChar"/>
-        </w:rPr>
-        <w:t xml:space="preserve">│  JPEG 2000           🟡       567      → Monitor            │</w:t>
-      </w:r>
-      <w:r>
-        <w:br/>
-      </w:r>
-      <w:r>
-        <w:rPr>
-          <w:rStyle w:val="VerbatimChar"/>
-        </w:rPr>
-        <w:t xml:space="preserve">│  PDF/A-3             🟢       8,901    → No action          │</w:t>
-      </w:r>
-      <w:r>
-        <w:br/>
-      </w:r>
-      <w:r>
-        <w:rPr>
-          <w:rStyle w:val="VerbatimChar"/>
-        </w:rPr>
-        <w:t xml:space="preserve">│                                                             │</w:t>
-      </w:r>
-      <w:r>
-        <w:br/>
-      </w:r>
-      <w:r>
-        <w:rPr>
-          <w:rStyle w:val="VerbatimChar"/>
-        </w:rPr>
-        <w:t xml:space="preserve">│  [Generate Migration Plan]                                  │</w:t>
-      </w:r>
-      <w:r>
-        <w:br/>
-      </w:r>
-      <w:r>
-        <w:rPr>
-          <w:rStyle w:val="VerbatimChar"/>
-        </w:rPr>
-        <w:t xml:space="preserve">│                                                             │</w:t>
-      </w:r>
-      <w:r>
-        <w:br/>
-      </w:r>
-      <w:r>
-        <w:rPr>
-          <w:rStyle w:val="VerbatimChar"/>
-        </w:rPr>
-        <w:t xml:space="preserve">└─────────────────────────────────────────────────────────────┘</w:t>
-      </w:r>
-    </w:p>
-    <w:bookmarkEnd w:id="86"/>
-    <w:bookmarkStart w:id="87" w:name="migration-pathways"/>
+        <w:t xml:space="preserve">MIGRATION</w:t>
+      </w:r>
+      <w:r>
+        <w:t xml:space="preserve">PLAN:</w:t>
+      </w:r>
+      <w:r>
+        <w:t xml:space="preserve">TIFF</w:t>
+      </w:r>
+      <w:r>
+        <w:t xml:space="preserve">Migration</w:t>
+      </w:r>
+      <w:r>
+        <w:t xml:space="preserve">2026</w:t>
+      </w:r>
+      <w:r>
+        <w:t xml:space="preserve">Status:</w:t>
+      </w:r>
+      <w:r>
+        <w:t xml:space="preserve">In</w:t>
+      </w:r>
+      <w:r>
+        <w:t xml:space="preserve">Progress</w:t>
+      </w:r>
+      <w:r>
+        <w:t xml:space="preserve">Created:</w:t>
+      </w:r>
+      <w:r>
+        <w:t xml:space="preserve">2026-01-15</w:t>
+      </w:r>
+      <w:r>
+        <w:t xml:space="preserve">Approved:</w:t>
+      </w:r>
+      <w:r>
+        <w:t xml:space="preserve">2026-01-16</w:t>
+      </w:r>
+      <w:r>
+        <w:t xml:space="preserve">Progress:</w:t>
+      </w:r>
+      <w:r>
+        <w:t xml:space="preserve">████████████░░░░░░░░</w:t>
+      </w:r>
+      <w:r>
+        <w:t xml:space="preserve">60%</w:t>
+      </w:r>
+      <w:r>
+        <w:t xml:space="preserve">Total:</w:t>
+      </w:r>
+      <w:r>
+        <w:t xml:space="preserve">1,234</w:t>
+      </w:r>
+      <w:r>
+        <w:t xml:space="preserve">items</w:t>
+      </w:r>
+      <w:r>
+        <w:t xml:space="preserve">Completed:</w:t>
+      </w:r>
+      <w:r>
+        <w:t xml:space="preserve">740</w:t>
+      </w:r>
+      <w:r>
+        <w:t xml:space="preserve">items</w:t>
+      </w:r>
+      <w:r>
+        <w:t xml:space="preserve">Failed:</w:t>
+      </w:r>
+      <w:r>
+        <w:t xml:space="preserve">3</w:t>
+      </w:r>
+      <w:r>
+        <w:t xml:space="preserve">items</w:t>
+      </w:r>
+      <w:r>
+        <w:t xml:space="preserve">Pending:</w:t>
+      </w:r>
+      <w:r>
+        <w:t xml:space="preserve">491</w:t>
+      </w:r>
+      <w:r>
+        <w:t xml:space="preserve">items</w:t>
+      </w:r>
+      <w:r>
+        <w:t xml:space="preserve">[Pause]</w:t>
+      </w:r>
+      <w:r>
+        <w:t xml:space="preserve">[Resume]</w:t>
+      </w:r>
+      <w:r>
+        <w:t xml:space="preserve">[View</w:t>
+      </w:r>
+      <w:r>
+        <w:t xml:space="preserve">Details]</w:t>
+      </w:r>
+    </w:p>
+    <w:bookmarkEnd w:id="90"/>
+    <w:bookmarkStart w:id="91" w:name="migration-best-practices"/>
     <w:p>
       <w:pPr>
         <w:pStyle w:val="Heading3"/>
       </w:pPr>
       <w:r>
-        <w:t xml:space="preserve">Migration Pathways</w:t>
+        <w:t xml:space="preserve">Migration Best Practices</w:t>
       </w:r>
     </w:p>
     <w:p>
@@ -11929,540 +11551,118 @@
         <w:pStyle w:val="FirstParagraph"/>
       </w:pPr>
       <w:r>
-        <w:t xml:space="preserve">Pre-defined conversion routes:</w:t>
-      </w:r>
-    </w:p>
-    <w:p>
-      <w:pPr>
-        <w:pStyle w:val="SourceCode"/>
-      </w:pPr>
-      <w:r>
-        <w:rPr>
-          <w:rStyle w:val="VerbatimChar"/>
-        </w:rPr>
-        <w:t xml:space="preserve">┌─────────────────────────────────────────────────────────────┐</w:t>
-      </w:r>
-      <w:r>
-        <w:br/>
-      </w:r>
-      <w:r>
-        <w:rPr>
-          <w:rStyle w:val="VerbatimChar"/>
-        </w:rPr>
-        <w:t xml:space="preserve">│  MIGRATION PATHWAYS                                         │</w:t>
-      </w:r>
-      <w:r>
-        <w:br/>
-      </w:r>
-      <w:r>
-        <w:rPr>
-          <w:rStyle w:val="VerbatimChar"/>
-        </w:rPr>
-        <w:t xml:space="preserve">├─────────────────────────────────────────────────────────────┤</w:t>
-      </w:r>
-      <w:r>
-        <w:br/>
-      </w:r>
-      <w:r>
-        <w:rPr>
-          <w:rStyle w:val="VerbatimChar"/>
-        </w:rPr>
-        <w:t xml:space="preserve">│                                                             │</w:t>
-      </w:r>
-      <w:r>
-        <w:br/>
-      </w:r>
-      <w:r>
-        <w:rPr>
-          <w:rStyle w:val="VerbatimChar"/>
-        </w:rPr>
-        <w:t xml:space="preserve">│  Source            Target            Quality    Automated   │</w:t>
-      </w:r>
-      <w:r>
-        <w:br/>
-      </w:r>
-      <w:r>
-        <w:rPr>
-          <w:rStyle w:val="VerbatimChar"/>
-        </w:rPr>
-        <w:t xml:space="preserve">│  ─────────────────────────────────────────────────────────  │</w:t>
-      </w:r>
-      <w:r>
-        <w:br/>
-      </w:r>
-      <w:r>
-        <w:rPr>
-          <w:rStyle w:val="VerbatimChar"/>
-        </w:rPr>
-        <w:t xml:space="preserve">│  WordPerfect   →   PDF/A-3          Lossless     ✓         │</w:t>
-      </w:r>
-      <w:r>
-        <w:br/>
-      </w:r>
-      <w:r>
-        <w:rPr>
-          <w:rStyle w:val="VerbatimChar"/>
-        </w:rPr>
-        <w:t xml:space="preserve">│  Word DOC      →   PDF/A-3          Lossless     ✓         │</w:t>
-      </w:r>
-      <w:r>
-        <w:br/>
-      </w:r>
-      <w:r>
-        <w:rPr>
-          <w:rStyle w:val="VerbatimChar"/>
-        </w:rPr>
-        <w:t xml:space="preserve">│  TIFF (any)    →   TIFF Uncomp.     Lossless     ✓         │</w:t>
-      </w:r>
-      <w:r>
-        <w:br/>
-      </w:r>
-      <w:r>
-        <w:rPr>
-          <w:rStyle w:val="VerbatimChar"/>
-        </w:rPr>
-        <w:t xml:space="preserve">│  JPEG          →   JPEG 2000        Lossless     ✓         │</w:t>
-      </w:r>
-      <w:r>
-        <w:br/>
-      </w:r>
-      <w:r>
-        <w:rPr>
-          <w:rStyle w:val="VerbatimChar"/>
-        </w:rPr>
-        <w:t xml:space="preserve">│  WAV           →   FLAC             Lossless     ✓         │</w:t>
-      </w:r>
-      <w:r>
-        <w:br/>
-      </w:r>
-      <w:r>
-        <w:rPr>
-          <w:rStyle w:val="VerbatimChar"/>
-        </w:rPr>
-        <w:t xml:space="preserve">│  AVI           →   FFV1/MKV         Lossless     ✓         │</w:t>
-      </w:r>
-      <w:r>
-        <w:br/>
-      </w:r>
-      <w:r>
-        <w:rPr>
-          <w:rStyle w:val="VerbatimChar"/>
-        </w:rPr>
-        <w:t xml:space="preserve">│                                                             │</w:t>
-      </w:r>
-      <w:r>
-        <w:br/>
-      </w:r>
-      <w:r>
-        <w:rPr>
-          <w:rStyle w:val="VerbatimChar"/>
-        </w:rPr>
-        <w:t xml:space="preserve">└─────────────────────────────────────────────────────────────┘</w:t>
-      </w:r>
-    </w:p>
-    <w:bookmarkEnd w:id="87"/>
-    <w:bookmarkStart w:id="88" w:name="creating-a-migration-plan"/>
-    <w:p>
-      <w:pPr>
-        <w:pStyle w:val="Heading3"/>
-      </w:pPr>
-      <w:r>
-        <w:t xml:space="preserve">Creating a Migration Plan</w:t>
-      </w:r>
-    </w:p>
-    <w:p>
-      <w:pPr>
-        <w:pStyle w:val="SourceCode"/>
-      </w:pPr>
-      <w:r>
-        <w:rPr>
-          <w:rStyle w:val="VerbatimChar"/>
-        </w:rPr>
-        <w:t xml:space="preserve">Step 1: Review Obsolescence Report</w:t>
-      </w:r>
-      <w:r>
-        <w:br/>
-      </w:r>
-      <w:r>
-        <w:rPr>
-          <w:rStyle w:val="VerbatimChar"/>
-        </w:rPr>
-        <w:t xml:space="preserve">        ↓</w:t>
-      </w:r>
-      <w:r>
-        <w:br/>
-      </w:r>
-      <w:r>
-        <w:rPr>
-          <w:rStyle w:val="VerbatimChar"/>
-        </w:rPr>
-        <w:t xml:space="preserve">Step 2: Select formats to migrate</w:t>
-      </w:r>
-      <w:r>
-        <w:br/>
-      </w:r>
-      <w:r>
-        <w:rPr>
-          <w:rStyle w:val="VerbatimChar"/>
-        </w:rPr>
-        <w:t xml:space="preserve">        ↓</w:t>
-      </w:r>
-      <w:r>
-        <w:br/>
-      </w:r>
-      <w:r>
-        <w:rPr>
-          <w:rStyle w:val="VerbatimChar"/>
-        </w:rPr>
-        <w:t xml:space="preserve">Step 3: Choose target formats</w:t>
-      </w:r>
-      <w:r>
-        <w:br/>
-      </w:r>
-      <w:r>
-        <w:rPr>
-          <w:rStyle w:val="VerbatimChar"/>
-        </w:rPr>
-        <w:t xml:space="preserve">        ↓</w:t>
-      </w:r>
-      <w:r>
-        <w:br/>
-      </w:r>
-      <w:r>
-        <w:rPr>
-          <w:rStyle w:val="VerbatimChar"/>
-        </w:rPr>
-        <w:t xml:space="preserve">Step 4: Create migration plan</w:t>
-      </w:r>
-      <w:r>
-        <w:br/>
-      </w:r>
-      <w:r>
-        <w:rPr>
-          <w:rStyle w:val="VerbatimChar"/>
-        </w:rPr>
-        <w:t xml:space="preserve">        ↓</w:t>
-      </w:r>
-      <w:r>
-        <w:br/>
-      </w:r>
-      <w:r>
-        <w:rPr>
-          <w:rStyle w:val="VerbatimChar"/>
-        </w:rPr>
-        <w:t xml:space="preserve">Step 5: Get approval (if required)</w:t>
-      </w:r>
-      <w:r>
-        <w:br/>
-      </w:r>
-      <w:r>
-        <w:rPr>
-          <w:rStyle w:val="VerbatimChar"/>
-        </w:rPr>
-        <w:t xml:space="preserve">        ↓</w:t>
-      </w:r>
-      <w:r>
-        <w:br/>
-      </w:r>
-      <w:r>
-        <w:rPr>
-          <w:rStyle w:val="VerbatimChar"/>
-        </w:rPr>
-        <w:t xml:space="preserve">Step 6: Execute migration</w:t>
-      </w:r>
-      <w:r>
-        <w:br/>
-      </w:r>
-      <w:r>
-        <w:rPr>
-          <w:rStyle w:val="VerbatimChar"/>
-        </w:rPr>
-        <w:t xml:space="preserve">        ↓</w:t>
-      </w:r>
-      <w:r>
-        <w:br/>
-      </w:r>
-      <w:r>
-        <w:rPr>
-          <w:rStyle w:val="VerbatimChar"/>
-        </w:rPr>
-        <w:t xml:space="preserve">Step 7: Verify results</w:t>
-      </w:r>
-    </w:p>
-    <w:bookmarkEnd w:id="88"/>
-    <w:bookmarkStart w:id="89" w:name="migration-plan-status"/>
-    <w:p>
-      <w:pPr>
-        <w:pStyle w:val="Heading3"/>
-      </w:pPr>
-      <w:r>
-        <w:t xml:space="preserve">Migration Plan Status</w:t>
-      </w:r>
-    </w:p>
-    <w:p>
-      <w:pPr>
-        <w:pStyle w:val="SourceCode"/>
-      </w:pPr>
-      <w:r>
-        <w:rPr>
-          <w:rStyle w:val="VerbatimChar"/>
-        </w:rPr>
-        <w:t xml:space="preserve">┌─────────────────────────────────────────────────────────────┐</w:t>
-      </w:r>
-      <w:r>
-        <w:br/>
-      </w:r>
-      <w:r>
-        <w:rPr>
-          <w:rStyle w:val="VerbatimChar"/>
-        </w:rPr>
-        <w:t xml:space="preserve">│  MIGRATION PLAN: TIFF Migration 2026                        │</w:t>
-      </w:r>
-      <w:r>
-        <w:br/>
-      </w:r>
-      <w:r>
-        <w:rPr>
-          <w:rStyle w:val="VerbatimChar"/>
-        </w:rPr>
-        <w:t xml:space="preserve">├─────────────────────────────────────────────────────────────┤</w:t>
-      </w:r>
-      <w:r>
-        <w:br/>
-      </w:r>
-      <w:r>
-        <w:rPr>
-          <w:rStyle w:val="VerbatimChar"/>
-        </w:rPr>
-        <w:t xml:space="preserve">│                                                             │</w:t>
-      </w:r>
-      <w:r>
-        <w:br/>
-      </w:r>
-      <w:r>
-        <w:rPr>
-          <w:rStyle w:val="VerbatimChar"/>
-        </w:rPr>
-        <w:t xml:space="preserve">│  Status:     In Progress                                    │</w:t>
-      </w:r>
-      <w:r>
-        <w:br/>
-      </w:r>
-      <w:r>
-        <w:rPr>
-          <w:rStyle w:val="VerbatimChar"/>
-        </w:rPr>
-        <w:t xml:space="preserve">│  Created:    2026-01-15                                     │</w:t>
-      </w:r>
-      <w:r>
-        <w:br/>
-      </w:r>
-      <w:r>
-        <w:rPr>
-          <w:rStyle w:val="VerbatimChar"/>
-        </w:rPr>
-        <w:t xml:space="preserve">│  Approved:   2026-01-16                                     │</w:t>
-      </w:r>
-      <w:r>
-        <w:br/>
-      </w:r>
-      <w:r>
-        <w:rPr>
-          <w:rStyle w:val="VerbatimChar"/>
-        </w:rPr>
-        <w:t xml:space="preserve">│                                                             │</w:t>
-      </w:r>
-      <w:r>
-        <w:br/>
-      </w:r>
-      <w:r>
-        <w:rPr>
-          <w:rStyle w:val="VerbatimChar"/>
-        </w:rPr>
-        <w:t xml:space="preserve">│  Progress:   ████████████░░░░░░░░ 60%                       │</w:t>
-      </w:r>
-      <w:r>
-        <w:br/>
-      </w:r>
-      <w:r>
-        <w:rPr>
-          <w:rStyle w:val="VerbatimChar"/>
-        </w:rPr>
-        <w:t xml:space="preserve">│                                                             │</w:t>
-      </w:r>
-      <w:r>
-        <w:br/>
-      </w:r>
-      <w:r>
-        <w:rPr>
-          <w:rStyle w:val="VerbatimChar"/>
-        </w:rPr>
-        <w:t xml:space="preserve">│  Total:      1,234 items                                    │</w:t>
-      </w:r>
-      <w:r>
-        <w:br/>
-      </w:r>
-      <w:r>
-        <w:rPr>
-          <w:rStyle w:val="VerbatimChar"/>
-        </w:rPr>
-        <w:t xml:space="preserve">│  Completed:  740 items                                      │</w:t>
-      </w:r>
-      <w:r>
-        <w:br/>
-      </w:r>
-      <w:r>
-        <w:rPr>
-          <w:rStyle w:val="VerbatimChar"/>
-        </w:rPr>
-        <w:t xml:space="preserve">│  Failed:     3 items                                        │</w:t>
-      </w:r>
-      <w:r>
-        <w:br/>
-      </w:r>
-      <w:r>
-        <w:rPr>
-          <w:rStyle w:val="VerbatimChar"/>
-        </w:rPr>
-        <w:t xml:space="preserve">│  Pending:    491 items                                      │</w:t>
-      </w:r>
-      <w:r>
-        <w:br/>
-      </w:r>
-      <w:r>
-        <w:rPr>
-          <w:rStyle w:val="VerbatimChar"/>
-        </w:rPr>
-        <w:t xml:space="preserve">│                                                             │</w:t>
-      </w:r>
-      <w:r>
-        <w:br/>
-      </w:r>
-      <w:r>
-        <w:rPr>
-          <w:rStyle w:val="VerbatimChar"/>
-        </w:rPr>
-        <w:t xml:space="preserve">│  [Pause]  [Resume]  [View Details]                          │</w:t>
-      </w:r>
-      <w:r>
-        <w:br/>
-      </w:r>
-      <w:r>
-        <w:rPr>
-          <w:rStyle w:val="VerbatimChar"/>
-        </w:rPr>
-        <w:t xml:space="preserve">│                                                             │</w:t>
-      </w:r>
-      <w:r>
-        <w:br/>
-      </w:r>
-      <w:r>
-        <w:rPr>
-          <w:rStyle w:val="VerbatimChar"/>
-        </w:rPr>
-        <w:t xml:space="preserve">└─────────────────────────────────────────────────────────────┘</w:t>
-      </w:r>
-    </w:p>
-    <w:bookmarkEnd w:id="89"/>
-    <w:bookmarkStart w:id="90" w:name="migration-best-practices"/>
-    <w:p>
-      <w:pPr>
-        <w:pStyle w:val="Heading3"/>
-      </w:pPr>
-      <w:r>
-        <w:t xml:space="preserve">Migration Best Practices</w:t>
-      </w:r>
-    </w:p>
-    <w:p>
-      <w:pPr>
-        <w:pStyle w:val="SourceCode"/>
-      </w:pPr>
-      <w:r>
-        <w:rPr>
-          <w:rStyle w:val="VerbatimChar"/>
-        </w:rPr>
-        <w:t xml:space="preserve">┌────────────────────────────────┬────────────────────────────┐</w:t>
-      </w:r>
-      <w:r>
-        <w:br/>
-      </w:r>
-      <w:r>
-        <w:rPr>
-          <w:rStyle w:val="VerbatimChar"/>
-        </w:rPr>
-        <w:t xml:space="preserve">│  ✓ DO                          │  ✗ DON'T                   │</w:t>
-      </w:r>
-      <w:r>
-        <w:br/>
-      </w:r>
-      <w:r>
-        <w:rPr>
-          <w:rStyle w:val="VerbatimChar"/>
-        </w:rPr>
-        <w:t xml:space="preserve">├────────────────────────────────┼────────────────────────────┤</w:t>
-      </w:r>
-      <w:r>
-        <w:br/>
-      </w:r>
-      <w:r>
-        <w:rPr>
-          <w:rStyle w:val="VerbatimChar"/>
-        </w:rPr>
-        <w:t xml:space="preserve">│  Keep original files           │  Delete originals          │</w:t>
-      </w:r>
-      <w:r>
-        <w:br/>
-      </w:r>
-      <w:r>
-        <w:rPr>
-          <w:rStyle w:val="VerbatimChar"/>
-        </w:rPr>
-        <w:t xml:space="preserve">│  Verify checksums after        │  Skip verification         │</w:t>
-      </w:r>
-      <w:r>
-        <w:br/>
-      </w:r>
-      <w:r>
-        <w:rPr>
-          <w:rStyle w:val="VerbatimChar"/>
-        </w:rPr>
-        <w:t xml:space="preserve">│  Test with samples first       │  Migrate everything at once│</w:t>
-      </w:r>
-      <w:r>
-        <w:br/>
-      </w:r>
-      <w:r>
-        <w:rPr>
-          <w:rStyle w:val="VerbatimChar"/>
-        </w:rPr>
-        <w:t xml:space="preserve">│  Document decisions            │  Migrate without approval  │</w:t>
-      </w:r>
-      <w:r>
-        <w:br/>
-      </w:r>
-      <w:r>
-        <w:rPr>
-          <w:rStyle w:val="VerbatimChar"/>
-        </w:rPr>
-        <w:t xml:space="preserve">│  Schedule during low-usage     │  Run during peak hours     │</w:t>
-      </w:r>
-      <w:r>
-        <w:br/>
-      </w:r>
-      <w:r>
-        <w:rPr>
-          <w:rStyle w:val="VerbatimChar"/>
-        </w:rPr>
-        <w:t xml:space="preserve">│  Monitor progress              │  Leave unattended          │</w:t>
-      </w:r>
-      <w:r>
-        <w:br/>
-      </w:r>
-      <w:r>
-        <w:rPr>
-          <w:rStyle w:val="VerbatimChar"/>
-        </w:rPr>
-        <w:t xml:space="preserve">└────────────────────────────────┴────────────────────────────┘</w:t>
+        <w:t xml:space="preserve">✓</w:t>
+      </w:r>
+      <w:r>
+        <w:t xml:space="preserve">DO</w:t>
+      </w:r>
+      <w:r>
+        <w:t xml:space="preserve">✗</w:t>
+      </w:r>
+      <w:r>
+        <w:t xml:space="preserve">DON'T</w:t>
+      </w:r>
+      <w:r>
+        <w:t xml:space="preserve">Keep</w:t>
+      </w:r>
+      <w:r>
+        <w:t xml:space="preserve">original</w:t>
+      </w:r>
+      <w:r>
+        <w:t xml:space="preserve">files</w:t>
+      </w:r>
+      <w:r>
+        <w:t xml:space="preserve">Delete</w:t>
+      </w:r>
+      <w:r>
+        <w:t xml:space="preserve">originals</w:t>
+      </w:r>
+      <w:r>
+        <w:t xml:space="preserve">Verify</w:t>
+      </w:r>
+      <w:r>
+        <w:t xml:space="preserve">checksums</w:t>
+      </w:r>
+      <w:r>
+        <w:t xml:space="preserve">after</w:t>
+      </w:r>
+      <w:r>
+        <w:t xml:space="preserve">Skip</w:t>
+      </w:r>
+      <w:r>
+        <w:t xml:space="preserve">verification</w:t>
+      </w:r>
+      <w:r>
+        <w:t xml:space="preserve">Test</w:t>
+      </w:r>
+      <w:r>
+        <w:t xml:space="preserve">with</w:t>
+      </w:r>
+      <w:r>
+        <w:t xml:space="preserve">samples</w:t>
+      </w:r>
+      <w:r>
+        <w:t xml:space="preserve">first</w:t>
+      </w:r>
+      <w:r>
+        <w:t xml:space="preserve">Migrate</w:t>
+      </w:r>
+      <w:r>
+        <w:t xml:space="preserve">everything</w:t>
+      </w:r>
+      <w:r>
+        <w:t xml:space="preserve">at</w:t>
+      </w:r>
+      <w:r>
+        <w:t xml:space="preserve">once</w:t>
+      </w:r>
+      <w:r>
+        <w:t xml:space="preserve">Document</w:t>
+      </w:r>
+      <w:r>
+        <w:t xml:space="preserve">decisions</w:t>
+      </w:r>
+      <w:r>
+        <w:t xml:space="preserve">Migrate</w:t>
+      </w:r>
+      <w:r>
+        <w:t xml:space="preserve">without</w:t>
+      </w:r>
+      <w:r>
+        <w:t xml:space="preserve">approval</w:t>
+      </w:r>
+      <w:r>
+        <w:t xml:space="preserve">Schedule</w:t>
+      </w:r>
+      <w:r>
+        <w:t xml:space="preserve">during</w:t>
+      </w:r>
+      <w:r>
+        <w:t xml:space="preserve">low-usage</w:t>
+      </w:r>
+      <w:r>
+        <w:t xml:space="preserve">Run</w:t>
+      </w:r>
+      <w:r>
+        <w:t xml:space="preserve">during</w:t>
+      </w:r>
+      <w:r>
+        <w:t xml:space="preserve">peak</w:t>
+      </w:r>
+      <w:r>
+        <w:t xml:space="preserve">hours</w:t>
+      </w:r>
+      <w:r>
+        <w:t xml:space="preserve">Monitor</w:t>
+      </w:r>
+      <w:r>
+        <w:t xml:space="preserve">progress</w:t>
+      </w:r>
+      <w:r>
+        <w:t xml:space="preserve">Leave</w:t>
+      </w:r>
+      <w:r>
+        <w:t xml:space="preserve">unattended</w:t>
       </w:r>
     </w:p>
     <w:p>
@@ -12472,9 +11672,9 @@
         </w:pict>
       </w:r>
     </w:p>
-    <w:bookmarkEnd w:id="90"/>
     <w:bookmarkEnd w:id="91"/>
-    <w:bookmarkStart w:id="94" w:name="troubleshooting"/>
+    <w:bookmarkEnd w:id="92"/>
+    <w:bookmarkStart w:id="95" w:name="troubleshooting"/>
     <w:p>
       <w:pPr>
         <w:pStyle w:val="Heading2"/>
@@ -12483,7 +11683,7 @@
         <w:t xml:space="preserve">Troubleshooting</w:t>
       </w:r>
     </w:p>
-    <w:bookmarkStart w:id="92" w:name="common-issues"/>
+    <w:bookmarkStart w:id="93" w:name="common-issues"/>
     <w:p>
       <w:pPr>
         <w:pStyle w:val="Heading3"/>
@@ -12854,31 +12054,31 @@
               <w:jc w:val="left"/>
             </w:pPr>
             <w:r>
-              <w:t xml:space="preserve">Conversion failed</w:t>
-            </w:r>
-          </w:p>
-        </w:tc>
-        <w:tc>
-          <w:tcPr/>
-          <w:p>
-            <w:pPr>
-              <w:pStyle w:val="Compact"/>
-              <w:jc w:val="left"/>
-            </w:pPr>
-            <w:r>
-              <w:t xml:space="preserve">Tool error or unsupported format</w:t>
-            </w:r>
-          </w:p>
-        </w:tc>
-        <w:tc>
-          <w:tcPr/>
-          <w:p>
-            <w:pPr>
-              <w:pStyle w:val="Compact"/>
-              <w:jc w:val="left"/>
-            </w:pPr>
-            <w:r>
-              <w:t xml:space="preserve">Check tool logs, verify file format</w:t>
+              <w:t xml:space="preserve">Everything reported as a baseline</w:t>
+            </w:r>
+          </w:p>
+        </w:tc>
+        <w:tc>
+          <w:tcPr/>
+          <w:p>
+            <w:pPr>
+              <w:pStyle w:val="Compact"/>
+              <w:jc w:val="left"/>
+            </w:pPr>
+            <w:r>
+              <w:t xml:space="preserve">First run on this archive</w:t>
+            </w:r>
+          </w:p>
+        </w:tc>
+        <w:tc>
+          <w:tcPr/>
+          <w:p>
+            <w:pPr>
+              <w:pStyle w:val="Compact"/>
+              <w:jc w:val="left"/>
+            </w:pPr>
+            <w:r>
+              <w:t xml:space="preserve">Expected. Run it again: the second run compares against those baselines</w:t>
             </w:r>
           </w:p>
         </w:tc>
@@ -12892,31 +12092,70 @@
               <w:jc w:val="left"/>
             </w:pPr>
             <w:r>
-              <w:t xml:space="preserve">Replication failed</w:t>
-            </w:r>
-          </w:p>
-        </w:tc>
-        <w:tc>
-          <w:tcPr/>
-          <w:p>
-            <w:pPr>
-              <w:pStyle w:val="Compact"/>
-              <w:jc w:val="left"/>
-            </w:pPr>
-            <w:r>
-              <w:t xml:space="preserve">Network or permission issue</w:t>
-            </w:r>
-          </w:p>
-        </w:tc>
-        <w:tc>
-          <w:tcPr/>
-          <w:p>
-            <w:pPr>
-              <w:pStyle w:val="Compact"/>
-              <w:jc w:val="left"/>
-            </w:pPr>
-            <w:r>
-              <w:t xml:space="preserve">Check target connectivity and permissions</w:t>
+              <w:t xml:space="preserve">“</w:t>
+            </w:r>
+            <w:r>
+              <w:t xml:space="preserve">Illegal mix of collations</w:t>
+            </w:r>
+            <w:r>
+              <w:t xml:space="preserve">”</w:t>
+            </w:r>
+            <w:r>
+              <w:t xml:space="preserve"> </w:t>
+            </w:r>
+            <w:r>
+              <w:t xml:space="preserve">on a preservation screen</w:t>
+            </w:r>
+          </w:p>
+        </w:tc>
+        <w:tc>
+          <w:tcPr/>
+          <w:p>
+            <w:pPr>
+              <w:pStyle w:val="Compact"/>
+              <w:jc w:val="left"/>
+            </w:pPr>
+            <w:r>
+              <w:t xml:space="preserve">Plugin tables installed with a collation that differs from the AtoM database (common on MySQL 8)</w:t>
+            </w:r>
+          </w:p>
+        </w:tc>
+        <w:tc>
+          <w:tcPr/>
+          <w:p>
+            <w:pPr>
+              <w:pStyle w:val="Compact"/>
+              <w:jc w:val="left"/>
+            </w:pPr>
+            <w:r>
+              <w:t xml:space="preserve">Convert them:</w:t>
+            </w:r>
+            <w:r>
+              <w:t xml:space="preserve"> </w:t>
+            </w:r>
+            <w:r>
+              <w:rPr>
+                <w:rStyle w:val="VerbatimChar"/>
+              </w:rPr>
+              <w:t xml:space="preserve">mysql &lt;db&gt; -N -e "SELECT CONCAT('ALTER TABLE \\</w:t>
+            </w:r>
+            <w:r>
+              <w:t xml:space="preserve">‘</w:t>
+            </w:r>
+            <w:r>
+              <w:t xml:space="preserve">, table_name,</w:t>
+            </w:r>
+            <w:r>
+              <w:t xml:space="preserve">’</w:t>
+            </w:r>
+            <w:r>
+              <w:t xml:space="preserve">\</w:t>
+            </w:r>
+            <w:r>
+              <w:rPr>
+                <w:rStyle w:val="VerbatimChar"/>
+              </w:rPr>
+              <w:t xml:space="preserve">CONVERT TO CHARACTER SET utf8mb4 COLLATE ', @@collation_database, ';') FROM information_schema.tables WHERE table_schema = DATABASE() AND table_collation &lt;&gt; @@collation_database" \| mysql &lt;db&gt;</w:t>
             </w:r>
           </w:p>
         </w:tc>
@@ -12930,6 +12169,82 @@
               <w:jc w:val="left"/>
             </w:pPr>
             <w:r>
+              <w:t xml:space="preserve">Conversion failed</w:t>
+            </w:r>
+          </w:p>
+        </w:tc>
+        <w:tc>
+          <w:tcPr/>
+          <w:p>
+            <w:pPr>
+              <w:pStyle w:val="Compact"/>
+              <w:jc w:val="left"/>
+            </w:pPr>
+            <w:r>
+              <w:t xml:space="preserve">Tool error or unsupported format</w:t>
+            </w:r>
+          </w:p>
+        </w:tc>
+        <w:tc>
+          <w:tcPr/>
+          <w:p>
+            <w:pPr>
+              <w:pStyle w:val="Compact"/>
+              <w:jc w:val="left"/>
+            </w:pPr>
+            <w:r>
+              <w:t xml:space="preserve">Check tool logs, verify file format</w:t>
+            </w:r>
+          </w:p>
+        </w:tc>
+      </w:tr>
+      <w:tr>
+        <w:tc>
+          <w:tcPr/>
+          <w:p>
+            <w:pPr>
+              <w:pStyle w:val="Compact"/>
+              <w:jc w:val="left"/>
+            </w:pPr>
+            <w:r>
+              <w:t xml:space="preserve">Replication failed</w:t>
+            </w:r>
+          </w:p>
+        </w:tc>
+        <w:tc>
+          <w:tcPr/>
+          <w:p>
+            <w:pPr>
+              <w:pStyle w:val="Compact"/>
+              <w:jc w:val="left"/>
+            </w:pPr>
+            <w:r>
+              <w:t xml:space="preserve">Network or permission issue</w:t>
+            </w:r>
+          </w:p>
+        </w:tc>
+        <w:tc>
+          <w:tcPr/>
+          <w:p>
+            <w:pPr>
+              <w:pStyle w:val="Compact"/>
+              <w:jc w:val="left"/>
+            </w:pPr>
+            <w:r>
+              <w:t xml:space="preserve">Check target connectivity and permissions</w:t>
+            </w:r>
+          </w:p>
+        </w:tc>
+      </w:tr>
+      <w:tr>
+        <w:tc>
+          <w:tcPr/>
+          <w:p>
+            <w:pPr>
+              <w:pStyle w:val="Compact"/>
+              <w:jc w:val="left"/>
+            </w:pPr>
+            <w:r>
               <w:t xml:space="preserve">PUID showing as UNKNOWN</w:t>
             </w:r>
           </w:p>
@@ -12960,8 +12275,8 @@
         </w:tc>
       </w:tr>
     </w:tbl>
-    <w:bookmarkEnd w:id="92"/>
-    <w:bookmarkStart w:id="93" w:name="getting-help"/>
+    <w:bookmarkEnd w:id="93"/>
+    <w:bookmarkStart w:id="94" w:name="getting-help"/>
     <w:p>
       <w:pPr>
         <w:pStyle w:val="Heading3"/>
@@ -13080,9 +12395,9 @@
         </w:pict>
       </w:r>
     </w:p>
-    <w:bookmarkEnd w:id="93"/>
     <w:bookmarkEnd w:id="94"/>
-    <w:bookmarkStart w:id="95" w:name="glossary"/>
+    <w:bookmarkEnd w:id="95"/>
+    <w:bookmarkStart w:id="96" w:name="glossary"/>
     <w:p>
       <w:pPr>
         <w:pStyle w:val="Heading2"/>
@@ -13761,9 +13076,16 @@
         <w:t xml:space="preserve">Plugin Version: 1.5.0</w:t>
       </w:r>
     </w:p>
-    <w:bookmarkEnd w:id="95"/>
     <w:bookmarkEnd w:id="96"/>
-    <w:sectPr/>
+    <w:bookmarkEnd w:id="97"/>
+    <w:sectPr>
+      <w:headerReference r:id="rId9" w:type="default"/>
+      <w:footerReference r:id="rId10" w:type="default"/>
+      <w:pgSz w:h="16838" w:w="11906"/>
+      <w:pgMar w:bottom="2200" w:footer="709" w:gutter="0" w:header="709" w:left="1361" w:right="1440" w:top="2680"/>
+      <w:cols w:space="708"/>
+      <w:docGrid w:linePitch="360"/>
+    </w:sectPr>
   </w:body>
 </w:document>
 </file>
@@ -13772,6 +13094,84 @@
 <w:comments xmlns:w="http://schemas.openxmlformats.org/wordprocessingml/2006/main" xmlns:m="http://schemas.openxmlformats.org/officeDocument/2006/math" xmlns:r="http://schemas.openxmlformats.org/officeDocument/2006/relationships" xmlns:o="urn:schemas-microsoft-com:office:office" xmlns:v="urn:schemas-microsoft-com:vml" xmlns:w10="urn:schemas-microsoft-com:office:word" xmlns:a="http://schemas.openxmlformats.org/drawingml/2006/main" xmlns:pic="http://schemas.openxmlformats.org/drawingml/2006/picture" xmlns:wp="http://schemas.openxmlformats.org/drawingml/2006/wordprocessingDrawing"/>
 </file>
 
+<file path=word/footer2.xml><?xml version="1.0" encoding="utf-8"?>
+<w:ftr xmlns:wpc="http://schemas.microsoft.com/office/word/2010/wordprocessingCanvas" xmlns:cx="http://schemas.microsoft.com/office/drawing/2014/chartex" xmlns:cx1="http://schemas.microsoft.com/office/drawing/2015/9/8/chartex" xmlns:cx2="http://schemas.microsoft.com/office/drawing/2015/10/21/chartex" xmlns:cx3="http://schemas.microsoft.com/office/drawing/2016/5/9/chartex" xmlns:cx4="http://schemas.microsoft.com/office/drawing/2016/5/10/chartex" xmlns:cx5="http://schemas.microsoft.com/office/drawing/2016/5/11/chartex" xmlns:cx6="http://schemas.microsoft.com/office/drawing/2016/5/12/chartex" xmlns:cx7="http://schemas.microsoft.com/office/drawing/2016/5/13/chartex" xmlns:cx8="http://schemas.microsoft.com/office/drawing/2016/5/14/chartex" xmlns:mc="http://schemas.openxmlformats.org/markup-compatibility/2006" xmlns:aink="http://schemas.microsoft.com/office/drawing/2016/ink" xmlns:am3d="http://schemas.microsoft.com/office/drawing/2017/model3d" xmlns:o="urn:schemas-microsoft-com:office:office" xmlns:oel="http://schemas.microsoft.com/office/2019/extlst" xmlns:r="http://schemas.openxmlformats.org/officeDocument/2006/relationships" xmlns:m="http://schemas.openxmlformats.org/officeDocument/2006/math" xmlns:v="urn:schemas-microsoft-com:vml" xmlns:wp14="http://schemas.microsoft.com/office/word/2010/wordprocessingDrawing" xmlns:wp="http://schemas.openxmlformats.org/drawingml/2006/wordprocessingDrawing" xmlns:w10="urn:schemas-microsoft-com:office:word" xmlns:w="http://schemas.openxmlformats.org/wordprocessingml/2006/main" xmlns:w14="http://schemas.microsoft.com/office/word/2010/wordml" xmlns:w15="http://schemas.microsoft.com/office/word/2012/wordml" xmlns:w16cex="http://schemas.microsoft.com/office/word/2018/wordml/cex" xmlns:w16cid="http://schemas.microsoft.com/office/word/2016/wordml/cid" xmlns:w16="http://schemas.microsoft.com/office/word/2018/wordml" xmlns:w16du="http://schemas.microsoft.com/office/word/2023/wordml/word16du" xmlns:w16sdtdh="http://schemas.microsoft.com/office/word/2020/wordml/sdtdatahash" xmlns:w16sdtfl="http://schemas.microsoft.com/office/word/2024/wordml/sdtformatlock" xmlns:w16se="http://schemas.microsoft.com/office/word/2015/wordml/symex" xmlns:wpg="http://schemas.microsoft.com/office/word/2010/wordprocessingGroup" xmlns:wpi="http://schemas.microsoft.com/office/word/2010/wordprocessingInk" xmlns:wne="http://schemas.microsoft.com/office/word/2006/wordml" xmlns:wps="http://schemas.microsoft.com/office/word/2010/wordprocessingShape" mc:Ignorable="w14 w15 w16se w16cid w16 w16cex w16sdtdh w16sdtfl w16du wp14">
+  <w:p>
+    <w:pPr>
+      <w:pStyle w:val="Footer"/>
+      <w:tabs>
+        <w:tab w:val="clear" w:pos="4513"/>
+        <w:tab w:val="clear" w:pos="9026"/>
+        <w:tab w:val="left" w:pos="3731"/>
+      </w:tabs>
+    </w:pPr>
+    <w:r>
+      <w:rPr>
+        <w:noProof/>
+      </w:rPr>
+      <w:drawing>
+        <wp:anchor distT="0" distB="0" distL="114300" distR="114300" simplePos="0" relativeHeight="251672576" behindDoc="1" locked="0" layoutInCell="1" allowOverlap="1" wp14:anchorId="61B824A6" wp14:editId="3C90FE3F">
+          <wp:simplePos x="0" y="0"/>
+          <wp:positionH relativeFrom="page">
+            <wp:align>left</wp:align>
+          </wp:positionH>
+          <wp:positionV relativeFrom="paragraph">
+            <wp:posOffset>-687573</wp:posOffset>
+          </wp:positionV>
+          <wp:extent cx="7597678" cy="1314821"/>
+          <wp:effectExtent l="0" t="0" r="3810" b="0"/>
+          <wp:wrapNone/>
+          <wp:docPr id="1703766760" name="Picture 8" descr="A black and blue rectangle with a black background&#10;&#10;AI-generated content may be incorrect."/>
+          <wp:cNvGraphicFramePr>
+            <a:graphicFrameLocks xmlns:a="http://schemas.openxmlformats.org/drawingml/2006/main" noChangeAspect="1"/>
+          </wp:cNvGraphicFramePr>
+          <a:graphic xmlns:a="http://schemas.openxmlformats.org/drawingml/2006/main">
+            <a:graphicData uri="http://schemas.openxmlformats.org/drawingml/2006/picture">
+              <pic:pic xmlns:pic="http://schemas.openxmlformats.org/drawingml/2006/picture">
+                <pic:nvPicPr>
+                  <pic:cNvPr id="1703766760" name="Picture 8" descr="A black and blue rectangle with a black background&#10;&#10;AI-generated content may be incorrect."/>
+                  <pic:cNvPicPr/>
+                </pic:nvPicPr>
+                <pic:blipFill>
+                  <a:blip r:embed="rId1">
+                    <a:extLst>
+                      <a:ext uri="{28A0092B-C50C-407E-A947-70E740481C1C}">
+                        <a14:useLocalDpi xmlns:a14="http://schemas.microsoft.com/office/drawing/2010/main" val="0"/>
+                      </a:ext>
+                    </a:extLst>
+                  </a:blip>
+                  <a:stretch>
+                    <a:fillRect/>
+                  </a:stretch>
+                </pic:blipFill>
+                <pic:spPr>
+                  <a:xfrm>
+                    <a:off x="0" y="0"/>
+                    <a:ext cx="7597678" cy="1314821"/>
+                  </a:xfrm>
+                  <a:prstGeom prst="rect">
+                    <a:avLst/>
+                  </a:prstGeom>
+                </pic:spPr>
+              </pic:pic>
+            </a:graphicData>
+          </a:graphic>
+          <wp14:sizeRelH relativeFrom="page">
+            <wp14:pctWidth>0</wp14:pctWidth>
+          </wp14:sizeRelH>
+          <wp14:sizeRelV relativeFrom="page">
+            <wp14:pctHeight>0</wp14:pctHeight>
+          </wp14:sizeRelV>
+        </wp:anchor>
+      </w:drawing>
+    </w:r>
+    <w:r>
+      <w:tab/>
+    </w:r>
+  </w:p>
+</w:ftr>
+</file>
+
 <file path=word/footnotes.xml><?xml version="1.0" encoding="utf-8"?>
 <w:footnotes xmlns:w="http://schemas.openxmlformats.org/wordprocessingml/2006/main" xmlns:m="http://schemas.openxmlformats.org/officeDocument/2006/math" xmlns:r="http://schemas.openxmlformats.org/officeDocument/2006/relationships" xmlns:o="urn:schemas-microsoft-com:office:office" xmlns:v="urn:schemas-microsoft-com:vml" xmlns:w10="urn:schemas-microsoft-com:office:word" xmlns:a="http://schemas.openxmlformats.org/drawingml/2006/main" xmlns:pic="http://schemas.openxmlformats.org/drawingml/2006/picture" xmlns:wp="http://schemas.openxmlformats.org/drawingml/2006/wordprocessingDrawing">
   <w:footnote w:type="continuationSeparator" w:id="0">
@@ -13789,6 +13189,982 @@
     </w:p>
   </w:footnote>
 </w:footnotes>
+</file>
+
+<file path=word/header2.xml><?xml version="1.0" encoding="utf-8"?>
+<w:hdr xmlns:wpc="http://schemas.microsoft.com/office/word/2010/wordprocessingCanvas" xmlns:cx="http://schemas.microsoft.com/office/drawing/2014/chartex" xmlns:cx1="http://schemas.microsoft.com/office/drawing/2015/9/8/chartex" xmlns:cx2="http://schemas.microsoft.com/office/drawing/2015/10/21/chartex" xmlns:cx3="http://schemas.microsoft.com/office/drawing/2016/5/9/chartex" xmlns:cx4="http://schemas.microsoft.com/office/drawing/2016/5/10/chartex" xmlns:cx5="http://schemas.microsoft.com/office/drawing/2016/5/11/chartex" xmlns:cx6="http://schemas.microsoft.com/office/drawing/2016/5/12/chartex" xmlns:cx7="http://schemas.microsoft.com/office/drawing/2016/5/13/chartex" xmlns:cx8="http://schemas.microsoft.com/office/drawing/2016/5/14/chartex" xmlns:mc="http://schemas.openxmlformats.org/markup-compatibility/2006" xmlns:aink="http://schemas.microsoft.com/office/drawing/2016/ink" xmlns:am3d="http://schemas.microsoft.com/office/drawing/2017/model3d" xmlns:o="urn:schemas-microsoft-com:office:office" xmlns:oel="http://schemas.microsoft.com/office/2019/extlst" xmlns:r="http://schemas.openxmlformats.org/officeDocument/2006/relationships" xmlns:m="http://schemas.openxmlformats.org/officeDocument/2006/math" xmlns:v="urn:schemas-microsoft-com:vml" xmlns:wp14="http://schemas.microsoft.com/office/word/2010/wordprocessingDrawing" xmlns:wp="http://schemas.openxmlformats.org/drawingml/2006/wordprocessingDrawing" xmlns:w10="urn:schemas-microsoft-com:office:word" xmlns:w="http://schemas.openxmlformats.org/wordprocessingml/2006/main" xmlns:w14="http://schemas.microsoft.com/office/word/2010/wordml" xmlns:w15="http://schemas.microsoft.com/office/word/2012/wordml" xmlns:w16cex="http://schemas.microsoft.com/office/word/2018/wordml/cex" xmlns:w16cid="http://schemas.microsoft.com/office/word/2016/wordml/cid" xmlns:w16="http://schemas.microsoft.com/office/word/2018/wordml" xmlns:w16du="http://schemas.microsoft.com/office/word/2023/wordml/word16du" xmlns:w16sdtdh="http://schemas.microsoft.com/office/word/2020/wordml/sdtdatahash" xmlns:w16sdtfl="http://schemas.microsoft.com/office/word/2024/wordml/sdtformatlock" xmlns:w16se="http://schemas.microsoft.com/office/word/2015/wordml/symex" xmlns:wpg="http://schemas.microsoft.com/office/word/2010/wordprocessingGroup" xmlns:wpi="http://schemas.microsoft.com/office/word/2010/wordprocessingInk" xmlns:wne="http://schemas.microsoft.com/office/word/2006/wordml" xmlns:wps="http://schemas.microsoft.com/office/word/2010/wordprocessingShape" mc:Ignorable="w14 w15 w16se w16cid w16 w16cex w16sdtdh w16sdtfl w16du wp14">
+  <w:p>
+    <w:pPr>
+      <w:pStyle w:val="Header"/>
+    </w:pPr>
+    <w:r>
+      <w:rPr>
+        <w:noProof/>
+      </w:rPr>
+      <mc:AlternateContent>
+        <mc:Choice Requires="wps">
+          <w:drawing>
+            <wp:anchor distT="0" distB="0" distL="114300" distR="114300" simplePos="0" relativeHeight="251664384" behindDoc="0" locked="0" layoutInCell="1" allowOverlap="1" wp14:anchorId="0A6C3590" wp14:editId="15787B4A">
+              <wp:simplePos x="0" y="0"/>
+              <wp:positionH relativeFrom="column">
+                <wp:posOffset>3907790</wp:posOffset>
+              </wp:positionH>
+              <wp:positionV relativeFrom="paragraph">
+                <wp:posOffset>38579</wp:posOffset>
+              </wp:positionV>
+              <wp:extent cx="1625600" cy="527050"/>
+              <wp:effectExtent l="0" t="0" r="0" b="6350"/>
+              <wp:wrapNone/>
+              <wp:docPr id="812939645" name="Text Box 5"/>
+              <wp:cNvGraphicFramePr/>
+              <a:graphic xmlns:a="http://schemas.openxmlformats.org/drawingml/2006/main">
+                <a:graphicData uri="http://schemas.microsoft.com/office/word/2010/wordprocessingShape">
+                  <wps:wsp>
+                    <wps:cNvSpPr txBox="1"/>
+                    <wps:spPr>
+                      <a:xfrm>
+                        <a:off x="0" y="0"/>
+                        <a:ext cx="1625600" cy="527050"/>
+                      </a:xfrm>
+                      <a:prstGeom prst="rect">
+                        <a:avLst/>
+                      </a:prstGeom>
+                      <a:noFill/>
+                      <a:ln w="6350">
+                        <a:noFill/>
+                      </a:ln>
+                    </wps:spPr>
+                    <wps:txbx>
+                      <w:txbxContent>
+                        <w:p>
+                          <w:pPr>
+                            <w:spacing w:line="192" w:lineRule="auto"/>
+                            <w:rPr>
+                              <w:rFonts w:ascii="Noto Sans" w:hAnsi="Noto Sans" w:cs="Noto Sans"/>
+                              <w:color w:val="10373E"/>
+                              <w:sz w:val="16"/>
+                              <w:szCs w:val="16"/>
+                            </w:rPr>
+                          </w:pPr>
+                          <w:r>
+                            <w:rPr>
+                              <w:rFonts w:ascii="Noto Sans" w:hAnsi="Noto Sans" w:cs="Noto Sans"/>
+                              <w:color w:val="10373E"/>
+                              <w:sz w:val="16"/>
+                              <w:szCs w:val="16"/>
+                            </w:rPr>
+                            <w:t>490 Barry Hertzog Street</w:t>
+                          </w:r>
+                          <w:r>
+                            <w:rPr>
+                              <w:rFonts w:ascii="MS Gothic" w:eastAsia="MS Gothic" w:hAnsi="MS Gothic" w:cs="MS Gothic" w:hint="eastAsia"/>
+                              <w:color w:val="10373E"/>
+                              <w:sz w:val="16"/>
+                              <w:szCs w:val="16"/>
+                            </w:rPr>
+                            <w:t> +</w:t>
+                          </w:r>
+                          <w:r>
+                            <w:rPr>
+                              <w:rFonts w:ascii="Noto Sans" w:hAnsi="Noto Sans" w:cs="Noto Sans"/>
+                              <w:color w:val="10373E"/>
+                              <w:sz w:val="16"/>
+                              <w:szCs w:val="16"/>
+                            </w:rPr>
+                            <w:t xml:space="preserve">Constantia Park </w:t>
+                          </w:r>
+                          <w:r>
+                            <w:rPr>
+                              <w:rFonts w:ascii="Noto Sans" w:hAnsi="Noto Sans" w:cs="Noto Sans"/>
+                              <w:color w:val="10373E"/>
+                              <w:sz w:val="16"/>
+                              <w:szCs w:val="16"/>
+                            </w:rPr>
+                            <w:br/>
+                          </w:r>
+                          <w:r>
+                            <w:rPr>
+                              <w:rFonts w:ascii="Noto Sans" w:hAnsi="Noto Sans" w:cs="Noto Sans"/>
+                              <w:color w:val="10373E"/>
+                              <w:sz w:val="16"/>
+                              <w:szCs w:val="16"/>
+                            </w:rPr>
+                            <w:t>Pretoria 0181</w:t>
+                          </w:r>
+                        </w:p>
+                      </w:txbxContent>
+                    </wps:txbx>
+                    <wps:bodyPr rot="0" spcFirstLastPara="0" vertOverflow="overflow" horzOverflow="overflow" vert="horz" wrap="square" lIns="91440" tIns="45720" rIns="91440" bIns="45720" numCol="1" spcCol="0" rtlCol="0" fromWordArt="0" anchor="t" anchorCtr="0" forceAA="0" compatLnSpc="1">
+                      <a:prstTxWarp prst="textNoShape">
+                        <a:avLst/>
+                      </a:prstTxWarp>
+                      <a:noAutofit/>
+                    </wps:bodyPr>
+                  </wps:wsp>
+                </a:graphicData>
+              </a:graphic>
+              <wp14:sizeRelH relativeFrom="margin">
+                <wp14:pctWidth>0</wp14:pctWidth>
+              </wp14:sizeRelH>
+              <wp14:sizeRelV relativeFrom="margin">
+                <wp14:pctHeight>0</wp14:pctHeight>
+              </wp14:sizeRelV>
+            </wp:anchor>
+          </w:drawing>
+        </mc:Choice>
+        <mc:Fallback>
+          <w:pict>
+            <v:shapetype w14:anchorId="0A6C3590" id="_x0000_t202" coordsize="21600,21600" o:spt="202" path="m,l,21600r21600,l21600,xe">
+              <v:stroke joinstyle="miter"/>
+              <v:path gradientshapeok="t" o:connecttype="rect"/>
+            </v:shapetype>
+            <v:shape id="Text Box 5" o:spid="_x0000_s1026" type="#_x0000_t202" style="position:absolute;margin-left:307.7pt;margin-top:3.05pt;width:128pt;height:41.5pt;z-index:251664384;visibility:visible;mso-wrap-style:square;mso-width-percent:0;mso-height-percent:0;mso-wrap-distance-left:9pt;mso-wrap-distance-top:0;mso-wrap-distance-right:9pt;mso-wrap-distance-bottom:0;mso-position-horizontal:absolute;mso-position-horizontal-relative:text;mso-position-vertical:absolute;mso-position-vertical-relative:text;mso-width-percent:0;mso-height-percent:0;mso-width-relative:margin;mso-height-relative:margin;v-text-anchor:top" o:gfxdata="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" filled="f" stroked="f" strokeweight=".5pt">
+              <v:textbox>
+                <w:txbxContent>
+                  <w:p>
+                    <w:pPr>
+                      <w:spacing w:line="192" w:lineRule="auto"/>
+                      <w:rPr>
+                        <w:rFonts w:ascii="Noto Sans" w:hAnsi="Noto Sans" w:cs="Noto Sans"/>
+                        <w:color w:val="10373E"/>
+                        <w:sz w:val="16"/>
+                        <w:szCs w:val="16"/>
+                      </w:rPr>
+                    </w:pPr>
+                    <w:r>
+                      <w:rPr>
+                        <w:rFonts w:ascii="Noto Sans" w:hAnsi="Noto Sans" w:cs="Noto Sans"/>
+                        <w:color w:val="10373E"/>
+                        <w:sz w:val="16"/>
+                        <w:szCs w:val="16"/>
+                      </w:rPr>
+                      <w:t>490 Barry Hertzog Street</w:t>
+                    </w:r>
+                    <w:r>
+                      <w:rPr>
+                        <w:rFonts w:ascii="MS Gothic" w:eastAsia="MS Gothic" w:hAnsi="MS Gothic" w:cs="MS Gothic" w:hint="eastAsia"/>
+                        <w:color w:val="10373E"/>
+                        <w:sz w:val="16"/>
+                        <w:szCs w:val="16"/>
+                      </w:rPr>
+                      <w:t> +</w:t>
+                    </w:r>
+                    <w:r>
+                      <w:rPr>
+                        <w:rFonts w:ascii="Noto Sans" w:hAnsi="Noto Sans" w:cs="Noto Sans"/>
+                        <w:color w:val="10373E"/>
+                        <w:sz w:val="16"/>
+                        <w:szCs w:val="16"/>
+                      </w:rPr>
+                      <w:t xml:space="preserve">Constantia Park </w:t>
+                    </w:r>
+                    <w:r>
+                      <w:rPr>
+                        <w:rFonts w:ascii="Noto Sans" w:hAnsi="Noto Sans" w:cs="Noto Sans"/>
+                        <w:color w:val="10373E"/>
+                        <w:sz w:val="16"/>
+                        <w:szCs w:val="16"/>
+                      </w:rPr>
+                      <w:br/>
+                    </w:r>
+                    <w:r>
+                      <w:rPr>
+                        <w:rFonts w:ascii="Noto Sans" w:hAnsi="Noto Sans" w:cs="Noto Sans"/>
+                        <w:color w:val="10373E"/>
+                        <w:sz w:val="16"/>
+                        <w:szCs w:val="16"/>
+                      </w:rPr>
+                      <w:t>Pretoria 0181</w:t>
+                    </w:r>
+                  </w:p>
+                </w:txbxContent>
+              </v:textbox>
+            </v:shape>
+          </w:pict>
+        </mc:Fallback>
+      </mc:AlternateContent>
+    </w:r>
+    <w:r>
+      <w:rPr>
+        <w:noProof/>
+      </w:rPr>
+      <w:drawing>
+        <wp:anchor distT="0" distB="0" distL="114300" distR="114300" simplePos="0" relativeHeight="251670528" behindDoc="1" locked="0" layoutInCell="1" allowOverlap="1" wp14:anchorId="05DDA482" wp14:editId="6B6E429E">
+          <wp:simplePos x="0" y="0"/>
+          <wp:positionH relativeFrom="page">
+            <wp:posOffset>0</wp:posOffset>
+          </wp:positionH>
+          <wp:positionV relativeFrom="paragraph">
+            <wp:posOffset>-457464</wp:posOffset>
+          </wp:positionV>
+          <wp:extent cx="7566766" cy="1144322"/>
+          <wp:effectExtent l="0" t="0" r="0" b="0"/>
+          <wp:wrapNone/>
+          <wp:docPr id="138615095" name="Picture 7" descr="A white rectangular object with black text&#10;&#10;AI-generated content may be incorrect."/>
+          <wp:cNvGraphicFramePr>
+            <a:graphicFrameLocks xmlns:a="http://schemas.openxmlformats.org/drawingml/2006/main" noChangeAspect="1"/>
+          </wp:cNvGraphicFramePr>
+          <a:graphic xmlns:a="http://schemas.openxmlformats.org/drawingml/2006/main">
+            <a:graphicData uri="http://schemas.openxmlformats.org/drawingml/2006/picture">
+              <pic:pic xmlns:pic="http://schemas.openxmlformats.org/drawingml/2006/picture">
+                <pic:nvPicPr>
+                  <pic:cNvPr id="138615095" name="Picture 7" descr="A white rectangular object with black text&#10;&#10;AI-generated content may be incorrect."/>
+                  <pic:cNvPicPr/>
+                </pic:nvPicPr>
+                <pic:blipFill>
+                  <a:blip r:embed="rId1">
+                    <a:extLst>
+                      <a:ext uri="{28A0092B-C50C-407E-A947-70E740481C1C}">
+                        <a14:useLocalDpi xmlns:a14="http://schemas.microsoft.com/office/drawing/2010/main" val="0"/>
+                      </a:ext>
+                    </a:extLst>
+                  </a:blip>
+                  <a:stretch>
+                    <a:fillRect/>
+                  </a:stretch>
+                </pic:blipFill>
+                <pic:spPr>
+                  <a:xfrm>
+                    <a:off x="0" y="0"/>
+                    <a:ext cx="7566766" cy="1144322"/>
+                  </a:xfrm>
+                  <a:prstGeom prst="rect">
+                    <a:avLst/>
+                  </a:prstGeom>
+                </pic:spPr>
+              </pic:pic>
+            </a:graphicData>
+          </a:graphic>
+          <wp14:sizeRelH relativeFrom="page">
+            <wp14:pctWidth>0</wp14:pctWidth>
+          </wp14:sizeRelH>
+          <wp14:sizeRelV relativeFrom="page">
+            <wp14:pctHeight>0</wp14:pctHeight>
+          </wp14:sizeRelV>
+        </wp:anchor>
+      </w:drawing>
+    </w:r>
+    <w:r>
+      <w:rPr>
+        <w:noProof/>
+      </w:rPr>
+      <mc:AlternateContent>
+        <mc:Choice Requires="wps">
+          <w:drawing>
+            <wp:anchor distT="0" distB="0" distL="114300" distR="114300" simplePos="0" relativeHeight="251668480" behindDoc="0" locked="0" layoutInCell="1" allowOverlap="1" wp14:anchorId="62B8B08E" wp14:editId="017DF92B">
+              <wp:simplePos x="0" y="0"/>
+              <wp:positionH relativeFrom="page">
+                <wp:posOffset>6332855</wp:posOffset>
+              </wp:positionH>
+              <wp:positionV relativeFrom="paragraph">
+                <wp:posOffset>114935</wp:posOffset>
+              </wp:positionV>
+              <wp:extent cx="1181100" cy="381000"/>
+              <wp:effectExtent l="0" t="0" r="0" b="0"/>
+              <wp:wrapNone/>
+              <wp:docPr id="427271905" name="Text Box 5"/>
+              <wp:cNvGraphicFramePr/>
+              <a:graphic xmlns:a="http://schemas.openxmlformats.org/drawingml/2006/main">
+                <a:graphicData uri="http://schemas.microsoft.com/office/word/2010/wordprocessingShape">
+                  <wps:wsp>
+                    <wps:cNvSpPr txBox="1"/>
+                    <wps:spPr>
+                      <a:xfrm>
+                        <a:off x="0" y="0"/>
+                        <a:ext cx="1181100" cy="381000"/>
+                      </a:xfrm>
+                      <a:prstGeom prst="rect">
+                        <a:avLst/>
+                      </a:prstGeom>
+                      <a:noFill/>
+                      <a:ln w="6350">
+                        <a:noFill/>
+                      </a:ln>
+                    </wps:spPr>
+                    <wps:txbx>
+                      <w:txbxContent>
+                        <w:p>
+                          <w:pPr>
+                            <w:spacing w:line="192" w:lineRule="auto"/>
+                            <w:rPr>
+                              <w:rFonts w:ascii="Noto Sans" w:hAnsi="Noto Sans" w:cs="Noto Sans"/>
+                              <w:color w:val="10373E"/>
+                              <w:sz w:val="16"/>
+                              <w:szCs w:val="16"/>
+                            </w:rPr>
+                          </w:pPr>
+                          <w:r>
+                            <w:rPr>
+                              <w:rFonts w:ascii="Noto Sans" w:hAnsi="Noto Sans" w:cs="Noto Sans"/>
+                              <w:color w:val="653332"/>
+                              <w:sz w:val="16"/>
+                              <w:szCs w:val="16"/>
+                            </w:rPr>
+                            <w:t>Reg No:</w:t>
+                          </w:r>
+                          <w:r>
+                            <w:rPr>
+                              <w:rFonts w:ascii="Noto Sans" w:hAnsi="Noto Sans" w:cs="Noto Sans"/>
+                              <w:color w:val="653332"/>
+                              <w:sz w:val="16"/>
+                              <w:szCs w:val="16"/>
+                            </w:rPr>
+                            <w:br/>
+                          </w:r>
+                          <w:r>
+                            <w:rPr>
+                              <w:rFonts w:ascii="Noto Sans" w:hAnsi="Noto Sans" w:cs="Noto Sans"/>
+                              <w:color w:val="10373E"/>
+                              <w:sz w:val="16"/>
+                              <w:szCs w:val="16"/>
+                            </w:rPr>
+                            <w:t>2024 / 316608 / 07</w:t>
+                          </w:r>
+                        </w:p>
+                      </w:txbxContent>
+                    </wps:txbx>
+                    <wps:bodyPr rot="0" spcFirstLastPara="0" vertOverflow="overflow" horzOverflow="overflow" vert="horz" wrap="square" lIns="91440" tIns="45720" rIns="91440" bIns="45720" numCol="1" spcCol="0" rtlCol="0" fromWordArt="0" anchor="t" anchorCtr="0" forceAA="0" compatLnSpc="1">
+                      <a:prstTxWarp prst="textNoShape">
+                        <a:avLst/>
+                      </a:prstTxWarp>
+                      <a:noAutofit/>
+                    </wps:bodyPr>
+                  </wps:wsp>
+                </a:graphicData>
+              </a:graphic>
+              <wp14:sizeRelH relativeFrom="margin">
+                <wp14:pctWidth>0</wp14:pctWidth>
+              </wp14:sizeRelH>
+              <wp14:sizeRelV relativeFrom="margin">
+                <wp14:pctHeight>0</wp14:pctHeight>
+              </wp14:sizeRelV>
+            </wp:anchor>
+          </w:drawing>
+        </mc:Choice>
+        <mc:Fallback>
+          <w:pict>
+            <v:shape w14:anchorId="62B8B08E" id="_x0000_s1027" type="#_x0000_t202" style="position:absolute;margin-left:498.65pt;margin-top:9.05pt;width:93pt;height:30pt;z-index:251668480;visibility:visible;mso-wrap-style:square;mso-width-percent:0;mso-height-percent:0;mso-wrap-distance-left:9pt;mso-wrap-distance-top:0;mso-wrap-distance-right:9pt;mso-wrap-distance-bottom:0;mso-position-horizontal:absolute;mso-position-horizontal-relative:page;mso-position-vertical:absolute;mso-position-vertical-relative:text;mso-width-percent:0;mso-height-percent:0;mso-width-relative:margin;mso-height-relative:margin;v-text-anchor:top" o:gfxdata="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" filled="f" stroked="f" strokeweight=".5pt">
+              <v:textbox>
+                <w:txbxContent>
+                  <w:p>
+                    <w:pPr>
+                      <w:spacing w:line="192" w:lineRule="auto"/>
+                      <w:rPr>
+                        <w:rFonts w:ascii="Noto Sans" w:hAnsi="Noto Sans" w:cs="Noto Sans"/>
+                        <w:color w:val="10373E"/>
+                        <w:sz w:val="16"/>
+                        <w:szCs w:val="16"/>
+                      </w:rPr>
+                    </w:pPr>
+                    <w:r>
+                      <w:rPr>
+                        <w:rFonts w:ascii="Noto Sans" w:hAnsi="Noto Sans" w:cs="Noto Sans"/>
+                        <w:color w:val="653332"/>
+                        <w:sz w:val="16"/>
+                        <w:szCs w:val="16"/>
+                      </w:rPr>
+                      <w:t>Reg No:</w:t>
+                    </w:r>
+                    <w:r>
+                      <w:rPr>
+                        <w:rFonts w:ascii="Noto Sans" w:hAnsi="Noto Sans" w:cs="Noto Sans"/>
+                        <w:color w:val="653332"/>
+                        <w:sz w:val="16"/>
+                        <w:szCs w:val="16"/>
+                      </w:rPr>
+                      <w:br/>
+                    </w:r>
+                    <w:r>
+                      <w:rPr>
+                        <w:rFonts w:ascii="Noto Sans" w:hAnsi="Noto Sans" w:cs="Noto Sans"/>
+                        <w:color w:val="10373E"/>
+                        <w:sz w:val="16"/>
+                        <w:szCs w:val="16"/>
+                      </w:rPr>
+                      <w:t>2024 / 316608 / 07</w:t>
+                    </w:r>
+                  </w:p>
+                </w:txbxContent>
+              </v:textbox>
+              <w10:wrap anchorx="page"/>
+            </v:shape>
+          </w:pict>
+        </mc:Fallback>
+      </mc:AlternateContent>
+    </w:r>
+    <w:r>
+      <w:rPr>
+        <w:noProof/>
+      </w:rPr>
+      <mc:AlternateContent>
+        <mc:Choice Requires="wps">
+          <w:drawing>
+            <wp:anchor distT="0" distB="0" distL="114300" distR="114300" simplePos="0" relativeHeight="251666432" behindDoc="0" locked="0" layoutInCell="1" allowOverlap="1" wp14:anchorId="7B2099E7" wp14:editId="6C42685A">
+              <wp:simplePos x="0" y="0"/>
+              <wp:positionH relativeFrom="column">
+                <wp:posOffset>5469989</wp:posOffset>
+              </wp:positionH>
+              <wp:positionV relativeFrom="paragraph">
+                <wp:posOffset>-196215</wp:posOffset>
+              </wp:positionV>
+              <wp:extent cx="1181100" cy="381000"/>
+              <wp:effectExtent l="0" t="0" r="0" b="0"/>
+              <wp:wrapNone/>
+              <wp:docPr id="1099339089" name="Text Box 5"/>
+              <wp:cNvGraphicFramePr/>
+              <a:graphic xmlns:a="http://schemas.openxmlformats.org/drawingml/2006/main">
+                <a:graphicData uri="http://schemas.microsoft.com/office/word/2010/wordprocessingShape">
+                  <wps:wsp>
+                    <wps:cNvSpPr txBox="1"/>
+                    <wps:spPr>
+                      <a:xfrm>
+                        <a:off x="0" y="0"/>
+                        <a:ext cx="1181100" cy="381000"/>
+                      </a:xfrm>
+                      <a:prstGeom prst="rect">
+                        <a:avLst/>
+                      </a:prstGeom>
+                      <a:noFill/>
+                      <a:ln w="6350">
+                        <a:noFill/>
+                      </a:ln>
+                    </wps:spPr>
+                    <wps:txbx>
+                      <w:txbxContent>
+                        <w:p>
+                          <w:pPr>
+                            <w:spacing w:line="180" w:lineRule="auto"/>
+                            <w:rPr>
+                              <w:rFonts w:ascii="Noto Sans" w:hAnsi="Noto Sans" w:cs="Noto Sans"/>
+                              <w:color w:val="10373E"/>
+                              <w:sz w:val="16"/>
+                              <w:szCs w:val="16"/>
+                            </w:rPr>
+                          </w:pPr>
+                          <w:r>
+                            <w:rPr>
+                              <w:rFonts w:ascii="Noto Sans" w:hAnsi="Noto Sans" w:cs="Noto Sans"/>
+                              <w:color w:val="653332"/>
+                              <w:sz w:val="16"/>
+                              <w:szCs w:val="16"/>
+                            </w:rPr>
+                            <w:t>VAT:</w:t>
+                          </w:r>
+                          <w:r>
+                            <w:rPr>
+                              <w:rFonts w:ascii="Noto Sans" w:hAnsi="Noto Sans" w:cs="Noto Sans"/>
+                              <w:color w:val="653332"/>
+                              <w:sz w:val="16"/>
+                              <w:szCs w:val="16"/>
+                            </w:rPr>
+                            <w:br/>
+                          </w:r>
+                          <w:r>
+                            <w:rPr>
+                              <w:rFonts w:ascii="Noto Sans" w:hAnsi="Noto Sans" w:cs="Noto Sans"/>
+                              <w:color w:val="10373E"/>
+                              <w:sz w:val="16"/>
+                              <w:szCs w:val="16"/>
+                            </w:rPr>
+                            <w:t>4010321919</w:t>
+                          </w:r>
+                        </w:p>
+                      </w:txbxContent>
+                    </wps:txbx>
+                    <wps:bodyPr rot="0" spcFirstLastPara="0" vertOverflow="overflow" horzOverflow="overflow" vert="horz" wrap="square" lIns="91440" tIns="45720" rIns="91440" bIns="45720" numCol="1" spcCol="0" rtlCol="0" fromWordArt="0" anchor="t" anchorCtr="0" forceAA="0" compatLnSpc="1">
+                      <a:prstTxWarp prst="textNoShape">
+                        <a:avLst/>
+                      </a:prstTxWarp>
+                      <a:noAutofit/>
+                    </wps:bodyPr>
+                  </wps:wsp>
+                </a:graphicData>
+              </a:graphic>
+              <wp14:sizeRelH relativeFrom="margin">
+                <wp14:pctWidth>0</wp14:pctWidth>
+              </wp14:sizeRelH>
+              <wp14:sizeRelV relativeFrom="margin">
+                <wp14:pctHeight>0</wp14:pctHeight>
+              </wp14:sizeRelV>
+            </wp:anchor>
+          </w:drawing>
+        </mc:Choice>
+        <mc:Fallback>
+          <w:pict>
+            <v:shape w14:anchorId="7B2099E7" id="_x0000_s1028" type="#_x0000_t202" style="position:absolute;margin-left:430.7pt;margin-top:-15.45pt;width:93pt;height:30pt;z-index:251666432;visibility:visible;mso-wrap-style:square;mso-width-percent:0;mso-height-percent:0;mso-wrap-distance-left:9pt;mso-wrap-distance-top:0;mso-wrap-distance-right:9pt;mso-wrap-distance-bottom:0;mso-position-horizontal:absolute;mso-position-horizontal-relative:text;mso-position-vertical:absolute;mso-position-vertical-relative:text;mso-width-percent:0;mso-height-percent:0;mso-width-relative:margin;mso-height-relative:margin;v-text-anchor:top" o:gfxdata="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" filled="f" stroked="f" strokeweight=".5pt">
+              <v:textbox>
+                <w:txbxContent>
+                  <w:p>
+                    <w:pPr>
+                      <w:spacing w:line="180" w:lineRule="auto"/>
+                      <w:rPr>
+                        <w:rFonts w:ascii="Noto Sans" w:hAnsi="Noto Sans" w:cs="Noto Sans"/>
+                        <w:color w:val="10373E"/>
+                        <w:sz w:val="16"/>
+                        <w:szCs w:val="16"/>
+                      </w:rPr>
+                    </w:pPr>
+                    <w:r>
+                      <w:rPr>
+                        <w:rFonts w:ascii="Noto Sans" w:hAnsi="Noto Sans" w:cs="Noto Sans"/>
+                        <w:color w:val="653332"/>
+                        <w:sz w:val="16"/>
+                        <w:szCs w:val="16"/>
+                      </w:rPr>
+                      <w:t>VAT:</w:t>
+                    </w:r>
+                    <w:r>
+                      <w:rPr>
+                        <w:rFonts w:ascii="Noto Sans" w:hAnsi="Noto Sans" w:cs="Noto Sans"/>
+                        <w:color w:val="653332"/>
+                        <w:sz w:val="16"/>
+                        <w:szCs w:val="16"/>
+                      </w:rPr>
+                      <w:br/>
+                    </w:r>
+                    <w:r>
+                      <w:rPr>
+                        <w:rFonts w:ascii="Noto Sans" w:hAnsi="Noto Sans" w:cs="Noto Sans"/>
+                        <w:color w:val="10373E"/>
+                        <w:sz w:val="16"/>
+                        <w:szCs w:val="16"/>
+                      </w:rPr>
+                      <w:t>4010321919</w:t>
+                    </w:r>
+                  </w:p>
+                </w:txbxContent>
+              </v:textbox>
+            </v:shape>
+          </w:pict>
+        </mc:Fallback>
+      </mc:AlternateContent>
+    </w:r>
+    <w:r>
+      <w:rPr>
+        <w:noProof/>
+      </w:rPr>
+      <mc:AlternateContent>
+        <mc:Choice Requires="wps">
+          <w:drawing>
+            <wp:anchor distT="0" distB="0" distL="114300" distR="114300" simplePos="0" relativeHeight="251658240" behindDoc="0" locked="0" layoutInCell="1" allowOverlap="1" wp14:anchorId="392E9CD8" wp14:editId="2FFF53C2">
+              <wp:simplePos x="0" y="0"/>
+              <wp:positionH relativeFrom="column">
+                <wp:posOffset>2543175</wp:posOffset>
+              </wp:positionH>
+              <wp:positionV relativeFrom="paragraph">
+                <wp:posOffset>-196215</wp:posOffset>
+              </wp:positionV>
+              <wp:extent cx="1167765" cy="254000"/>
+              <wp:effectExtent l="0" t="0" r="0" b="0"/>
+              <wp:wrapNone/>
+              <wp:docPr id="338007912" name="Text Box 5"/>
+              <wp:cNvGraphicFramePr/>
+              <a:graphic xmlns:a="http://schemas.openxmlformats.org/drawingml/2006/main">
+                <a:graphicData uri="http://schemas.microsoft.com/office/word/2010/wordprocessingShape">
+                  <wps:wsp>
+                    <wps:cNvSpPr txBox="1"/>
+                    <wps:spPr>
+                      <a:xfrm>
+                        <a:off x="0" y="0"/>
+                        <a:ext cx="1167765" cy="254000"/>
+                      </a:xfrm>
+                      <a:prstGeom prst="rect">
+                        <a:avLst/>
+                      </a:prstGeom>
+                      <a:noFill/>
+                      <a:ln w="6350">
+                        <a:noFill/>
+                      </a:ln>
+                    </wps:spPr>
+                    <wps:txbx>
+                      <w:txbxContent>
+                        <w:p>
+                          <w:pPr>
+                            <w:rPr>
+                              <w:rFonts w:ascii="Noto Sans" w:hAnsi="Noto Sans" w:cs="Noto Sans"/>
+                              <w:color w:val="10373E"/>
+                              <w:sz w:val="16"/>
+                              <w:szCs w:val="16"/>
+                            </w:rPr>
+                          </w:pPr>
+                          <w:r>
+                            <w:rPr>
+                              <w:rFonts w:ascii="Noto Sans" w:hAnsi="Noto Sans" w:cs="Noto Sans"/>
+                              <w:color w:val="10373E"/>
+                              <w:sz w:val="16"/>
+                              <w:szCs w:val="16"/>
+                            </w:rPr>
+                            <w:t>johan@theahg.co.za</w:t>
+                          </w:r>
+                        </w:p>
+                      </w:txbxContent>
+                    </wps:txbx>
+                    <wps:bodyPr rot="0" spcFirstLastPara="0" vertOverflow="overflow" horzOverflow="overflow" vert="horz" wrap="square" lIns="91440" tIns="45720" rIns="91440" bIns="45720" numCol="1" spcCol="0" rtlCol="0" fromWordArt="0" anchor="t" anchorCtr="0" forceAA="0" compatLnSpc="1">
+                      <a:prstTxWarp prst="textNoShape">
+                        <a:avLst/>
+                      </a:prstTxWarp>
+                      <a:noAutofit/>
+                    </wps:bodyPr>
+                  </wps:wsp>
+                </a:graphicData>
+              </a:graphic>
+              <wp14:sizeRelH relativeFrom="margin">
+                <wp14:pctWidth>0</wp14:pctWidth>
+              </wp14:sizeRelH>
+              <wp14:sizeRelV relativeFrom="margin">
+                <wp14:pctHeight>0</wp14:pctHeight>
+              </wp14:sizeRelV>
+            </wp:anchor>
+          </w:drawing>
+        </mc:Choice>
+        <mc:Fallback>
+          <w:pict>
+            <v:shape w14:anchorId="392E9CD8" id="_x0000_s1029" type="#_x0000_t202" style="position:absolute;margin-left:200.25pt;margin-top:-15.45pt;width:91.95pt;height:20pt;z-index:251658240;visibility:visible;mso-wrap-style:square;mso-width-percent:0;mso-height-percent:0;mso-wrap-distance-left:9pt;mso-wrap-distance-top:0;mso-wrap-distance-right:9pt;mso-wrap-distance-bottom:0;mso-position-horizontal:absolute;mso-position-horizontal-relative:text;mso-position-vertical:absolute;mso-position-vertical-relative:text;mso-width-percent:0;mso-height-percent:0;mso-width-relative:margin;mso-height-relative:margin;v-text-anchor:top" o:gfxdata="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" filled="f" stroked="f" strokeweight=".5pt">
+              <v:textbox>
+                <w:txbxContent>
+                  <w:p>
+                    <w:pPr>
+                      <w:rPr>
+                        <w:rFonts w:ascii="Noto Sans" w:hAnsi="Noto Sans" w:cs="Noto Sans"/>
+                        <w:color w:val="10373E"/>
+                        <w:sz w:val="16"/>
+                        <w:szCs w:val="16"/>
+                      </w:rPr>
+                    </w:pPr>
+                    <w:r>
+                      <w:rPr>
+                        <w:rFonts w:ascii="Noto Sans" w:hAnsi="Noto Sans" w:cs="Noto Sans"/>
+                        <w:color w:val="10373E"/>
+                        <w:sz w:val="16"/>
+                        <w:szCs w:val="16"/>
+                      </w:rPr>
+                      <w:t>johan@theahg.co.za</w:t>
+                    </w:r>
+                  </w:p>
+                </w:txbxContent>
+              </v:textbox>
+            </v:shape>
+          </w:pict>
+        </mc:Fallback>
+      </mc:AlternateContent>
+    </w:r>
+    <w:r>
+      <w:rPr>
+        <w:noProof/>
+      </w:rPr>
+      <mc:AlternateContent>
+        <mc:Choice Requires="wps">
+          <w:drawing>
+            <wp:anchor distT="0" distB="0" distL="114300" distR="114300" simplePos="0" relativeHeight="251660288" behindDoc="0" locked="0" layoutInCell="1" allowOverlap="1" wp14:anchorId="6B6A3860" wp14:editId="2EB561BE">
+              <wp:simplePos x="0" y="0"/>
+              <wp:positionH relativeFrom="column">
+                <wp:posOffset>2541270</wp:posOffset>
+              </wp:positionH>
+              <wp:positionV relativeFrom="paragraph">
+                <wp:posOffset>133985</wp:posOffset>
+              </wp:positionV>
+              <wp:extent cx="1167765" cy="271145"/>
+              <wp:effectExtent l="0" t="0" r="0" b="0"/>
+              <wp:wrapNone/>
+              <wp:docPr id="1124736102" name="Text Box 5"/>
+              <wp:cNvGraphicFramePr/>
+              <a:graphic xmlns:a="http://schemas.openxmlformats.org/drawingml/2006/main">
+                <a:graphicData uri="http://schemas.microsoft.com/office/word/2010/wordprocessingShape">
+                  <wps:wsp>
+                    <wps:cNvSpPr txBox="1"/>
+                    <wps:spPr>
+                      <a:xfrm>
+                        <a:off x="0" y="0"/>
+                        <a:ext cx="1167765" cy="271145"/>
+                      </a:xfrm>
+                      <a:prstGeom prst="rect">
+                        <a:avLst/>
+                      </a:prstGeom>
+                      <a:noFill/>
+                      <a:ln w="6350">
+                        <a:noFill/>
+                      </a:ln>
+                    </wps:spPr>
+                    <wps:txbx>
+                      <w:txbxContent>
+                        <w:p>
+                          <w:pPr>
+                            <w:rPr>
+                              <w:rFonts w:ascii="Noto Sans" w:hAnsi="Noto Sans" w:cs="Noto Sans"/>
+                              <w:color w:val="10373E"/>
+                              <w:sz w:val="16"/>
+                              <w:szCs w:val="16"/>
+                            </w:rPr>
+                          </w:pPr>
+                          <w:r>
+                            <w:rPr>
+                              <w:rFonts w:ascii="Noto Sans" w:hAnsi="Noto Sans" w:cs="Noto Sans"/>
+                              <w:color w:val="10373E"/>
+                              <w:sz w:val="16"/>
+                              <w:szCs w:val="16"/>
+                            </w:rPr>
+                            <w:t>https://theahg.co.za</w:t>
+                          </w:r>
+                        </w:p>
+                      </w:txbxContent>
+                    </wps:txbx>
+                    <wps:bodyPr rot="0" spcFirstLastPara="0" vertOverflow="overflow" horzOverflow="overflow" vert="horz" wrap="square" lIns="91440" tIns="45720" rIns="91440" bIns="45720" numCol="1" spcCol="0" rtlCol="0" fromWordArt="0" anchor="t" anchorCtr="0" forceAA="0" compatLnSpc="1">
+                      <a:prstTxWarp prst="textNoShape">
+                        <a:avLst/>
+                      </a:prstTxWarp>
+                      <a:noAutofit/>
+                    </wps:bodyPr>
+                  </wps:wsp>
+                </a:graphicData>
+              </a:graphic>
+              <wp14:sizeRelH relativeFrom="margin">
+                <wp14:pctWidth>0</wp14:pctWidth>
+              </wp14:sizeRelH>
+              <wp14:sizeRelV relativeFrom="margin">
+                <wp14:pctHeight>0</wp14:pctHeight>
+              </wp14:sizeRelV>
+            </wp:anchor>
+          </w:drawing>
+        </mc:Choice>
+        <mc:Fallback>
+          <w:pict>
+            <v:shape w14:anchorId="6B6A3860" id="_x0000_s1030" type="#_x0000_t202" style="position:absolute;margin-left:200.1pt;margin-top:10.55pt;width:91.95pt;height:21.35pt;z-index:251660288;visibility:visible;mso-wrap-style:square;mso-width-percent:0;mso-height-percent:0;mso-wrap-distance-left:9pt;mso-wrap-distance-top:0;mso-wrap-distance-right:9pt;mso-wrap-distance-bottom:0;mso-position-horizontal:absolute;mso-position-horizontal-relative:text;mso-position-vertical:absolute;mso-position-vertical-relative:text;mso-width-percent:0;mso-height-percent:0;mso-width-relative:margin;mso-height-relative:margin;v-text-anchor:top" o:gfxdata="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" filled="f" stroked="f" strokeweight=".5pt">
+              <v:textbox>
+                <w:txbxContent>
+                  <w:p>
+                    <w:pPr>
+                      <w:rPr>
+                        <w:rFonts w:ascii="Noto Sans" w:hAnsi="Noto Sans" w:cs="Noto Sans"/>
+                        <w:color w:val="10373E"/>
+                        <w:sz w:val="16"/>
+                        <w:szCs w:val="16"/>
+                      </w:rPr>
+                    </w:pPr>
+                    <w:r>
+                      <w:rPr>
+                        <w:rFonts w:ascii="Noto Sans" w:hAnsi="Noto Sans" w:cs="Noto Sans"/>
+                        <w:color w:val="10373E"/>
+                        <w:sz w:val="16"/>
+                        <w:szCs w:val="16"/>
+                      </w:rPr>
+                      <w:t>https://theahg.co.za</w:t>
+                    </w:r>
+                  </w:p>
+                </w:txbxContent>
+              </v:textbox>
+            </v:shape>
+          </w:pict>
+        </mc:Fallback>
+      </mc:AlternateContent>
+    </w:r>
+    <w:r>
+      <w:rPr>
+        <w:noProof/>
+      </w:rPr>
+      <mc:AlternateContent>
+        <mc:Choice Requires="wps">
+          <w:drawing>
+            <wp:anchor distT="0" distB="0" distL="114300" distR="114300" simplePos="0" relativeHeight="251662336" behindDoc="0" locked="0" layoutInCell="1" allowOverlap="1" wp14:anchorId="413D3162" wp14:editId="03DE40C5">
+              <wp:simplePos x="0" y="0"/>
+              <wp:positionH relativeFrom="column">
+                <wp:posOffset>3906396</wp:posOffset>
+              </wp:positionH>
+              <wp:positionV relativeFrom="paragraph">
+                <wp:posOffset>-192405</wp:posOffset>
+              </wp:positionV>
+              <wp:extent cx="1167765" cy="222250"/>
+              <wp:effectExtent l="0" t="0" r="0" b="6350"/>
+              <wp:wrapNone/>
+              <wp:docPr id="940937639" name="Text Box 5"/>
+              <wp:cNvGraphicFramePr/>
+              <a:graphic xmlns:a="http://schemas.openxmlformats.org/drawingml/2006/main">
+                <a:graphicData uri="http://schemas.microsoft.com/office/word/2010/wordprocessingShape">
+                  <wps:wsp>
+                    <wps:cNvSpPr txBox="1"/>
+                    <wps:spPr>
+                      <a:xfrm>
+                        <a:off x="0" y="0"/>
+                        <a:ext cx="1167765" cy="222250"/>
+                      </a:xfrm>
+                      <a:prstGeom prst="rect">
+                        <a:avLst/>
+                      </a:prstGeom>
+                      <a:noFill/>
+                      <a:ln w="6350">
+                        <a:noFill/>
+                      </a:ln>
+                    </wps:spPr>
+                    <wps:txbx>
+                      <w:txbxContent>
+                        <w:p>
+                          <w:pPr>
+                            <w:rPr>
+                              <w:rFonts w:ascii="Noto Sans" w:hAnsi="Noto Sans" w:cs="Noto Sans"/>
+                              <w:color w:val="10373E"/>
+                              <w:sz w:val="16"/>
+                              <w:szCs w:val="16"/>
+                            </w:rPr>
+                          </w:pPr>
+                          <w:r>
+                            <w:rPr>
+                              <w:rFonts w:ascii="Noto Sans" w:hAnsi="Noto Sans" w:cs="Noto Sans"/>
+                              <w:color w:val="10373E"/>
+                              <w:sz w:val="16"/>
+                              <w:szCs w:val="16"/>
+                            </w:rPr>
+                            <w:t xml:space="preserve">+27 </w:t>
+                          </w:r>
+                          <w:r>
+                            <w:rPr>
+                              <w:rFonts w:ascii="Noto Sans" w:hAnsi="Noto Sans" w:cs="Noto Sans"/>
+                              <w:color w:val="10373E"/>
+                              <w:sz w:val="16"/>
+                              <w:szCs w:val="16"/>
+                            </w:rPr>
+                            <w:t>87</w:t>
+                          </w:r>
+                          <w:r>
+                            <w:rPr>
+                              <w:rFonts w:ascii="Noto Sans" w:hAnsi="Noto Sans" w:cs="Noto Sans"/>
+                              <w:color w:val="10373E"/>
+                              <w:sz w:val="16"/>
+                              <w:szCs w:val="16"/>
+                            </w:rPr>
+                            <w:t> </w:t>
+                          </w:r>
+                          <w:r>
+                            <w:rPr>
+                              <w:rFonts w:ascii="Noto Sans" w:hAnsi="Noto Sans" w:cs="Noto Sans"/>
+                              <w:color w:val="10373E"/>
+                              <w:sz w:val="16"/>
+                              <w:szCs w:val="16"/>
+                            </w:rPr>
+                            <w:t>265</w:t>
+                          </w:r>
+                          <w:r>
+                            <w:rPr>
+                              <w:rFonts w:ascii="Noto Sans" w:hAnsi="Noto Sans" w:cs="Noto Sans"/>
+                              <w:color w:val="10373E"/>
+                              <w:sz w:val="16"/>
+                              <w:szCs w:val="16"/>
+                            </w:rPr>
+                            <w:t xml:space="preserve"> </w:t>
+                          </w:r>
+                          <w:r>
+                            <w:rPr>
+                              <w:rFonts w:ascii="Noto Sans" w:hAnsi="Noto Sans" w:cs="Noto Sans"/>
+                              <w:color w:val="10373E"/>
+                              <w:sz w:val="16"/>
+                              <w:szCs w:val="16"/>
+                            </w:rPr>
+                            <w:t>5297</w:t>
+                          </w:r>
+                        </w:p>
+                      </w:txbxContent>
+                    </wps:txbx>
+                    <wps:bodyPr rot="0" spcFirstLastPara="0" vertOverflow="overflow" horzOverflow="overflow" vert="horz" wrap="square" lIns="91440" tIns="45720" rIns="91440" bIns="45720" numCol="1" spcCol="0" rtlCol="0" fromWordArt="0" anchor="t" anchorCtr="0" forceAA="0" compatLnSpc="1">
+                      <a:prstTxWarp prst="textNoShape">
+                        <a:avLst/>
+                      </a:prstTxWarp>
+                      <a:noAutofit/>
+                    </wps:bodyPr>
+                  </wps:wsp>
+                </a:graphicData>
+              </a:graphic>
+              <wp14:sizeRelH relativeFrom="margin">
+                <wp14:pctWidth>0</wp14:pctWidth>
+              </wp14:sizeRelH>
+              <wp14:sizeRelV relativeFrom="margin">
+                <wp14:pctHeight>0</wp14:pctHeight>
+              </wp14:sizeRelV>
+            </wp:anchor>
+          </w:drawing>
+        </mc:Choice>
+        <mc:Fallback>
+          <w:pict>
+            <v:shape w14:anchorId="413D3162" id="_x0000_s1031" type="#_x0000_t202" style="position:absolute;margin-left:307.6pt;margin-top:-15.15pt;width:91.95pt;height:17.5pt;z-index:251662336;visibility:visible;mso-wrap-style:square;mso-width-percent:0;mso-height-percent:0;mso-wrap-distance-left:9pt;mso-wrap-distance-top:0;mso-wrap-distance-right:9pt;mso-wrap-distance-bottom:0;mso-position-horizontal:absolute;mso-position-horizontal-relative:text;mso-position-vertical:absolute;mso-position-vertical-relative:text;mso-width-percent:0;mso-height-percent:0;mso-width-relative:margin;mso-height-relative:margin;v-text-anchor:top" o:gfxdata="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" filled="f" stroked="f" strokeweight=".5pt">
+              <v:textbox>
+                <w:txbxContent>
+                  <w:p>
+                    <w:pPr>
+                      <w:rPr>
+                        <w:rFonts w:ascii="Noto Sans" w:hAnsi="Noto Sans" w:cs="Noto Sans"/>
+                        <w:color w:val="10373E"/>
+                        <w:sz w:val="16"/>
+                        <w:szCs w:val="16"/>
+                      </w:rPr>
+                    </w:pPr>
+                    <w:r>
+                      <w:rPr>
+                        <w:rFonts w:ascii="Noto Sans" w:hAnsi="Noto Sans" w:cs="Noto Sans"/>
+                        <w:color w:val="10373E"/>
+                        <w:sz w:val="16"/>
+                        <w:szCs w:val="16"/>
+                      </w:rPr>
+                      <w:t xml:space="preserve">+27 </w:t>
+                    </w:r>
+                    <w:r>
+                      <w:rPr>
+                        <w:rFonts w:ascii="Noto Sans" w:hAnsi="Noto Sans" w:cs="Noto Sans"/>
+                        <w:color w:val="10373E"/>
+                        <w:sz w:val="16"/>
+                        <w:szCs w:val="16"/>
+                      </w:rPr>
+                      <w:t>87</w:t>
+                    </w:r>
+                    <w:r>
+                      <w:rPr>
+                        <w:rFonts w:ascii="Noto Sans" w:hAnsi="Noto Sans" w:cs="Noto Sans"/>
+                        <w:color w:val="10373E"/>
+                        <w:sz w:val="16"/>
+                        <w:szCs w:val="16"/>
+                      </w:rPr>
+                      <w:t> </w:t>
+                    </w:r>
+                    <w:r>
+                      <w:rPr>
+                        <w:rFonts w:ascii="Noto Sans" w:hAnsi="Noto Sans" w:cs="Noto Sans"/>
+                        <w:color w:val="10373E"/>
+                        <w:sz w:val="16"/>
+                        <w:szCs w:val="16"/>
+                      </w:rPr>
+                      <w:t>265</w:t>
+                    </w:r>
+                    <w:r>
+                      <w:rPr>
+                        <w:rFonts w:ascii="Noto Sans" w:hAnsi="Noto Sans" w:cs="Noto Sans"/>
+                        <w:color w:val="10373E"/>
+                        <w:sz w:val="16"/>
+                        <w:szCs w:val="16"/>
+                      </w:rPr>
+                      <w:t xml:space="preserve"> </w:t>
+                    </w:r>
+                    <w:r>
+                      <w:rPr>
+                        <w:rFonts w:ascii="Noto Sans" w:hAnsi="Noto Sans" w:cs="Noto Sans"/>
+                        <w:color w:val="10373E"/>
+                        <w:sz w:val="16"/>
+                        <w:szCs w:val="16"/>
+                      </w:rPr>
+                      <w:t>5297</w:t>
+                    </w:r>
+                  </w:p>
+                </w:txbxContent>
+              </v:textbox>
+            </v:shape>
+          </w:pict>
+        </mc:Fallback>
+      </mc:AlternateContent>
+    </w:r>
+  </w:p>
+  <w:p>
+    <w:pPr>
+      <w:pStyle w:val="Header"/>
+    </w:pPr>
+  </w:p>
+</w:hdr>
 </file>
 
 <file path=word/numbering.xml><?xml version="1.0" encoding="utf-8"?>
@@ -14299,15 +14675,15 @@
   <w:docDefaults>
     <w:rPrDefault>
       <w:rPr>
-        <w:rFonts w:asciiTheme="minorHAnsi" w:cstheme="minorBidi" w:eastAsiaTheme="minorHAnsi" w:hAnsiTheme="minorHAnsi"/>
+        <w:rFonts w:ascii="Arial" w:cs="Arial" w:eastAsia="Arial" w:hAnsi="Arial"/>
         <w:sz w:val="24"/>
         <w:szCs w:val="24"/>
-        <w:lang w:bidi="ar-SA" w:eastAsia="en-US" w:val="en-US"/>
+        <w:lang w:bidi="ar-SA" w:eastAsia="en-ZA" w:val="en-ZA"/>
       </w:rPr>
     </w:rPrDefault>
     <w:pPrDefault>
       <w:pPr>
-        <w:spacing w:after="200"/>
+        <w:spacing w:after="200" w:line="360" w:lineRule="auto"/>
       </w:pPr>
     </w:pPrDefault>
   </w:docDefaults>
@@ -14315,6 +14691,9 @@
   <w:style w:default="1" w:styleId="Normal" w:type="paragraph">
     <w:name w:val="Normal"/>
     <w:qFormat/>
+    <w:pPr>
+      <w:jc w:val="both"/>
+    </w:pPr>
   </w:style>
   <w:style w:styleId="BodyText" w:type="paragraph">
     <w:name w:val="Body Text"/>
@@ -14322,6 +14701,7 @@
     <w:link w:val="BodyTextChar"/>
     <w:pPr>
       <w:spacing w:after="180" w:before="180"/>
+      <w:jc w:val="both"/>
     </w:pPr>
     <w:qFormat/>
   </w:style>
@@ -14330,6 +14710,9 @@
     <w:basedOn w:val="BodyText"/>
     <w:next w:val="BodyText"/>
     <w:qFormat/>
+    <w:pPr>
+      <w:jc w:val="both"/>
+    </w:pPr>
   </w:style>
   <w:style w:customStyle="1" w:styleId="Compact" w:type="paragraph">
     <w:name w:val="Compact"/>
@@ -14653,31 +15036,32 @@
   <w:style w:default="1" w:styleId="Table" w:type="table">
     <w:name w:val="Table"/>
     <w:basedOn w:val="TableNormal"/>
-    <w:semiHidden/>
-    <w:unhideWhenUsed/>
     <w:qFormat/>
     <w:tblPr>
       <w:tblInd w:type="dxa" w:w="0"/>
+      <w:tblBorders>
+        <w:top w:color="595959" w:space="0" w:sz="4" w:val="single"/>
+        <w:left w:color="595959" w:space="0" w:sz="4" w:val="single"/>
+        <w:bottom w:color="595959" w:space="0" w:sz="4" w:val="single"/>
+        <w:right w:color="595959" w:space="0" w:sz="4" w:val="single"/>
+        <w:insideH w:color="595959" w:space="0" w:sz="4" w:val="single"/>
+        <w:insideV w:color="595959" w:space="0" w:sz="4" w:val="single"/>
+      </w:tblBorders>
       <w:tblCellMar>
-        <w:top w:type="dxa" w:w="0"/>
+        <w:top w:type="dxa" w:w="60"/>
         <w:left w:type="dxa" w:w="108"/>
-        <w:bottom w:type="dxa" w:w="0"/>
+        <w:bottom w:type="dxa" w:w="60"/>
         <w:right w:type="dxa" w:w="108"/>
       </w:tblCellMar>
     </w:tblPr>
     <w:tblStylePr w:type="firstRow">
-      <w:tblPr>
-        <w:jc w:val="left"/>
-        <w:tblInd w:type="dxa" w:w="0"/>
-      </w:tblPr>
-      <w:trPr>
-        <w:jc w:val="left"/>
-      </w:trPr>
+      <w:rPr>
+        <w:b/>
+        <w:color w:val="FFFFFF"/>
+      </w:rPr>
       <w:tcPr>
-        <w:vAlign w:val="bottom"/>
-        <w:tcBorders>
-          <w:bottom w:val="single"/>
-        </w:tcBorders>
+        <w:shd w:color="auto" w:fill="10373E" w:val="clear"/>
+        <w:vAlign w:val="center"/>
       </w:tcPr>
     </w:tblStylePr>
   </w:style>
@@ -15060,7 +15444,7 @@
     </a:clrScheme>
     <a:fontScheme name="Office">
       <a:majorFont>
-        <a:latin typeface="Calibri"/>
+        <a:latin typeface="Arial"/>
         <a:ea typeface=""/>
         <a:cs typeface=""/>
         <a:font script="Jpan" typeface="ＭＳ ゴシック"/>
@@ -15094,7 +15478,7 @@
         <a:font script="Uigh" typeface="Microsoft Uighur"/>
       </a:majorFont>
       <a:minorFont>
-        <a:latin typeface="Cambria"/>
+        <a:latin typeface="Arial"/>
         <a:ea typeface=""/>
         <a:cs typeface=""/>
         <a:font script="Jpan" typeface="ＭＳ 明朝"/>
